--- a/docs/editor-revision/Manuscript_Final_Editor_Revision_Red_Tracked.docx
+++ b/docs/editor-revision/Manuscript_Final_Editor_Revision_Red_Tracked.docx
@@ -5007,7 +5007,7 @@
         </w:numPr>
         <w:ind w:left="360"/>
       </w:pPr>
-      <w:del w:id="1104" w:author="Editor Revision" w:date="2026-07-22T00:00:00Z">
+      <w:del w:id="1110" w:author="Editor Revision" w:date="2026-07-22T00:00:00Z">
         <w:r>
           <w:lastRenderedPageBreak/>
           <mc:AlternateContent>
@@ -5173,7 +5173,7 @@
           </mc:AlternateContent>
         </w:r>
       </w:del>
-      <w:del w:id="1107" w:author="Editor Revision" w:date="2026-07-22T00:00:00Z">
+      <w:del w:id="1113" w:author="Editor Revision" w:date="2026-07-22T00:00:00Z">
         <w:r>
           <w:drawing>
             <wp:anchor distT="0" distB="0" distL="114300" distR="114300" simplePos="0" relativeHeight="251659264" behindDoc="0" locked="0" layoutInCell="1" allowOverlap="1" wp14:anchorId="4E7222C5" wp14:editId="5FCB7DED">
@@ -5268,12 +5268,12 @@
       <w:pPr>
         <w:pStyle w:val="RSR"/>
       </w:pPr>
-      <w:ins w:id="1350" w:author="Editor Revision" w:date="2026-07-22T00:00:00Z">
+      <w:ins w:id="1356" w:author="Editor Revision" w:date="2026-07-22T00:00:00Z">
         <w:r>
           <w:rPr>
             <w:color w:val="FF0000"/>
           </w:rPr>
-          <w:t xml:space="preserve">Table 1 consolidates every parameter required to reproduce the experiments, distinguishing economic-PoW, fixed-power baseline, PoS, communication, and carbon parameters, and marking each as a deterministic input, a swept level, or a stochastic (seed-varying) quantity.</w:t>
+          <w:t xml:space="preserve">Table 1 consolidates every parameter required to reproduce the experiments; each value is traceable to the released code or CSV outputs and is marked as a deterministic input, a swept level, or a stochastic (seed-varying) quantity.</w:t>
         </w:r>
       </w:ins>
     </w:p>
@@ -5294,715 +5294,6 @@
       </w:tblGrid>
       <w:tr>
         <w:trPr>
-          <w:ins w:id="1322" w:author="Editor Revision" w:date="2026-07-22T00:00:00Z"/>
-        </w:trPr>
-        <w:tc>
-          <w:tcPr>
-            <w:tcW w:type="dxa" w:w="1392"/>
-          </w:tcPr>
-          <w:p>
-            <w:ins w:id="1126" w:author="Editor Revision" w:date="2026-07-22T00:00:00Z">
-              <w:r>
-                <w:rPr>
-                  <w:color w:val="FF0000"/>
-                  <w:b/>
-                  <w:sz w:val="16"/>
-                </w:rPr>
-                <w:t xml:space="preserve">Parameter</w:t>
-              </w:r>
-            </w:ins>
-          </w:p>
-        </w:tc>
-        <w:tc>
-          <w:tcPr>
-            <w:tcW w:type="dxa" w:w="1392"/>
-          </w:tcPr>
-          <w:p>
-            <w:ins w:id="1127" w:author="Editor Revision" w:date="2026-07-22T00:00:00Z">
-              <w:r>
-                <w:rPr>
-                  <w:color w:val="FF0000"/>
-                  <w:b/>
-                  <w:sz w:val="16"/>
-                </w:rPr>
-                <w:t xml:space="preserve">Symbol</w:t>
-              </w:r>
-            </w:ins>
-          </w:p>
-        </w:tc>
-        <w:tc>
-          <w:tcPr>
-            <w:tcW w:type="dxa" w:w="1392"/>
-          </w:tcPr>
-          <w:p>
-            <w:ins w:id="1128" w:author="Editor Revision" w:date="2026-07-22T00:00:00Z">
-              <w:r>
-                <w:rPr>
-                  <w:color w:val="FF0000"/>
-                  <w:b/>
-                  <w:sz w:val="16"/>
-                </w:rPr>
-                <w:t xml:space="preserve">Value / range</w:t>
-              </w:r>
-            </w:ins>
-          </w:p>
-        </w:tc>
-        <w:tc>
-          <w:tcPr>
-            <w:tcW w:type="dxa" w:w="1392"/>
-          </w:tcPr>
-          <w:p>
-            <w:ins w:id="1129" w:author="Editor Revision" w:date="2026-07-22T00:00:00Z">
-              <w:r>
-                <w:rPr>
-                  <w:color w:val="FF0000"/>
-                  <w:b/>
-                  <w:sz w:val="16"/>
-                </w:rPr>
-                <w:t xml:space="preserve">Unit</w:t>
-              </w:r>
-            </w:ins>
-          </w:p>
-        </w:tc>
-        <w:tc>
-          <w:tcPr>
-            <w:tcW w:type="dxa" w:w="1392"/>
-          </w:tcPr>
-          <w:p>
-            <w:ins w:id="1130" w:author="Editor Revision" w:date="2026-07-22T00:00:00Z">
-              <w:r>
-                <w:rPr>
-                  <w:color w:val="FF0000"/>
-                  <w:b/>
-                  <w:sz w:val="16"/>
-                </w:rPr>
-                <w:t xml:space="preserve">Model / scenario</w:t>
-              </w:r>
-            </w:ins>
-          </w:p>
-        </w:tc>
-        <w:tc>
-          <w:tcPr>
-            <w:tcW w:type="dxa" w:w="1392"/>
-          </w:tcPr>
-          <w:p>
-            <w:ins w:id="1131" w:author="Editor Revision" w:date="2026-07-22T00:00:00Z">
-              <w:r>
-                <w:rPr>
-                  <w:color w:val="FF0000"/>
-                  <w:b/>
-                  <w:sz w:val="16"/>
-                </w:rPr>
-                <w:t xml:space="preserve">Type</w:t>
-              </w:r>
-            </w:ins>
-          </w:p>
-        </w:tc>
-        <w:tc>
-          <w:tcPr>
-            <w:tcW w:type="dxa" w:w="1392"/>
-          </w:tcPr>
-          <w:p>
-            <w:ins w:id="1132" w:author="Editor Revision" w:date="2026-07-22T00:00:00Z">
-              <w:r>
-                <w:rPr>
-                  <w:color w:val="FF0000"/>
-                  <w:b/>
-                  <w:sz w:val="16"/>
-                </w:rPr>
-                <w:t xml:space="preserve">Source / justification</w:t>
-              </w:r>
-            </w:ins>
-          </w:p>
-        </w:tc>
-      </w:tr>
-      <w:tr>
-        <w:trPr>
-          <w:ins w:id="1323" w:author="Editor Revision" w:date="2026-07-22T00:00:00Z"/>
-        </w:trPr>
-        <w:tc>
-          <w:tcPr>
-            <w:tcW w:type="dxa" w:w="1392"/>
-          </w:tcPr>
-          <w:p>
-            <w:ins w:id="1133" w:author="Editor Revision" w:date="2026-07-22T00:00:00Z">
-              <w:r>
-                <w:rPr>
-                  <w:color w:val="FF0000"/>
-                  <w:sz w:val="16"/>
-                </w:rPr>
-                <w:t xml:space="preserve">Block subsidy</w:t>
-              </w:r>
-            </w:ins>
-          </w:p>
-        </w:tc>
-        <w:tc>
-          <w:tcPr>
-            <w:tcW w:type="dxa" w:w="1392"/>
-          </w:tcPr>
-          <w:p>
-            <w:ins w:id="1134" w:author="Editor Revision" w:date="2026-07-22T00:00:00Z">
-              <w:r>
-                <w:rPr>
-                  <w:color w:val="FF0000"/>
-                  <w:sz w:val="16"/>
-                </w:rPr>
-                <w:t xml:space="preserve">B_t</w:t>
-              </w:r>
-            </w:ins>
-          </w:p>
-        </w:tc>
-        <w:tc>
-          <w:tcPr>
-            <w:tcW w:type="dxa" w:w="1392"/>
-          </w:tcPr>
-          <w:p>
-            <w:ins w:id="1135" w:author="Editor Revision" w:date="2026-07-22T00:00:00Z">
-              <w:r>
-                <w:rPr>
-                  <w:color w:val="FF0000"/>
-                  <w:sz w:val="16"/>
-                </w:rPr>
-                <w:t xml:space="preserve">3.125 (swept 1.5625 / 3.125 / 6.25)</w:t>
-              </w:r>
-            </w:ins>
-          </w:p>
-        </w:tc>
-        <w:tc>
-          <w:tcPr>
-            <w:tcW w:type="dxa" w:w="1392"/>
-          </w:tcPr>
-          <w:p>
-            <w:ins w:id="1136" w:author="Editor Revision" w:date="2026-07-22T00:00:00Z">
-              <w:r>
-                <w:rPr>
-                  <w:color w:val="FF0000"/>
-                  <w:sz w:val="16"/>
-                </w:rPr>
-                <w:t xml:space="preserve">coin/block</w:t>
-              </w:r>
-            </w:ins>
-          </w:p>
-        </w:tc>
-        <w:tc>
-          <w:tcPr>
-            <w:tcW w:type="dxa" w:w="1392"/>
-          </w:tcPr>
-          <w:p>
-            <w:ins w:id="1137" w:author="Editor Revision" w:date="2026-07-22T00:00:00Z">
-              <w:r>
-                <w:rPr>
-                  <w:color w:val="FF0000"/>
-                  <w:sz w:val="16"/>
-                </w:rPr>
-                <w:t xml:space="preserve">PoW economic</w:t>
-              </w:r>
-            </w:ins>
-          </w:p>
-        </w:tc>
-        <w:tc>
-          <w:tcPr>
-            <w:tcW w:type="dxa" w:w="1392"/>
-          </w:tcPr>
-          <w:p>
-            <w:ins w:id="1138" w:author="Editor Revision" w:date="2026-07-22T00:00:00Z">
-              <w:r>
-                <w:rPr>
-                  <w:color w:val="FF0000"/>
-                  <w:sz w:val="16"/>
-                </w:rPr>
-                <w:t xml:space="preserve">Input (swept)</w:t>
-              </w:r>
-            </w:ins>
-          </w:p>
-        </w:tc>
-        <w:tc>
-          <w:tcPr>
-            <w:tcW w:type="dxa" w:w="1392"/>
-          </w:tcPr>
-          <w:p>
-            <w:ins w:id="1139" w:author="Editor Revision" w:date="2026-07-22T00:00:00Z">
-              <w:r>
-                <w:rPr>
-                  <w:color w:val="FF0000"/>
-                  <w:sz w:val="16"/>
-                </w:rPr>
-                <w:t xml:space="preserve">Post-2024-halving anchor (assumption)</w:t>
-              </w:r>
-            </w:ins>
-          </w:p>
-        </w:tc>
-      </w:tr>
-      <w:tr>
-        <w:trPr>
-          <w:ins w:id="1324" w:author="Editor Revision" w:date="2026-07-22T00:00:00Z"/>
-        </w:trPr>
-        <w:tc>
-          <w:tcPr>
-            <w:tcW w:type="dxa" w:w="1392"/>
-          </w:tcPr>
-          <w:p>
-            <w:ins w:id="1140" w:author="Editor Revision" w:date="2026-07-22T00:00:00Z">
-              <w:r>
-                <w:rPr>
-                  <w:color w:val="FF0000"/>
-                  <w:sz w:val="16"/>
-                </w:rPr>
-                <w:t xml:space="preserve">Avg. transaction fees</w:t>
-              </w:r>
-            </w:ins>
-          </w:p>
-        </w:tc>
-        <w:tc>
-          <w:tcPr>
-            <w:tcW w:type="dxa" w:w="1392"/>
-          </w:tcPr>
-          <w:p>
-            <w:ins w:id="1141" w:author="Editor Revision" w:date="2026-07-22T00:00:00Z">
-              <w:r>
-                <w:rPr>
-                  <w:color w:val="FF0000"/>
-                  <w:sz w:val="16"/>
-                </w:rPr>
-                <w:t xml:space="preserve">F_t</w:t>
-              </w:r>
-            </w:ins>
-          </w:p>
-        </w:tc>
-        <w:tc>
-          <w:tcPr>
-            <w:tcW w:type="dxa" w:w="1392"/>
-          </w:tcPr>
-          <w:p>
-            <w:ins w:id="1142" w:author="Editor Revision" w:date="2026-07-22T00:00:00Z">
-              <w:r>
-                <w:rPr>
-                  <w:color w:val="FF0000"/>
-                  <w:sz w:val="16"/>
-                </w:rPr>
-                <w:t xml:space="preserve">0.30 (±40% across seeds)</w:t>
-              </w:r>
-            </w:ins>
-          </w:p>
-        </w:tc>
-        <w:tc>
-          <w:tcPr>
-            <w:tcW w:type="dxa" w:w="1392"/>
-          </w:tcPr>
-          <w:p>
-            <w:ins w:id="1143" w:author="Editor Revision" w:date="2026-07-22T00:00:00Z">
-              <w:r>
-                <w:rPr>
-                  <w:color w:val="FF0000"/>
-                  <w:sz w:val="16"/>
-                </w:rPr>
-                <w:t xml:space="preserve">coin/block</w:t>
-              </w:r>
-            </w:ins>
-          </w:p>
-        </w:tc>
-        <w:tc>
-          <w:tcPr>
-            <w:tcW w:type="dxa" w:w="1392"/>
-          </w:tcPr>
-          <w:p>
-            <w:ins w:id="1144" w:author="Editor Revision" w:date="2026-07-22T00:00:00Z">
-              <w:r>
-                <w:rPr>
-                  <w:color w:val="FF0000"/>
-                  <w:sz w:val="16"/>
-                </w:rPr>
-                <w:t xml:space="preserve">PoW economic</w:t>
-              </w:r>
-            </w:ins>
-          </w:p>
-        </w:tc>
-        <w:tc>
-          <w:tcPr>
-            <w:tcW w:type="dxa" w:w="1392"/>
-          </w:tcPr>
-          <w:p>
-            <w:ins w:id="1145" w:author="Editor Revision" w:date="2026-07-22T00:00:00Z">
-              <w:r>
-                <w:rPr>
-                  <w:color w:val="FF0000"/>
-                  <w:sz w:val="16"/>
-                </w:rPr>
-                <w:t xml:space="preserve">Stochastic</w:t>
-              </w:r>
-            </w:ins>
-          </w:p>
-        </w:tc>
-        <w:tc>
-          <w:tcPr>
-            <w:tcW w:type="dxa" w:w="1392"/>
-          </w:tcPr>
-          <w:p>
-            <w:ins w:id="1146" w:author="Editor Revision" w:date="2026-07-22T00:00:00Z">
-              <w:r>
-                <w:rPr>
-                  <w:color w:val="FF0000"/>
-                  <w:sz w:val="16"/>
-                </w:rPr>
-                <w:t xml:space="preserve">Scenario assumption</w:t>
-              </w:r>
-            </w:ins>
-          </w:p>
-        </w:tc>
-      </w:tr>
-      <w:tr>
-        <w:trPr>
-          <w:ins w:id="1325" w:author="Editor Revision" w:date="2026-07-22T00:00:00Z"/>
-        </w:trPr>
-        <w:tc>
-          <w:tcPr>
-            <w:tcW w:type="dxa" w:w="1392"/>
-          </w:tcPr>
-          <w:p>
-            <w:ins w:id="1147" w:author="Editor Revision" w:date="2026-07-22T00:00:00Z">
-              <w:r>
-                <w:rPr>
-                  <w:color w:val="FF0000"/>
-                  <w:sz w:val="16"/>
-                </w:rPr>
-                <w:t xml:space="preserve">Coin price</w:t>
-              </w:r>
-            </w:ins>
-          </w:p>
-        </w:tc>
-        <w:tc>
-          <w:tcPr>
-            <w:tcW w:type="dxa" w:w="1392"/>
-          </w:tcPr>
-          <w:p>
-            <w:ins w:id="1148" w:author="Editor Revision" w:date="2026-07-22T00:00:00Z">
-              <w:r>
-                <w:rPr>
-                  <w:color w:val="FF0000"/>
-                  <w:sz w:val="16"/>
-                </w:rPr>
-                <w:t xml:space="preserve">P_t</w:t>
-              </w:r>
-            </w:ins>
-          </w:p>
-        </w:tc>
-        <w:tc>
-          <w:tcPr>
-            <w:tcW w:type="dxa" w:w="1392"/>
-          </w:tcPr>
-          <w:p>
-            <w:ins w:id="1149" w:author="Editor Revision" w:date="2026-07-22T00:00:00Z">
-              <w:r>
-                <w:rPr>
-                  <w:color w:val="FF0000"/>
-                  <w:sz w:val="16"/>
-                </w:rPr>
-                <w:t xml:space="preserve">60,000 (swept 20,000 / 60,000 / 100,000; ±5% across seeds)</w:t>
-              </w:r>
-            </w:ins>
-          </w:p>
-        </w:tc>
-        <w:tc>
-          <w:tcPr>
-            <w:tcW w:type="dxa" w:w="1392"/>
-          </w:tcPr>
-          <w:p>
-            <w:ins w:id="1150" w:author="Editor Revision" w:date="2026-07-22T00:00:00Z">
-              <w:r>
-                <w:rPr>
-                  <w:color w:val="FF0000"/>
-                  <w:sz w:val="16"/>
-                </w:rPr>
-                <w:t xml:space="preserve">USD/coin</w:t>
-              </w:r>
-            </w:ins>
-          </w:p>
-        </w:tc>
-        <w:tc>
-          <w:tcPr>
-            <w:tcW w:type="dxa" w:w="1392"/>
-          </w:tcPr>
-          <w:p>
-            <w:ins w:id="1151" w:author="Editor Revision" w:date="2026-07-22T00:00:00Z">
-              <w:r>
-                <w:rPr>
-                  <w:color w:val="FF0000"/>
-                  <w:sz w:val="16"/>
-                </w:rPr>
-                <w:t xml:space="preserve">PoW economic</w:t>
-              </w:r>
-            </w:ins>
-          </w:p>
-        </w:tc>
-        <w:tc>
-          <w:tcPr>
-            <w:tcW w:type="dxa" w:w="1392"/>
-          </w:tcPr>
-          <w:p>
-            <w:ins w:id="1152" w:author="Editor Revision" w:date="2026-07-22T00:00:00Z">
-              <w:r>
-                <w:rPr>
-                  <w:color w:val="FF0000"/>
-                  <w:sz w:val="16"/>
-                </w:rPr>
-                <w:t xml:space="preserve">Input (swept)/stochastic</w:t>
-              </w:r>
-            </w:ins>
-          </w:p>
-        </w:tc>
-        <w:tc>
-          <w:tcPr>
-            <w:tcW w:type="dxa" w:w="1392"/>
-          </w:tcPr>
-          <w:p>
-            <w:ins w:id="1153" w:author="Editor Revision" w:date="2026-07-22T00:00:00Z">
-              <w:r>
-                <w:rPr>
-                  <w:color w:val="FF0000"/>
-                  <w:sz w:val="16"/>
-                </w:rPr>
-                <w:t xml:space="preserve">Scenario assumption</w:t>
-              </w:r>
-            </w:ins>
-          </w:p>
-        </w:tc>
-      </w:tr>
-      <w:tr>
-        <w:trPr>
-          <w:ins w:id="1326" w:author="Editor Revision" w:date="2026-07-22T00:00:00Z"/>
-        </w:trPr>
-        <w:tc>
-          <w:tcPr>
-            <w:tcW w:type="dxa" w:w="1392"/>
-          </w:tcPr>
-          <w:p>
-            <w:ins w:id="1154" w:author="Editor Revision" w:date="2026-07-22T00:00:00Z">
-              <w:r>
-                <w:rPr>
-                  <w:color w:val="FF0000"/>
-                  <w:sz w:val="16"/>
-                </w:rPr>
-                <w:t xml:space="preserve">Electricity price</w:t>
-              </w:r>
-            </w:ins>
-          </w:p>
-        </w:tc>
-        <w:tc>
-          <w:tcPr>
-            <w:tcW w:type="dxa" w:w="1392"/>
-          </w:tcPr>
-          <w:p>
-            <w:ins w:id="1155" w:author="Editor Revision" w:date="2026-07-22T00:00:00Z">
-              <w:r>
-                <w:rPr>
-                  <w:color w:val="FF0000"/>
-                  <w:sz w:val="16"/>
-                </w:rPr>
-                <w:t xml:space="preserve">C_elec</w:t>
-              </w:r>
-            </w:ins>
-          </w:p>
-        </w:tc>
-        <w:tc>
-          <w:tcPr>
-            <w:tcW w:type="dxa" w:w="1392"/>
-          </w:tcPr>
-          <w:p>
-            <w:ins w:id="1156" w:author="Editor Revision" w:date="2026-07-22T00:00:00Z">
-              <w:r>
-                <w:rPr>
-                  <w:color w:val="FF0000"/>
-                  <w:sz w:val="16"/>
-                </w:rPr>
-                <w:t xml:space="preserve">0.05 (swept 0.03 / 0.05 / 0.10)</w:t>
-              </w:r>
-            </w:ins>
-          </w:p>
-        </w:tc>
-        <w:tc>
-          <w:tcPr>
-            <w:tcW w:type="dxa" w:w="1392"/>
-          </w:tcPr>
-          <w:p>
-            <w:ins w:id="1157" w:author="Editor Revision" w:date="2026-07-22T00:00:00Z">
-              <w:r>
-                <w:rPr>
-                  <w:color w:val="FF0000"/>
-                  <w:sz w:val="16"/>
-                </w:rPr>
-                <w:t xml:space="preserve">USD/kWh</w:t>
-              </w:r>
-            </w:ins>
-          </w:p>
-        </w:tc>
-        <w:tc>
-          <w:tcPr>
-            <w:tcW w:type="dxa" w:w="1392"/>
-          </w:tcPr>
-          <w:p>
-            <w:ins w:id="1158" w:author="Editor Revision" w:date="2026-07-22T00:00:00Z">
-              <w:r>
-                <w:rPr>
-                  <w:color w:val="FF0000"/>
-                  <w:sz w:val="16"/>
-                </w:rPr>
-                <w:t xml:space="preserve">PoW economic</w:t>
-              </w:r>
-            </w:ins>
-          </w:p>
-        </w:tc>
-        <w:tc>
-          <w:tcPr>
-            <w:tcW w:type="dxa" w:w="1392"/>
-          </w:tcPr>
-          <w:p>
-            <w:ins w:id="1159" w:author="Editor Revision" w:date="2026-07-22T00:00:00Z">
-              <w:r>
-                <w:rPr>
-                  <w:color w:val="FF0000"/>
-                  <w:sz w:val="16"/>
-                </w:rPr>
-                <w:t xml:space="preserve">Input (swept)</w:t>
-              </w:r>
-            </w:ins>
-          </w:p>
-        </w:tc>
-        <w:tc>
-          <w:tcPr>
-            <w:tcW w:type="dxa" w:w="1392"/>
-          </w:tcPr>
-          <w:p>
-            <w:ins w:id="1160" w:author="Editor Revision" w:date="2026-07-22T00:00:00Z">
-              <w:r>
-                <w:rPr>
-                  <w:color w:val="FF0000"/>
-                  <w:sz w:val="16"/>
-                </w:rPr>
-                <w:t xml:space="preserve">Industrial-mining assumption</w:t>
-              </w:r>
-            </w:ins>
-          </w:p>
-        </w:tc>
-      </w:tr>
-      <w:tr>
-        <w:trPr>
-          <w:ins w:id="1327" w:author="Editor Revision" w:date="2026-07-22T00:00:00Z"/>
-        </w:trPr>
-        <w:tc>
-          <w:tcPr>
-            <w:tcW w:type="dxa" w:w="1392"/>
-          </w:tcPr>
-          <w:p>
-            <w:ins w:id="1161" w:author="Editor Revision" w:date="2026-07-22T00:00:00Z">
-              <w:r>
-                <w:rPr>
-                  <w:color w:val="FF0000"/>
-                  <w:sz w:val="16"/>
-                </w:rPr>
-                <w:t xml:space="preserve">Electricity-spend ratio</w:t>
-              </w:r>
-            </w:ins>
-          </w:p>
-        </w:tc>
-        <w:tc>
-          <w:tcPr>
-            <w:tcW w:type="dxa" w:w="1392"/>
-          </w:tcPr>
-          <w:p>
-            <w:ins w:id="1162" w:author="Editor Revision" w:date="2026-07-22T00:00:00Z">
-              <w:r>
-                <w:rPr>
-                  <w:color w:val="FF0000"/>
-                  <w:sz w:val="16"/>
-                </w:rPr>
-                <w:t xml:space="preserve">κ</w:t>
-              </w:r>
-            </w:ins>
-          </w:p>
-        </w:tc>
-        <w:tc>
-          <w:tcPr>
-            <w:tcW w:type="dxa" w:w="1392"/>
-          </w:tcPr>
-          <w:p>
-            <w:ins w:id="1163" w:author="Editor Revision" w:date="2026-07-22T00:00:00Z">
-              <w:r>
-                <w:rPr>
-                  <w:color w:val="FF0000"/>
-                  <w:sz w:val="16"/>
-                </w:rPr>
-                <w:t xml:space="preserve">0.80</w:t>
-              </w:r>
-            </w:ins>
-          </w:p>
-        </w:tc>
-        <w:tc>
-          <w:tcPr>
-            <w:tcW w:type="dxa" w:w="1392"/>
-          </w:tcPr>
-          <w:p>
-            <w:ins w:id="1164" w:author="Editor Revision" w:date="2026-07-22T00:00:00Z">
-              <w:r>
-                <w:rPr>
-                  <w:color w:val="FF0000"/>
-                  <w:sz w:val="16"/>
-                </w:rPr>
-                <w:t xml:space="preserve">-</w:t>
-              </w:r>
-            </w:ins>
-          </w:p>
-        </w:tc>
-        <w:tc>
-          <w:tcPr>
-            <w:tcW w:type="dxa" w:w="1392"/>
-          </w:tcPr>
-          <w:p>
-            <w:ins w:id="1165" w:author="Editor Revision" w:date="2026-07-22T00:00:00Z">
-              <w:r>
-                <w:rPr>
-                  <w:color w:val="FF0000"/>
-                  <w:sz w:val="16"/>
-                </w:rPr>
-                <w:t xml:space="preserve">PoW economic</w:t>
-              </w:r>
-            </w:ins>
-          </w:p>
-        </w:tc>
-        <w:tc>
-          <w:tcPr>
-            <w:tcW w:type="dxa" w:w="1392"/>
-          </w:tcPr>
-          <w:p>
-            <w:ins w:id="1166" w:author="Editor Revision" w:date="2026-07-22T00:00:00Z">
-              <w:r>
-                <w:rPr>
-                  <w:color w:val="FF0000"/>
-                  <w:sz w:val="16"/>
-                </w:rPr>
-                <w:t xml:space="preserve">Deterministic input</w:t>
-              </w:r>
-            </w:ins>
-          </w:p>
-        </w:tc>
-        <w:tc>
-          <w:tcPr>
-            <w:tcW w:type="dxa" w:w="1392"/>
-          </w:tcPr>
-          <w:p>
-            <w:ins w:id="1167" w:author="Editor Revision" w:date="2026-07-22T00:00:00Z">
-              <w:r>
-                <w:rPr>
-                  <w:color w:val="FF0000"/>
-                  <w:sz w:val="16"/>
-                </w:rPr>
-                <w:t xml:space="preserve">Assumption, κ ∈ [0,1]</w:t>
-              </w:r>
-            </w:ins>
-          </w:p>
-        </w:tc>
-      </w:tr>
-      <w:tr>
-        <w:trPr>
           <w:ins w:id="1328" w:author="Editor Revision" w:date="2026-07-22T00:00:00Z"/>
         </w:trPr>
         <w:tc>
@@ -6010,109 +5301,116 @@
             <w:tcW w:type="dxa" w:w="1392"/>
           </w:tcPr>
           <w:p>
-            <w:ins w:id="1168" w:author="Editor Revision" w:date="2026-07-22T00:00:00Z">
-              <w:r>
-                <w:rPr>
-                  <w:color w:val="FF0000"/>
-                  <w:sz w:val="16"/>
-                </w:rPr>
-                <w:t xml:space="preserve">Mining efficiency</w:t>
-              </w:r>
-            </w:ins>
-          </w:p>
-        </w:tc>
-        <w:tc>
-          <w:tcPr>
-            <w:tcW w:type="dxa" w:w="1392"/>
-          </w:tcPr>
-          <w:p>
-            <w:ins w:id="1169" w:author="Editor Revision" w:date="2026-07-22T00:00:00Z">
-              <w:r>
-                <w:rPr>
-                  <w:color w:val="FF0000"/>
-                  <w:sz w:val="16"/>
-                </w:rPr>
-                <w:t xml:space="preserve">-</w:t>
-              </w:r>
-            </w:ins>
-          </w:p>
-        </w:tc>
-        <w:tc>
-          <w:tcPr>
-            <w:tcW w:type="dxa" w:w="1392"/>
-          </w:tcPr>
-          <w:p>
-            <w:ins w:id="1170" w:author="Editor Revision" w:date="2026-07-22T00:00:00Z">
-              <w:r>
-                <w:rPr>
-                  <w:color w:val="FF0000"/>
-                  <w:sz w:val="16"/>
-                </w:rPr>
-                <w:t xml:space="preserve">21.5</w:t>
-              </w:r>
-            </w:ins>
-          </w:p>
-        </w:tc>
-        <w:tc>
-          <w:tcPr>
-            <w:tcW w:type="dxa" w:w="1392"/>
-          </w:tcPr>
-          <w:p>
-            <w:ins w:id="1171" w:author="Editor Revision" w:date="2026-07-22T00:00:00Z">
-              <w:r>
-                <w:rPr>
-                  <w:color w:val="FF0000"/>
-                  <w:sz w:val="16"/>
-                </w:rPr>
-                <w:t xml:space="preserve">J/TH</w:t>
-              </w:r>
-            </w:ins>
-          </w:p>
-        </w:tc>
-        <w:tc>
-          <w:tcPr>
-            <w:tcW w:type="dxa" w:w="1392"/>
-          </w:tcPr>
-          <w:p>
-            <w:ins w:id="1172" w:author="Editor Revision" w:date="2026-07-22T00:00:00Z">
-              <w:r>
-                <w:rPr>
-                  <w:color w:val="FF0000"/>
-                  <w:sz w:val="16"/>
-                </w:rPr>
-                <w:t xml:space="preserve">PoW economic (technical bound)</w:t>
-              </w:r>
-            </w:ins>
-          </w:p>
-        </w:tc>
-        <w:tc>
-          <w:tcPr>
-            <w:tcW w:type="dxa" w:w="1392"/>
-          </w:tcPr>
-          <w:p>
-            <w:ins w:id="1173" w:author="Editor Revision" w:date="2026-07-22T00:00:00Z">
-              <w:r>
-                <w:rPr>
-                  <w:color w:val="FF0000"/>
-                  <w:sz w:val="16"/>
-                </w:rPr>
-                <w:t xml:space="preserve">Deterministic input</w:t>
-              </w:r>
-            </w:ins>
-          </w:p>
-        </w:tc>
-        <w:tc>
-          <w:tcPr>
-            <w:tcW w:type="dxa" w:w="1392"/>
-          </w:tcPr>
-          <w:p>
-            <w:ins w:id="1174" w:author="Editor Revision" w:date="2026-07-22T00:00:00Z">
-              <w:r>
-                <w:rPr>
-                  <w:color w:val="FF0000"/>
-                  <w:sz w:val="16"/>
-                </w:rPr>
-                <w:t xml:space="preserve">ASIC-class anchor (assumption)</w:t>
+            <w:ins w:id="1132" w:author="Editor Revision" w:date="2026-07-22T00:00:00Z">
+              <w:r>
+                <w:rPr>
+                  <w:color w:val="FF0000"/>
+                  <w:b/>
+                  <w:sz w:val="16"/>
+                </w:rPr>
+                <w:t xml:space="preserve">Parameter</w:t>
+              </w:r>
+            </w:ins>
+          </w:p>
+        </w:tc>
+        <w:tc>
+          <w:tcPr>
+            <w:tcW w:type="dxa" w:w="1392"/>
+          </w:tcPr>
+          <w:p>
+            <w:ins w:id="1133" w:author="Editor Revision" w:date="2026-07-22T00:00:00Z">
+              <w:r>
+                <w:rPr>
+                  <w:color w:val="FF0000"/>
+                  <w:b/>
+                  <w:sz w:val="16"/>
+                </w:rPr>
+                <w:t xml:space="preserve">Symbol</w:t>
+              </w:r>
+            </w:ins>
+          </w:p>
+        </w:tc>
+        <w:tc>
+          <w:tcPr>
+            <w:tcW w:type="dxa" w:w="1392"/>
+          </w:tcPr>
+          <w:p>
+            <w:ins w:id="1134" w:author="Editor Revision" w:date="2026-07-22T00:00:00Z">
+              <w:r>
+                <w:rPr>
+                  <w:color w:val="FF0000"/>
+                  <w:b/>
+                  <w:sz w:val="16"/>
+                </w:rPr>
+                <w:t xml:space="preserve">Value / range</w:t>
+              </w:r>
+            </w:ins>
+          </w:p>
+        </w:tc>
+        <w:tc>
+          <w:tcPr>
+            <w:tcW w:type="dxa" w:w="1392"/>
+          </w:tcPr>
+          <w:p>
+            <w:ins w:id="1135" w:author="Editor Revision" w:date="2026-07-22T00:00:00Z">
+              <w:r>
+                <w:rPr>
+                  <w:color w:val="FF0000"/>
+                  <w:b/>
+                  <w:sz w:val="16"/>
+                </w:rPr>
+                <w:t xml:space="preserve">Unit</w:t>
+              </w:r>
+            </w:ins>
+          </w:p>
+        </w:tc>
+        <w:tc>
+          <w:tcPr>
+            <w:tcW w:type="dxa" w:w="1392"/>
+          </w:tcPr>
+          <w:p>
+            <w:ins w:id="1136" w:author="Editor Revision" w:date="2026-07-22T00:00:00Z">
+              <w:r>
+                <w:rPr>
+                  <w:color w:val="FF0000"/>
+                  <w:b/>
+                  <w:sz w:val="16"/>
+                </w:rPr>
+                <w:t xml:space="preserve">Model / scenario</w:t>
+              </w:r>
+            </w:ins>
+          </w:p>
+        </w:tc>
+        <w:tc>
+          <w:tcPr>
+            <w:tcW w:type="dxa" w:w="1392"/>
+          </w:tcPr>
+          <w:p>
+            <w:ins w:id="1137" w:author="Editor Revision" w:date="2026-07-22T00:00:00Z">
+              <w:r>
+                <w:rPr>
+                  <w:color w:val="FF0000"/>
+                  <w:b/>
+                  <w:sz w:val="16"/>
+                </w:rPr>
+                <w:t xml:space="preserve">Type</w:t>
+              </w:r>
+            </w:ins>
+          </w:p>
+        </w:tc>
+        <w:tc>
+          <w:tcPr>
+            <w:tcW w:type="dxa" w:w="1392"/>
+          </w:tcPr>
+          <w:p>
+            <w:ins w:id="1138" w:author="Editor Revision" w:date="2026-07-22T00:00:00Z">
+              <w:r>
+                <w:rPr>
+                  <w:color w:val="FF0000"/>
+                  <w:b/>
+                  <w:sz w:val="16"/>
+                </w:rPr>
+                <w:t xml:space="preserve">Source / justification</w:t>
               </w:r>
             </w:ins>
           </w:p>
@@ -6127,71 +5425,71 @@
             <w:tcW w:type="dxa" w:w="1392"/>
           </w:tcPr>
           <w:p>
-            <w:ins w:id="1175" w:author="Editor Revision" w:date="2026-07-22T00:00:00Z">
-              <w:r>
-                <w:rPr>
-                  <w:color w:val="FF0000"/>
-                  <w:sz w:val="16"/>
-                </w:rPr>
-                <w:t xml:space="preserve">Block interval (PoW)</w:t>
-              </w:r>
-            </w:ins>
-          </w:p>
-        </w:tc>
-        <w:tc>
-          <w:tcPr>
-            <w:tcW w:type="dxa" w:w="1392"/>
-          </w:tcPr>
-          <w:p>
-            <w:ins w:id="1176" w:author="Editor Revision" w:date="2026-07-22T00:00:00Z">
-              <w:r>
-                <w:rPr>
-                  <w:color w:val="FF0000"/>
-                  <w:sz w:val="16"/>
-                </w:rPr>
-                <w:t xml:space="preserve">-</w:t>
-              </w:r>
-            </w:ins>
-          </w:p>
-        </w:tc>
-        <w:tc>
-          <w:tcPr>
-            <w:tcW w:type="dxa" w:w="1392"/>
-          </w:tcPr>
-          <w:p>
-            <w:ins w:id="1177" w:author="Editor Revision" w:date="2026-07-22T00:00:00Z">
-              <w:r>
-                <w:rPr>
-                  <w:color w:val="FF0000"/>
-                  <w:sz w:val="16"/>
-                </w:rPr>
-                <w:t xml:space="preserve">600</w:t>
-              </w:r>
-            </w:ins>
-          </w:p>
-        </w:tc>
-        <w:tc>
-          <w:tcPr>
-            <w:tcW w:type="dxa" w:w="1392"/>
-          </w:tcPr>
-          <w:p>
-            <w:ins w:id="1178" w:author="Editor Revision" w:date="2026-07-22T00:00:00Z">
-              <w:r>
-                <w:rPr>
-                  <w:color w:val="FF0000"/>
-                  <w:sz w:val="16"/>
-                </w:rPr>
-                <w:t xml:space="preserve">s</w:t>
-              </w:r>
-            </w:ins>
-          </w:p>
-        </w:tc>
-        <w:tc>
-          <w:tcPr>
-            <w:tcW w:type="dxa" w:w="1392"/>
-          </w:tcPr>
-          <w:p>
-            <w:ins w:id="1179" w:author="Editor Revision" w:date="2026-07-22T00:00:00Z">
+            <w:ins w:id="1139" w:author="Editor Revision" w:date="2026-07-22T00:00:00Z">
+              <w:r>
+                <w:rPr>
+                  <w:color w:val="FF0000"/>
+                  <w:sz w:val="16"/>
+                </w:rPr>
+                <w:t xml:space="preserve">Block subsidy</w:t>
+              </w:r>
+            </w:ins>
+          </w:p>
+        </w:tc>
+        <w:tc>
+          <w:tcPr>
+            <w:tcW w:type="dxa" w:w="1392"/>
+          </w:tcPr>
+          <w:p>
+            <w:ins w:id="1140" w:author="Editor Revision" w:date="2026-07-22T00:00:00Z">
+              <w:r>
+                <w:rPr>
+                  <w:color w:val="FF0000"/>
+                  <w:sz w:val="16"/>
+                </w:rPr>
+                <w:t xml:space="preserve">B_t</w:t>
+              </w:r>
+            </w:ins>
+          </w:p>
+        </w:tc>
+        <w:tc>
+          <w:tcPr>
+            <w:tcW w:type="dxa" w:w="1392"/>
+          </w:tcPr>
+          <w:p>
+            <w:ins w:id="1141" w:author="Editor Revision" w:date="2026-07-22T00:00:00Z">
+              <w:r>
+                <w:rPr>
+                  <w:color w:val="FF0000"/>
+                  <w:sz w:val="16"/>
+                </w:rPr>
+                <w:t xml:space="preserve">3.125 (swept 1.5625 / 3.125 / 6.25)</w:t>
+              </w:r>
+            </w:ins>
+          </w:p>
+        </w:tc>
+        <w:tc>
+          <w:tcPr>
+            <w:tcW w:type="dxa" w:w="1392"/>
+          </w:tcPr>
+          <w:p>
+            <w:ins w:id="1142" w:author="Editor Revision" w:date="2026-07-22T00:00:00Z">
+              <w:r>
+                <w:rPr>
+                  <w:color w:val="FF0000"/>
+                  <w:sz w:val="16"/>
+                </w:rPr>
+                <w:t xml:space="preserve">coin/block</w:t>
+              </w:r>
+            </w:ins>
+          </w:p>
+        </w:tc>
+        <w:tc>
+          <w:tcPr>
+            <w:tcW w:type="dxa" w:w="1392"/>
+          </w:tcPr>
+          <w:p>
+            <w:ins w:id="1143" w:author="Editor Revision" w:date="2026-07-22T00:00:00Z">
               <w:r>
                 <w:rPr>
                   <w:color w:val="FF0000"/>
@@ -6207,29 +5505,29 @@
             <w:tcW w:type="dxa" w:w="1392"/>
           </w:tcPr>
           <w:p>
-            <w:ins w:id="1180" w:author="Editor Revision" w:date="2026-07-22T00:00:00Z">
-              <w:r>
-                <w:rPr>
-                  <w:color w:val="FF0000"/>
-                  <w:sz w:val="16"/>
-                </w:rPr>
-                <w:t xml:space="preserve">Deterministic input</w:t>
-              </w:r>
-            </w:ins>
-          </w:p>
-        </w:tc>
-        <w:tc>
-          <w:tcPr>
-            <w:tcW w:type="dxa" w:w="1392"/>
-          </w:tcPr>
-          <w:p>
-            <w:ins w:id="1181" w:author="Editor Revision" w:date="2026-07-22T00:00:00Z">
-              <w:r>
-                <w:rPr>
-                  <w:color w:val="FF0000"/>
-                  <w:sz w:val="16"/>
-                </w:rPr>
-                <w:t xml:space="preserve">~10-min target (assumption)</w:t>
+            <w:ins w:id="1144" w:author="Editor Revision" w:date="2026-07-22T00:00:00Z">
+              <w:r>
+                <w:rPr>
+                  <w:color w:val="FF0000"/>
+                  <w:sz w:val="16"/>
+                </w:rPr>
+                <w:t xml:space="preserve">Input (swept)</w:t>
+              </w:r>
+            </w:ins>
+          </w:p>
+        </w:tc>
+        <w:tc>
+          <w:tcPr>
+            <w:tcW w:type="dxa" w:w="1392"/>
+          </w:tcPr>
+          <w:p>
+            <w:ins w:id="1145" w:author="Editor Revision" w:date="2026-07-22T00:00:00Z">
+              <w:r>
+                <w:rPr>
+                  <w:color w:val="FF0000"/>
+                  <w:sz w:val="16"/>
+                </w:rPr>
+                <w:t xml:space="preserve">scenarios.py POW_BITCOIN_BASE (post-2024-halving assumption)</w:t>
               </w:r>
             </w:ins>
           </w:p>
@@ -6244,71 +5542,71 @@
             <w:tcW w:type="dxa" w:w="1392"/>
           </w:tcPr>
           <w:p>
-            <w:ins w:id="1182" w:author="Editor Revision" w:date="2026-07-22T00:00:00Z">
-              <w:r>
-                <w:rPr>
-                  <w:color w:val="FF0000"/>
-                  <w:sz w:val="16"/>
-                </w:rPr>
-                <w:t xml:space="preserve">Miner count</w:t>
-              </w:r>
-            </w:ins>
-          </w:p>
-        </w:tc>
-        <w:tc>
-          <w:tcPr>
-            <w:tcW w:type="dxa" w:w="1392"/>
-          </w:tcPr>
-          <w:p>
-            <w:ins w:id="1183" w:author="Editor Revision" w:date="2026-07-22T00:00:00Z">
-              <w:r>
-                <w:rPr>
-                  <w:color w:val="FF0000"/>
-                  <w:sz w:val="16"/>
-                </w:rPr>
-                <w:t xml:space="preserve">N</w:t>
-              </w:r>
-            </w:ins>
-          </w:p>
-        </w:tc>
-        <w:tc>
-          <w:tcPr>
-            <w:tcW w:type="dxa" w:w="1392"/>
-          </w:tcPr>
-          <w:p>
-            <w:ins w:id="1184" w:author="Editor Revision" w:date="2026-07-22T00:00:00Z">
-              <w:r>
-                <w:rPr>
-                  <w:color w:val="FF0000"/>
-                  <w:sz w:val="16"/>
-                </w:rPr>
-                <w:t xml:space="preserve">50; 100; 500; 1000</w:t>
-              </w:r>
-            </w:ins>
-          </w:p>
-        </w:tc>
-        <w:tc>
-          <w:tcPr>
-            <w:tcW w:type="dxa" w:w="1392"/>
-          </w:tcPr>
-          <w:p>
-            <w:ins w:id="1185" w:author="Editor Revision" w:date="2026-07-22T00:00:00Z">
-              <w:r>
-                <w:rPr>
-                  <w:color w:val="FF0000"/>
-                  <w:sz w:val="16"/>
-                </w:rPr>
-                <w:t xml:space="preserve">miners</w:t>
-              </w:r>
-            </w:ins>
-          </w:p>
-        </w:tc>
-        <w:tc>
-          <w:tcPr>
-            <w:tcW w:type="dxa" w:w="1392"/>
-          </w:tcPr>
-          <w:p>
-            <w:ins w:id="1186" w:author="Editor Revision" w:date="2026-07-22T00:00:00Z">
+            <w:ins w:id="1146" w:author="Editor Revision" w:date="2026-07-22T00:00:00Z">
+              <w:r>
+                <w:rPr>
+                  <w:color w:val="FF0000"/>
+                  <w:sz w:val="16"/>
+                </w:rPr>
+                <w:t xml:space="preserve">Avg. transaction fees</w:t>
+              </w:r>
+            </w:ins>
+          </w:p>
+        </w:tc>
+        <w:tc>
+          <w:tcPr>
+            <w:tcW w:type="dxa" w:w="1392"/>
+          </w:tcPr>
+          <w:p>
+            <w:ins w:id="1147" w:author="Editor Revision" w:date="2026-07-22T00:00:00Z">
+              <w:r>
+                <w:rPr>
+                  <w:color w:val="FF0000"/>
+                  <w:sz w:val="16"/>
+                </w:rPr>
+                <w:t xml:space="preserve">F_t</w:t>
+              </w:r>
+            </w:ins>
+          </w:p>
+        </w:tc>
+        <w:tc>
+          <w:tcPr>
+            <w:tcW w:type="dxa" w:w="1392"/>
+          </w:tcPr>
+          <w:p>
+            <w:ins w:id="1148" w:author="Editor Revision" w:date="2026-07-22T00:00:00Z">
+              <w:r>
+                <w:rPr>
+                  <w:color w:val="FF0000"/>
+                  <w:sz w:val="16"/>
+                </w:rPr>
+                <w:t xml:space="preserve">0.30 (Gaussian σ=40% per seed)</w:t>
+              </w:r>
+            </w:ins>
+          </w:p>
+        </w:tc>
+        <w:tc>
+          <w:tcPr>
+            <w:tcW w:type="dxa" w:w="1392"/>
+          </w:tcPr>
+          <w:p>
+            <w:ins w:id="1149" w:author="Editor Revision" w:date="2026-07-22T00:00:00Z">
+              <w:r>
+                <w:rPr>
+                  <w:color w:val="FF0000"/>
+                  <w:sz w:val="16"/>
+                </w:rPr>
+                <w:t xml:space="preserve">coin/block</w:t>
+              </w:r>
+            </w:ins>
+          </w:p>
+        </w:tc>
+        <w:tc>
+          <w:tcPr>
+            <w:tcW w:type="dxa" w:w="1392"/>
+          </w:tcPr>
+          <w:p>
+            <w:ins w:id="1150" w:author="Editor Revision" w:date="2026-07-22T00:00:00Z">
               <w:r>
                 <w:rPr>
                   <w:color w:val="FF0000"/>
@@ -6324,29 +5622,29 @@
             <w:tcW w:type="dxa" w:w="1392"/>
           </w:tcPr>
           <w:p>
-            <w:ins w:id="1187" w:author="Editor Revision" w:date="2026-07-22T00:00:00Z">
-              <w:r>
-                <w:rPr>
-                  <w:color w:val="FF0000"/>
-                  <w:sz w:val="16"/>
-                </w:rPr>
-                <w:t xml:space="preserve">Swept</w:t>
-              </w:r>
-            </w:ins>
-          </w:p>
-        </w:tc>
-        <w:tc>
-          <w:tcPr>
-            <w:tcW w:type="dxa" w:w="1392"/>
-          </w:tcPr>
-          <w:p>
-            <w:ins w:id="1188" w:author="Editor Revision" w:date="2026-07-22T00:00:00Z">
-              <w:r>
-                <w:rPr>
-                  <w:color w:val="FF0000"/>
-                  <w:sz w:val="16"/>
-                </w:rPr>
-                <w:t xml:space="preserve">Small-to-moderate networks [6]</w:t>
+            <w:ins w:id="1151" w:author="Editor Revision" w:date="2026-07-22T00:00:00Z">
+              <w:r>
+                <w:rPr>
+                  <w:color w:val="FF0000"/>
+                  <w:sz w:val="16"/>
+                </w:rPr>
+                <w:t xml:space="preserve">Stochastic</w:t>
+              </w:r>
+            </w:ins>
+          </w:p>
+        </w:tc>
+        <w:tc>
+          <w:tcPr>
+            <w:tcW w:type="dxa" w:w="1392"/>
+          </w:tcPr>
+          <w:p>
+            <w:ins w:id="1152" w:author="Editor Revision" w:date="2026-07-22T00:00:00Z">
+              <w:r>
+                <w:rPr>
+                  <w:color w:val="FF0000"/>
+                  <w:sz w:val="16"/>
+                </w:rPr>
+                <w:t xml:space="preserve">scenarios.py fee_jitter=0.40 (assumption)</w:t>
               </w:r>
             </w:ins>
           </w:p>
@@ -6361,109 +5659,109 @@
             <w:tcW w:type="dxa" w:w="1392"/>
           </w:tcPr>
           <w:p>
-            <w:ins w:id="1189" w:author="Editor Revision" w:date="2026-07-22T00:00:00Z">
-              <w:r>
-                <w:rPr>
-                  <w:color w:val="FF0000"/>
-                  <w:sz w:val="16"/>
-                </w:rPr>
-                <w:t xml:space="preserve">Per-miner power (fixed-power contrast baseline)</w:t>
-              </w:r>
-            </w:ins>
-          </w:p>
-        </w:tc>
-        <w:tc>
-          <w:tcPr>
-            <w:tcW w:type="dxa" w:w="1392"/>
-          </w:tcPr>
-          <w:p>
-            <w:ins w:id="1190" w:author="Editor Revision" w:date="2026-07-22T00:00:00Z">
-              <w:r>
-                <w:rPr>
-                  <w:color w:val="FF0000"/>
-                  <w:sz w:val="16"/>
-                </w:rPr>
-                <w:t xml:space="preserve">P_miner</w:t>
-              </w:r>
-            </w:ins>
-          </w:p>
-        </w:tc>
-        <w:tc>
-          <w:tcPr>
-            <w:tcW w:type="dxa" w:w="1392"/>
-          </w:tcPr>
-          <w:p>
-            <w:ins w:id="1191" w:author="Editor Revision" w:date="2026-07-22T00:00:00Z">
-              <w:r>
-                <w:rPr>
-                  <w:color w:val="FF0000"/>
-                  <w:sz w:val="16"/>
-                </w:rPr>
-                <w:t xml:space="preserve">2500 (illustrative)</w:t>
-              </w:r>
-            </w:ins>
-          </w:p>
-        </w:tc>
-        <w:tc>
-          <w:tcPr>
-            <w:tcW w:type="dxa" w:w="1392"/>
-          </w:tcPr>
-          <w:p>
-            <w:ins w:id="1192" w:author="Editor Revision" w:date="2026-07-22T00:00:00Z">
-              <w:r>
-                <w:rPr>
-                  <w:color w:val="FF0000"/>
-                  <w:sz w:val="16"/>
-                </w:rPr>
-                <w:t xml:space="preserve">W</w:t>
-              </w:r>
-            </w:ins>
-          </w:p>
-        </w:tc>
-        <w:tc>
-          <w:tcPr>
-            <w:tcW w:type="dxa" w:w="1392"/>
-          </w:tcPr>
-          <w:p>
-            <w:ins w:id="1193" w:author="Editor Revision" w:date="2026-07-22T00:00:00Z">
-              <w:r>
-                <w:rPr>
-                  <w:color w:val="FF0000"/>
-                  <w:sz w:val="16"/>
-                </w:rPr>
-                <w:t xml:space="preserve">Naïve fixed-power baseline</w:t>
-              </w:r>
-            </w:ins>
-          </w:p>
-        </w:tc>
-        <w:tc>
-          <w:tcPr>
-            <w:tcW w:type="dxa" w:w="1392"/>
-          </w:tcPr>
-          <w:p>
-            <w:ins w:id="1194" w:author="Editor Revision" w:date="2026-07-22T00:00:00Z">
-              <w:r>
-                <w:rPr>
-                  <w:color w:val="FF0000"/>
-                  <w:sz w:val="16"/>
-                </w:rPr>
-                <w:t xml:space="preserve">Deterministic input</w:t>
-              </w:r>
-            </w:ins>
-          </w:p>
-        </w:tc>
-        <w:tc>
-          <w:tcPr>
-            <w:tcW w:type="dxa" w:w="1392"/>
-          </w:tcPr>
-          <w:p>
-            <w:ins w:id="1195" w:author="Editor Revision" w:date="2026-07-22T00:00:00Z">
-              <w:r>
-                <w:rPr>
-                  <w:color w:val="FF0000"/>
-                  <w:sz w:val="16"/>
-                </w:rPr>
-                <w:t xml:space="preserve">Contrast only; not used for network-level estimates</w:t>
+            <w:ins w:id="1153" w:author="Editor Revision" w:date="2026-07-22T00:00:00Z">
+              <w:r>
+                <w:rPr>
+                  <w:color w:val="FF0000"/>
+                  <w:sz w:val="16"/>
+                </w:rPr>
+                <w:t xml:space="preserve">Coin price</w:t>
+              </w:r>
+            </w:ins>
+          </w:p>
+        </w:tc>
+        <w:tc>
+          <w:tcPr>
+            <w:tcW w:type="dxa" w:w="1392"/>
+          </w:tcPr>
+          <w:p>
+            <w:ins w:id="1154" w:author="Editor Revision" w:date="2026-07-22T00:00:00Z">
+              <w:r>
+                <w:rPr>
+                  <w:color w:val="FF0000"/>
+                  <w:sz w:val="16"/>
+                </w:rPr>
+                <w:t xml:space="preserve">P_t</w:t>
+              </w:r>
+            </w:ins>
+          </w:p>
+        </w:tc>
+        <w:tc>
+          <w:tcPr>
+            <w:tcW w:type="dxa" w:w="1392"/>
+          </w:tcPr>
+          <w:p>
+            <w:ins w:id="1155" w:author="Editor Revision" w:date="2026-07-22T00:00:00Z">
+              <w:r>
+                <w:rPr>
+                  <w:color w:val="FF0000"/>
+                  <w:sz w:val="16"/>
+                </w:rPr>
+                <w:t xml:space="preserve">60,000 (swept 20,000 / 60,000 / 100,000; Gaussian σ=5% per seed)</w:t>
+              </w:r>
+            </w:ins>
+          </w:p>
+        </w:tc>
+        <w:tc>
+          <w:tcPr>
+            <w:tcW w:type="dxa" w:w="1392"/>
+          </w:tcPr>
+          <w:p>
+            <w:ins w:id="1156" w:author="Editor Revision" w:date="2026-07-22T00:00:00Z">
+              <w:r>
+                <w:rPr>
+                  <w:color w:val="FF0000"/>
+                  <w:sz w:val="16"/>
+                </w:rPr>
+                <w:t xml:space="preserve">USD/coin</w:t>
+              </w:r>
+            </w:ins>
+          </w:p>
+        </w:tc>
+        <w:tc>
+          <w:tcPr>
+            <w:tcW w:type="dxa" w:w="1392"/>
+          </w:tcPr>
+          <w:p>
+            <w:ins w:id="1157" w:author="Editor Revision" w:date="2026-07-22T00:00:00Z">
+              <w:r>
+                <w:rPr>
+                  <w:color w:val="FF0000"/>
+                  <w:sz w:val="16"/>
+                </w:rPr>
+                <w:t xml:space="preserve">PoW economic</w:t>
+              </w:r>
+            </w:ins>
+          </w:p>
+        </w:tc>
+        <w:tc>
+          <w:tcPr>
+            <w:tcW w:type="dxa" w:w="1392"/>
+          </w:tcPr>
+          <w:p>
+            <w:ins w:id="1158" w:author="Editor Revision" w:date="2026-07-22T00:00:00Z">
+              <w:r>
+                <w:rPr>
+                  <w:color w:val="FF0000"/>
+                  <w:sz w:val="16"/>
+                </w:rPr>
+                <w:t xml:space="preserve">Swept + stochastic</w:t>
+              </w:r>
+            </w:ins>
+          </w:p>
+        </w:tc>
+        <w:tc>
+          <w:tcPr>
+            <w:tcW w:type="dxa" w:w="1392"/>
+          </w:tcPr>
+          <w:p>
+            <w:ins w:id="1159" w:author="Editor Revision" w:date="2026-07-22T00:00:00Z">
+              <w:r>
+                <w:rPr>
+                  <w:color w:val="FF0000"/>
+                  <w:sz w:val="16"/>
+                </w:rPr>
+                <w:t xml:space="preserve">scenarios.py price_jitter=0.05 (assumption)</w:t>
               </w:r>
             </w:ins>
           </w:p>
@@ -6478,109 +5776,109 @@
             <w:tcW w:type="dxa" w:w="1392"/>
           </w:tcPr>
           <w:p>
-            <w:ins w:id="1196" w:author="Editor Revision" w:date="2026-07-22T00:00:00Z">
-              <w:r>
-                <w:rPr>
-                  <w:color w:val="FF0000"/>
-                  <w:sz w:val="16"/>
-                </w:rPr>
-                <w:t xml:space="preserve">Validator power</w:t>
-              </w:r>
-            </w:ins>
-          </w:p>
-        </w:tc>
-        <w:tc>
-          <w:tcPr>
-            <w:tcW w:type="dxa" w:w="1392"/>
-          </w:tcPr>
-          <w:p>
-            <w:ins w:id="1197" w:author="Editor Revision" w:date="2026-07-22T00:00:00Z">
-              <w:r>
-                <w:rPr>
-                  <w:color w:val="FF0000"/>
-                  <w:sz w:val="16"/>
-                </w:rPr>
-                <w:t xml:space="preserve">P_v</w:t>
-              </w:r>
-            </w:ins>
-          </w:p>
-        </w:tc>
-        <w:tc>
-          <w:tcPr>
-            <w:tcW w:type="dxa" w:w="1392"/>
-          </w:tcPr>
-          <w:p>
-            <w:ins w:id="1198" w:author="Editor Revision" w:date="2026-07-22T00:00:00Z">
-              <w:r>
-                <w:rPr>
-                  <w:color w:val="FF0000"/>
-                  <w:sz w:val="16"/>
-                </w:rPr>
-                <w:t xml:space="preserve">10 / 100 / 500 (low / standard / high; ±10% across seeds)</w:t>
-              </w:r>
-            </w:ins>
-          </w:p>
-        </w:tc>
-        <w:tc>
-          <w:tcPr>
-            <w:tcW w:type="dxa" w:w="1392"/>
-          </w:tcPr>
-          <w:p>
-            <w:ins w:id="1199" w:author="Editor Revision" w:date="2026-07-22T00:00:00Z">
-              <w:r>
-                <w:rPr>
-                  <w:color w:val="FF0000"/>
-                  <w:sz w:val="16"/>
-                </w:rPr>
-                <w:t xml:space="preserve">W</w:t>
-              </w:r>
-            </w:ins>
-          </w:p>
-        </w:tc>
-        <w:tc>
-          <w:tcPr>
-            <w:tcW w:type="dxa" w:w="1392"/>
-          </w:tcPr>
-          <w:p>
-            <w:ins w:id="1200" w:author="Editor Revision" w:date="2026-07-22T00:00:00Z">
-              <w:r>
-                <w:rPr>
-                  <w:color w:val="FF0000"/>
-                  <w:sz w:val="16"/>
-                </w:rPr>
-                <w:t xml:space="preserve">PoS validator</w:t>
-              </w:r>
-            </w:ins>
-          </w:p>
-        </w:tc>
-        <w:tc>
-          <w:tcPr>
-            <w:tcW w:type="dxa" w:w="1392"/>
-          </w:tcPr>
-          <w:p>
-            <w:ins w:id="1201" w:author="Editor Revision" w:date="2026-07-22T00:00:00Z">
-              <w:r>
-                <w:rPr>
-                  <w:color w:val="FF0000"/>
-                  <w:sz w:val="16"/>
-                </w:rPr>
-                <w:t xml:space="preserve">Input (swept)/stochastic</w:t>
-              </w:r>
-            </w:ins>
-          </w:p>
-        </w:tc>
-        <w:tc>
-          <w:tcPr>
-            <w:tcW w:type="dxa" w:w="1392"/>
-          </w:tcPr>
-          <w:p>
-            <w:ins w:id="1202" w:author="Editor Revision" w:date="2026-07-22T00:00:00Z">
-              <w:r>
-                <w:rPr>
-                  <w:color w:val="FF0000"/>
-                  <w:sz w:val="16"/>
-                </w:rPr>
-                <w:t xml:space="preserve">Hardware-class assumptions</w:t>
+            <w:ins w:id="1160" w:author="Editor Revision" w:date="2026-07-22T00:00:00Z">
+              <w:r>
+                <w:rPr>
+                  <w:color w:val="FF0000"/>
+                  <w:sz w:val="16"/>
+                </w:rPr>
+                <w:t xml:space="preserve">Electricity price</w:t>
+              </w:r>
+            </w:ins>
+          </w:p>
+        </w:tc>
+        <w:tc>
+          <w:tcPr>
+            <w:tcW w:type="dxa" w:w="1392"/>
+          </w:tcPr>
+          <w:p>
+            <w:ins w:id="1161" w:author="Editor Revision" w:date="2026-07-22T00:00:00Z">
+              <w:r>
+                <w:rPr>
+                  <w:color w:val="FF0000"/>
+                  <w:sz w:val="16"/>
+                </w:rPr>
+                <w:t xml:space="preserve">C_elec</w:t>
+              </w:r>
+            </w:ins>
+          </w:p>
+        </w:tc>
+        <w:tc>
+          <w:tcPr>
+            <w:tcW w:type="dxa" w:w="1392"/>
+          </w:tcPr>
+          <w:p>
+            <w:ins w:id="1162" w:author="Editor Revision" w:date="2026-07-22T00:00:00Z">
+              <w:r>
+                <w:rPr>
+                  <w:color w:val="FF0000"/>
+                  <w:sz w:val="16"/>
+                </w:rPr>
+                <w:t xml:space="preserve">0.05 (swept 0.03 / 0.05 / 0.10)</w:t>
+              </w:r>
+            </w:ins>
+          </w:p>
+        </w:tc>
+        <w:tc>
+          <w:tcPr>
+            <w:tcW w:type="dxa" w:w="1392"/>
+          </w:tcPr>
+          <w:p>
+            <w:ins w:id="1163" w:author="Editor Revision" w:date="2026-07-22T00:00:00Z">
+              <w:r>
+                <w:rPr>
+                  <w:color w:val="FF0000"/>
+                  <w:sz w:val="16"/>
+                </w:rPr>
+                <w:t xml:space="preserve">USD/kWh</w:t>
+              </w:r>
+            </w:ins>
+          </w:p>
+        </w:tc>
+        <w:tc>
+          <w:tcPr>
+            <w:tcW w:type="dxa" w:w="1392"/>
+          </w:tcPr>
+          <w:p>
+            <w:ins w:id="1164" w:author="Editor Revision" w:date="2026-07-22T00:00:00Z">
+              <w:r>
+                <w:rPr>
+                  <w:color w:val="FF0000"/>
+                  <w:sz w:val="16"/>
+                </w:rPr>
+                <w:t xml:space="preserve">PoW economic</w:t>
+              </w:r>
+            </w:ins>
+          </w:p>
+        </w:tc>
+        <w:tc>
+          <w:tcPr>
+            <w:tcW w:type="dxa" w:w="1392"/>
+          </w:tcPr>
+          <w:p>
+            <w:ins w:id="1165" w:author="Editor Revision" w:date="2026-07-22T00:00:00Z">
+              <w:r>
+                <w:rPr>
+                  <w:color w:val="FF0000"/>
+                  <w:sz w:val="16"/>
+                </w:rPr>
+                <w:t xml:space="preserve">Input (swept)</w:t>
+              </w:r>
+            </w:ins>
+          </w:p>
+        </w:tc>
+        <w:tc>
+          <w:tcPr>
+            <w:tcW w:type="dxa" w:w="1392"/>
+          </w:tcPr>
+          <w:p>
+            <w:ins w:id="1166" w:author="Editor Revision" w:date="2026-07-22T00:00:00Z">
+              <w:r>
+                <w:rPr>
+                  <w:color w:val="FF0000"/>
+                  <w:sz w:val="16"/>
+                </w:rPr>
+                <w:t xml:space="preserve">run_pow_price_sensitivity.py (industrial-mining assumption)</w:t>
               </w:r>
             </w:ins>
           </w:p>
@@ -6595,55 +5893,55 @@
             <w:tcW w:type="dxa" w:w="1392"/>
           </w:tcPr>
           <w:p>
-            <w:ins w:id="1203" w:author="Editor Revision" w:date="2026-07-22T00:00:00Z">
-              <w:r>
-                <w:rPr>
-                  <w:color w:val="FF0000"/>
-                  <w:sz w:val="16"/>
-                </w:rPr>
-                <w:t xml:space="preserve">Validator uptime</w:t>
-              </w:r>
-            </w:ins>
-          </w:p>
-        </w:tc>
-        <w:tc>
-          <w:tcPr>
-            <w:tcW w:type="dxa" w:w="1392"/>
-          </w:tcPr>
-          <w:p>
-            <w:ins w:id="1204" w:author="Editor Revision" w:date="2026-07-22T00:00:00Z">
-              <w:r>
-                <w:rPr>
-                  <w:color w:val="FF0000"/>
-                  <w:sz w:val="16"/>
-                </w:rPr>
-                <w:t xml:space="preserve">u_v</w:t>
-              </w:r>
-            </w:ins>
-          </w:p>
-        </w:tc>
-        <w:tc>
-          <w:tcPr>
-            <w:tcW w:type="dxa" w:w="1392"/>
-          </w:tcPr>
-          <w:p>
-            <w:ins w:id="1205" w:author="Editor Revision" w:date="2026-07-22T00:00:00Z">
-              <w:r>
-                <w:rPr>
-                  <w:color w:val="FF0000"/>
-                  <w:sz w:val="16"/>
-                </w:rPr>
-                <w:t xml:space="preserve">0.99 (swept 0.90 / 0.99 / 1.00; ±1% across seeds)</w:t>
-              </w:r>
-            </w:ins>
-          </w:p>
-        </w:tc>
-        <w:tc>
-          <w:tcPr>
-            <w:tcW w:type="dxa" w:w="1392"/>
-          </w:tcPr>
-          <w:p>
-            <w:ins w:id="1206" w:author="Editor Revision" w:date="2026-07-22T00:00:00Z">
+            <w:ins w:id="1167" w:author="Editor Revision" w:date="2026-07-22T00:00:00Z">
+              <w:r>
+                <w:rPr>
+                  <w:color w:val="FF0000"/>
+                  <w:sz w:val="16"/>
+                </w:rPr>
+                <w:t xml:space="preserve">Electricity-spend ratio</w:t>
+              </w:r>
+            </w:ins>
+          </w:p>
+        </w:tc>
+        <w:tc>
+          <w:tcPr>
+            <w:tcW w:type="dxa" w:w="1392"/>
+          </w:tcPr>
+          <w:p>
+            <w:ins w:id="1168" w:author="Editor Revision" w:date="2026-07-22T00:00:00Z">
+              <w:r>
+                <w:rPr>
+                  <w:color w:val="FF0000"/>
+                  <w:sz w:val="16"/>
+                </w:rPr>
+                <w:t xml:space="preserve">κ</w:t>
+              </w:r>
+            </w:ins>
+          </w:p>
+        </w:tc>
+        <w:tc>
+          <w:tcPr>
+            <w:tcW w:type="dxa" w:w="1392"/>
+          </w:tcPr>
+          <w:p>
+            <w:ins w:id="1169" w:author="Editor Revision" w:date="2026-07-22T00:00:00Z">
+              <w:r>
+                <w:rPr>
+                  <w:color w:val="FF0000"/>
+                  <w:sz w:val="16"/>
+                </w:rPr>
+                <w:t xml:space="preserve">0.80</w:t>
+              </w:r>
+            </w:ins>
+          </w:p>
+        </w:tc>
+        <w:tc>
+          <w:tcPr>
+            <w:tcW w:type="dxa" w:w="1392"/>
+          </w:tcPr>
+          <w:p>
+            <w:ins w:id="1170" w:author="Editor Revision" w:date="2026-07-22T00:00:00Z">
               <w:r>
                 <w:rPr>
                   <w:color w:val="FF0000"/>
@@ -6659,45 +5957,45 @@
             <w:tcW w:type="dxa" w:w="1392"/>
           </w:tcPr>
           <w:p>
-            <w:ins w:id="1207" w:author="Editor Revision" w:date="2026-07-22T00:00:00Z">
-              <w:r>
-                <w:rPr>
-                  <w:color w:val="FF0000"/>
-                  <w:sz w:val="16"/>
-                </w:rPr>
-                <w:t xml:space="preserve">PoS validator</w:t>
-              </w:r>
-            </w:ins>
-          </w:p>
-        </w:tc>
-        <w:tc>
-          <w:tcPr>
-            <w:tcW w:type="dxa" w:w="1392"/>
-          </w:tcPr>
-          <w:p>
-            <w:ins w:id="1208" w:author="Editor Revision" w:date="2026-07-22T00:00:00Z">
-              <w:r>
-                <w:rPr>
-                  <w:color w:val="FF0000"/>
-                  <w:sz w:val="16"/>
-                </w:rPr>
-                <w:t xml:space="preserve">Input/stochastic</w:t>
-              </w:r>
-            </w:ins>
-          </w:p>
-        </w:tc>
-        <w:tc>
-          <w:tcPr>
-            <w:tcW w:type="dxa" w:w="1392"/>
-          </w:tcPr>
-          <w:p>
-            <w:ins w:id="1209" w:author="Editor Revision" w:date="2026-07-22T00:00:00Z">
-              <w:r>
-                <w:rPr>
-                  <w:color w:val="FF0000"/>
-                  <w:sz w:val="16"/>
-                </w:rPr>
-                <w:t xml:space="preserve">Assumption</w:t>
+            <w:ins w:id="1171" w:author="Editor Revision" w:date="2026-07-22T00:00:00Z">
+              <w:r>
+                <w:rPr>
+                  <w:color w:val="FF0000"/>
+                  <w:sz w:val="16"/>
+                </w:rPr>
+                <w:t xml:space="preserve">PoW economic</w:t>
+              </w:r>
+            </w:ins>
+          </w:p>
+        </w:tc>
+        <w:tc>
+          <w:tcPr>
+            <w:tcW w:type="dxa" w:w="1392"/>
+          </w:tcPr>
+          <w:p>
+            <w:ins w:id="1172" w:author="Editor Revision" w:date="2026-07-22T00:00:00Z">
+              <w:r>
+                <w:rPr>
+                  <w:color w:val="FF0000"/>
+                  <w:sz w:val="16"/>
+                </w:rPr>
+                <w:t xml:space="preserve">Deterministic input</w:t>
+              </w:r>
+            </w:ins>
+          </w:p>
+        </w:tc>
+        <w:tc>
+          <w:tcPr>
+            <w:tcW w:type="dxa" w:w="1392"/>
+          </w:tcPr>
+          <w:p>
+            <w:ins w:id="1173" w:author="Editor Revision" w:date="2026-07-22T00:00:00Z">
+              <w:r>
+                <w:rPr>
+                  <w:color w:val="FF0000"/>
+                  <w:sz w:val="16"/>
+                </w:rPr>
+                <w:t xml:space="preserve">scenarios.py (assumption, κ ∈ [0,1])</w:t>
               </w:r>
             </w:ins>
           </w:p>
@@ -6712,109 +6010,109 @@
             <w:tcW w:type="dxa" w:w="1392"/>
           </w:tcPr>
           <w:p>
-            <w:ins w:id="1210" w:author="Editor Revision" w:date="2026-07-22T00:00:00Z">
-              <w:r>
-                <w:rPr>
-                  <w:color w:val="FF0000"/>
-                  <w:sz w:val="16"/>
-                </w:rPr>
-                <w:t xml:space="preserve">Validator count</w:t>
-              </w:r>
-            </w:ins>
-          </w:p>
-        </w:tc>
-        <w:tc>
-          <w:tcPr>
-            <w:tcW w:type="dxa" w:w="1392"/>
-          </w:tcPr>
-          <w:p>
-            <w:ins w:id="1211" w:author="Editor Revision" w:date="2026-07-22T00:00:00Z">
-              <w:r>
-                <w:rPr>
-                  <w:color w:val="FF0000"/>
-                  <w:sz w:val="16"/>
-                </w:rPr>
-                <w:t xml:space="preserve">V</w:t>
-              </w:r>
-            </w:ins>
-          </w:p>
-        </w:tc>
-        <w:tc>
-          <w:tcPr>
-            <w:tcW w:type="dxa" w:w="1392"/>
-          </w:tcPr>
-          <w:p>
-            <w:ins w:id="1212" w:author="Editor Revision" w:date="2026-07-22T00:00:00Z">
-              <w:r>
-                <w:rPr>
-                  <w:color w:val="FF0000"/>
-                  <w:sz w:val="16"/>
-                </w:rPr>
-                <w:t xml:space="preserve">100; 500; 1000; 5000</w:t>
-              </w:r>
-            </w:ins>
-          </w:p>
-        </w:tc>
-        <w:tc>
-          <w:tcPr>
-            <w:tcW w:type="dxa" w:w="1392"/>
-          </w:tcPr>
-          <w:p>
-            <w:ins w:id="1213" w:author="Editor Revision" w:date="2026-07-22T00:00:00Z">
-              <w:r>
-                <w:rPr>
-                  <w:color w:val="FF0000"/>
-                  <w:sz w:val="16"/>
-                </w:rPr>
-                <w:t xml:space="preserve">validators</w:t>
-              </w:r>
-            </w:ins>
-          </w:p>
-        </w:tc>
-        <w:tc>
-          <w:tcPr>
-            <w:tcW w:type="dxa" w:w="1392"/>
-          </w:tcPr>
-          <w:p>
-            <w:ins w:id="1214" w:author="Editor Revision" w:date="2026-07-22T00:00:00Z">
-              <w:r>
-                <w:rPr>
-                  <w:color w:val="FF0000"/>
-                  <w:sz w:val="16"/>
-                </w:rPr>
-                <w:t xml:space="preserve">PoS validator</w:t>
-              </w:r>
-            </w:ins>
-          </w:p>
-        </w:tc>
-        <w:tc>
-          <w:tcPr>
-            <w:tcW w:type="dxa" w:w="1392"/>
-          </w:tcPr>
-          <w:p>
-            <w:ins w:id="1215" w:author="Editor Revision" w:date="2026-07-22T00:00:00Z">
-              <w:r>
-                <w:rPr>
-                  <w:color w:val="FF0000"/>
-                  <w:sz w:val="16"/>
-                </w:rPr>
-                <w:t xml:space="preserve">Swept</w:t>
-              </w:r>
-            </w:ins>
-          </w:p>
-        </w:tc>
-        <w:tc>
-          <w:tcPr>
-            <w:tcW w:type="dxa" w:w="1392"/>
-          </w:tcPr>
-          <w:p>
-            <w:ins w:id="1216" w:author="Editor Revision" w:date="2026-07-22T00:00:00Z">
+            <w:ins w:id="1174" w:author="Editor Revision" w:date="2026-07-22T00:00:00Z">
+              <w:r>
+                <w:rPr>
+                  <w:color w:val="FF0000"/>
+                  <w:sz w:val="16"/>
+                </w:rPr>
+                <w:t xml:space="preserve">Mining efficiency</w:t>
+              </w:r>
+            </w:ins>
+          </w:p>
+        </w:tc>
+        <w:tc>
+          <w:tcPr>
+            <w:tcW w:type="dxa" w:w="1392"/>
+          </w:tcPr>
+          <w:p>
+            <w:ins w:id="1175" w:author="Editor Revision" w:date="2026-07-22T00:00:00Z">
               <w:r>
                 <w:rPr>
                   <w:color w:val="FF0000"/>
                   <w:sz w:val="16"/>
                 </w:rPr>
                 <w:t xml:space="preserve">-</w:t>
+              </w:r>
+            </w:ins>
+          </w:p>
+        </w:tc>
+        <w:tc>
+          <w:tcPr>
+            <w:tcW w:type="dxa" w:w="1392"/>
+          </w:tcPr>
+          <w:p>
+            <w:ins w:id="1176" w:author="Editor Revision" w:date="2026-07-22T00:00:00Z">
+              <w:r>
+                <w:rPr>
+                  <w:color w:val="FF0000"/>
+                  <w:sz w:val="16"/>
+                </w:rPr>
+                <w:t xml:space="preserve">21.5</w:t>
+              </w:r>
+            </w:ins>
+          </w:p>
+        </w:tc>
+        <w:tc>
+          <w:tcPr>
+            <w:tcW w:type="dxa" w:w="1392"/>
+          </w:tcPr>
+          <w:p>
+            <w:ins w:id="1177" w:author="Editor Revision" w:date="2026-07-22T00:00:00Z">
+              <w:r>
+                <w:rPr>
+                  <w:color w:val="FF0000"/>
+                  <w:sz w:val="16"/>
+                </w:rPr>
+                <w:t xml:space="preserve">J/TH</w:t>
+              </w:r>
+            </w:ins>
+          </w:p>
+        </w:tc>
+        <w:tc>
+          <w:tcPr>
+            <w:tcW w:type="dxa" w:w="1392"/>
+          </w:tcPr>
+          <w:p>
+            <w:ins w:id="1178" w:author="Editor Revision" w:date="2026-07-22T00:00:00Z">
+              <w:r>
+                <w:rPr>
+                  <w:color w:val="FF0000"/>
+                  <w:sz w:val="16"/>
+                </w:rPr>
+                <w:t xml:space="preserve">PoW economic (technical bound)</w:t>
+              </w:r>
+            </w:ins>
+          </w:p>
+        </w:tc>
+        <w:tc>
+          <w:tcPr>
+            <w:tcW w:type="dxa" w:w="1392"/>
+          </w:tcPr>
+          <w:p>
+            <w:ins w:id="1179" w:author="Editor Revision" w:date="2026-07-22T00:00:00Z">
+              <w:r>
+                <w:rPr>
+                  <w:color w:val="FF0000"/>
+                  <w:sz w:val="16"/>
+                </w:rPr>
+                <w:t xml:space="preserve">Deterministic input</w:t>
+              </w:r>
+            </w:ins>
+          </w:p>
+        </w:tc>
+        <w:tc>
+          <w:tcPr>
+            <w:tcW w:type="dxa" w:w="1392"/>
+          </w:tcPr>
+          <w:p>
+            <w:ins w:id="1180" w:author="Editor Revision" w:date="2026-07-22T00:00:00Z">
+              <w:r>
+                <w:rPr>
+                  <w:color w:val="FF0000"/>
+                  <w:sz w:val="16"/>
+                </w:rPr>
+                <w:t xml:space="preserve">scenarios.py (ASIC-class anchor, assumption)</w:t>
               </w:r>
             </w:ins>
           </w:p>
@@ -6829,23 +6127,23 @@
             <w:tcW w:type="dxa" w:w="1392"/>
           </w:tcPr>
           <w:p>
-            <w:ins w:id="1217" w:author="Editor Revision" w:date="2026-07-22T00:00:00Z">
-              <w:r>
-                <w:rPr>
-                  <w:color w:val="FF0000"/>
-                  <w:sz w:val="16"/>
-                </w:rPr>
-                <w:t xml:space="preserve">Validator gossip message rate</w:t>
-              </w:r>
-            </w:ins>
-          </w:p>
-        </w:tc>
-        <w:tc>
-          <w:tcPr>
-            <w:tcW w:type="dxa" w:w="1392"/>
-          </w:tcPr>
-          <w:p>
-            <w:ins w:id="1218" w:author="Editor Revision" w:date="2026-07-22T00:00:00Z">
+            <w:ins w:id="1181" w:author="Editor Revision" w:date="2026-07-22T00:00:00Z">
+              <w:r>
+                <w:rPr>
+                  <w:color w:val="FF0000"/>
+                  <w:sz w:val="16"/>
+                </w:rPr>
+                <w:t xml:space="preserve">Block interval (PoW)</w:t>
+              </w:r>
+            </w:ins>
+          </w:p>
+        </w:tc>
+        <w:tc>
+          <w:tcPr>
+            <w:tcW w:type="dxa" w:w="1392"/>
+          </w:tcPr>
+          <w:p>
+            <w:ins w:id="1182" w:author="Editor Revision" w:date="2026-07-22T00:00:00Z">
               <w:r>
                 <w:rPr>
                   <w:color w:val="FF0000"/>
@@ -6861,55 +6159,55 @@
             <w:tcW w:type="dxa" w:w="1392"/>
           </w:tcPr>
           <w:p>
-            <w:ins w:id="1219" w:author="Editor Revision" w:date="2026-07-22T00:00:00Z">
-              <w:r>
-                <w:rPr>
-                  <w:color w:val="FF0000"/>
-                  <w:sz w:val="16"/>
-                </w:rPr>
-                <w:t xml:space="preserve">5</w:t>
-              </w:r>
-            </w:ins>
-          </w:p>
-        </w:tc>
-        <w:tc>
-          <w:tcPr>
-            <w:tcW w:type="dxa" w:w="1392"/>
-          </w:tcPr>
-          <w:p>
-            <w:ins w:id="1220" w:author="Editor Revision" w:date="2026-07-22T00:00:00Z">
-              <w:r>
-                <w:rPr>
-                  <w:color w:val="FF0000"/>
-                  <w:sz w:val="16"/>
-                </w:rPr>
-                <w:t xml:space="preserve">msg/validator/s</w:t>
-              </w:r>
-            </w:ins>
-          </w:p>
-        </w:tc>
-        <w:tc>
-          <w:tcPr>
-            <w:tcW w:type="dxa" w:w="1392"/>
-          </w:tcPr>
-          <w:p>
-            <w:ins w:id="1221" w:author="Editor Revision" w:date="2026-07-22T00:00:00Z">
-              <w:r>
-                <w:rPr>
-                  <w:color w:val="FF0000"/>
-                  <w:sz w:val="16"/>
-                </w:rPr>
-                <w:t xml:space="preserve">PoS validator</w:t>
-              </w:r>
-            </w:ins>
-          </w:p>
-        </w:tc>
-        <w:tc>
-          <w:tcPr>
-            <w:tcW w:type="dxa" w:w="1392"/>
-          </w:tcPr>
-          <w:p>
-            <w:ins w:id="1222" w:author="Editor Revision" w:date="2026-07-22T00:00:00Z">
+            <w:ins w:id="1183" w:author="Editor Revision" w:date="2026-07-22T00:00:00Z">
+              <w:r>
+                <w:rPr>
+                  <w:color w:val="FF0000"/>
+                  <w:sz w:val="16"/>
+                </w:rPr>
+                <w:t xml:space="preserve">600</w:t>
+              </w:r>
+            </w:ins>
+          </w:p>
+        </w:tc>
+        <w:tc>
+          <w:tcPr>
+            <w:tcW w:type="dxa" w:w="1392"/>
+          </w:tcPr>
+          <w:p>
+            <w:ins w:id="1184" w:author="Editor Revision" w:date="2026-07-22T00:00:00Z">
+              <w:r>
+                <w:rPr>
+                  <w:color w:val="FF0000"/>
+                  <w:sz w:val="16"/>
+                </w:rPr>
+                <w:t xml:space="preserve">s</w:t>
+              </w:r>
+            </w:ins>
+          </w:p>
+        </w:tc>
+        <w:tc>
+          <w:tcPr>
+            <w:tcW w:type="dxa" w:w="1392"/>
+          </w:tcPr>
+          <w:p>
+            <w:ins w:id="1185" w:author="Editor Revision" w:date="2026-07-22T00:00:00Z">
+              <w:r>
+                <w:rPr>
+                  <w:color w:val="FF0000"/>
+                  <w:sz w:val="16"/>
+                </w:rPr>
+                <w:t xml:space="preserve">PoW economic</w:t>
+              </w:r>
+            </w:ins>
+          </w:p>
+        </w:tc>
+        <w:tc>
+          <w:tcPr>
+            <w:tcW w:type="dxa" w:w="1392"/>
+          </w:tcPr>
+          <w:p>
+            <w:ins w:id="1186" w:author="Editor Revision" w:date="2026-07-22T00:00:00Z">
               <w:r>
                 <w:rPr>
                   <w:color w:val="FF0000"/>
@@ -6925,13 +6223,13 @@
             <w:tcW w:type="dxa" w:w="1392"/>
           </w:tcPr>
           <w:p>
-            <w:ins w:id="1223" w:author="Editor Revision" w:date="2026-07-22T00:00:00Z">
-              <w:r>
-                <w:rPr>
-                  <w:color w:val="FF0000"/>
-                  <w:sz w:val="16"/>
-                </w:rPr>
-                <w:t xml:space="preserve">Attestation/gossip assumption</w:t>
+            <w:ins w:id="1187" w:author="Editor Revision" w:date="2026-07-22T00:00:00Z">
+              <w:r>
+                <w:rPr>
+                  <w:color w:val="FF0000"/>
+                  <w:sz w:val="16"/>
+                </w:rPr>
+                <w:t xml:space="preserve">scenarios.py (~10-min target, assumption)</w:t>
               </w:r>
             </w:ins>
           </w:p>
@@ -6946,87 +6244,87 @@
             <w:tcW w:type="dxa" w:w="1392"/>
           </w:tcPr>
           <w:p>
-            <w:ins w:id="1224" w:author="Editor Revision" w:date="2026-07-22T00:00:00Z">
-              <w:r>
-                <w:rPr>
-                  <w:color w:val="FF0000"/>
-                  <w:sz w:val="16"/>
-                </w:rPr>
-                <w:t xml:space="preserve">Peer degree</w:t>
-              </w:r>
-            </w:ins>
-          </w:p>
-        </w:tc>
-        <w:tc>
-          <w:tcPr>
-            <w:tcW w:type="dxa" w:w="1392"/>
-          </w:tcPr>
-          <w:p>
-            <w:ins w:id="1225" w:author="Editor Revision" w:date="2026-07-22T00:00:00Z">
-              <w:r>
-                <w:rPr>
-                  <w:color w:val="FF0000"/>
-                  <w:sz w:val="16"/>
-                </w:rPr>
-                <w:t xml:space="preserve">-</w:t>
-              </w:r>
-            </w:ins>
-          </w:p>
-        </w:tc>
-        <w:tc>
-          <w:tcPr>
-            <w:tcW w:type="dxa" w:w="1392"/>
-          </w:tcPr>
-          <w:p>
-            <w:ins w:id="1226" w:author="Editor Revision" w:date="2026-07-22T00:00:00Z">
-              <w:r>
-                <w:rPr>
-                  <w:color w:val="FF0000"/>
-                  <w:sz w:val="16"/>
-                </w:rPr>
-                <w:t xml:space="preserve">4; 8; 16</w:t>
-              </w:r>
-            </w:ins>
-          </w:p>
-        </w:tc>
-        <w:tc>
-          <w:tcPr>
-            <w:tcW w:type="dxa" w:w="1392"/>
-          </w:tcPr>
-          <w:p>
-            <w:ins w:id="1227" w:author="Editor Revision" w:date="2026-07-22T00:00:00Z">
-              <w:r>
-                <w:rPr>
-                  <w:color w:val="FF0000"/>
-                  <w:sz w:val="16"/>
-                </w:rPr>
-                <w:t xml:space="preserve">peers</w:t>
-              </w:r>
-            </w:ins>
-          </w:p>
-        </w:tc>
-        <w:tc>
-          <w:tcPr>
-            <w:tcW w:type="dxa" w:w="1392"/>
-          </w:tcPr>
-          <w:p>
-            <w:ins w:id="1228" w:author="Editor Revision" w:date="2026-07-22T00:00:00Z">
-              <w:r>
-                <w:rPr>
-                  <w:color w:val="FF0000"/>
-                  <w:sz w:val="16"/>
-                </w:rPr>
-                <w:t xml:space="preserve">Communication</w:t>
-              </w:r>
-            </w:ins>
-          </w:p>
-        </w:tc>
-        <w:tc>
-          <w:tcPr>
-            <w:tcW w:type="dxa" w:w="1392"/>
-          </w:tcPr>
-          <w:p>
-            <w:ins w:id="1229" w:author="Editor Revision" w:date="2026-07-22T00:00:00Z">
+            <w:ins w:id="1188" w:author="Editor Revision" w:date="2026-07-22T00:00:00Z">
+              <w:r>
+                <w:rPr>
+                  <w:color w:val="FF0000"/>
+                  <w:sz w:val="16"/>
+                </w:rPr>
+                <w:t xml:space="preserve">Miner count</w:t>
+              </w:r>
+            </w:ins>
+          </w:p>
+        </w:tc>
+        <w:tc>
+          <w:tcPr>
+            <w:tcW w:type="dxa" w:w="1392"/>
+          </w:tcPr>
+          <w:p>
+            <w:ins w:id="1189" w:author="Editor Revision" w:date="2026-07-22T00:00:00Z">
+              <w:r>
+                <w:rPr>
+                  <w:color w:val="FF0000"/>
+                  <w:sz w:val="16"/>
+                </w:rPr>
+                <w:t xml:space="preserve">N</w:t>
+              </w:r>
+            </w:ins>
+          </w:p>
+        </w:tc>
+        <w:tc>
+          <w:tcPr>
+            <w:tcW w:type="dxa" w:w="1392"/>
+          </w:tcPr>
+          <w:p>
+            <w:ins w:id="1190" w:author="Editor Revision" w:date="2026-07-22T00:00:00Z">
+              <w:r>
+                <w:rPr>
+                  <w:color w:val="FF0000"/>
+                  <w:sz w:val="16"/>
+                </w:rPr>
+                <w:t xml:space="preserve">50; 100; 500; 1000</w:t>
+              </w:r>
+            </w:ins>
+          </w:p>
+        </w:tc>
+        <w:tc>
+          <w:tcPr>
+            <w:tcW w:type="dxa" w:w="1392"/>
+          </w:tcPr>
+          <w:p>
+            <w:ins w:id="1191" w:author="Editor Revision" w:date="2026-07-22T00:00:00Z">
+              <w:r>
+                <w:rPr>
+                  <w:color w:val="FF0000"/>
+                  <w:sz w:val="16"/>
+                </w:rPr>
+                <w:t xml:space="preserve">miners</w:t>
+              </w:r>
+            </w:ins>
+          </w:p>
+        </w:tc>
+        <w:tc>
+          <w:tcPr>
+            <w:tcW w:type="dxa" w:w="1392"/>
+          </w:tcPr>
+          <w:p>
+            <w:ins w:id="1192" w:author="Editor Revision" w:date="2026-07-22T00:00:00Z">
+              <w:r>
+                <w:rPr>
+                  <w:color w:val="FF0000"/>
+                  <w:sz w:val="16"/>
+                </w:rPr>
+                <w:t xml:space="preserve">PoW economic</w:t>
+              </w:r>
+            </w:ins>
+          </w:p>
+        </w:tc>
+        <w:tc>
+          <w:tcPr>
+            <w:tcW w:type="dxa" w:w="1392"/>
+          </w:tcPr>
+          <w:p>
+            <w:ins w:id="1193" w:author="Editor Revision" w:date="2026-07-22T00:00:00Z">
               <w:r>
                 <w:rPr>
                   <w:color w:val="FF0000"/>
@@ -7042,13 +6340,13 @@
             <w:tcW w:type="dxa" w:w="1392"/>
           </w:tcPr>
           <w:p>
-            <w:ins w:id="1230" w:author="Editor Revision" w:date="2026-07-22T00:00:00Z">
-              <w:r>
-                <w:rPr>
-                  <w:color w:val="FF0000"/>
-                  <w:sz w:val="16"/>
-                </w:rPr>
-                <w:t xml:space="preserve">Connectivity assumption</w:t>
+            <w:ins w:id="1194" w:author="Editor Revision" w:date="2026-07-22T00:00:00Z">
+              <w:r>
+                <w:rPr>
+                  <w:color w:val="FF0000"/>
+                  <w:sz w:val="16"/>
+                </w:rPr>
+                <w:t xml:space="preserve">run_pow_miner_scaling.py; small-to-moderate networks [6]</w:t>
               </w:r>
             </w:ins>
           </w:p>
@@ -7063,23 +6361,23 @@
             <w:tcW w:type="dxa" w:w="1392"/>
           </w:tcPr>
           <w:p>
-            <w:ins w:id="1231" w:author="Editor Revision" w:date="2026-07-22T00:00:00Z">
-              <w:r>
-                <w:rPr>
-                  <w:color w:val="FF0000"/>
-                  <w:sz w:val="16"/>
-                </w:rPr>
-                <w:t xml:space="preserve">Block size</w:t>
-              </w:r>
-            </w:ins>
-          </w:p>
-        </w:tc>
-        <w:tc>
-          <w:tcPr>
-            <w:tcW w:type="dxa" w:w="1392"/>
-          </w:tcPr>
-          <w:p>
-            <w:ins w:id="1232" w:author="Editor Revision" w:date="2026-07-22T00:00:00Z">
+            <w:ins w:id="1195" w:author="Editor Revision" w:date="2026-07-22T00:00:00Z">
+              <w:r>
+                <w:rPr>
+                  <w:color w:val="FF0000"/>
+                  <w:sz w:val="16"/>
+                </w:rPr>
+                <w:t xml:space="preserve">Blocks in horizon</w:t>
+              </w:r>
+            </w:ins>
+          </w:p>
+        </w:tc>
+        <w:tc>
+          <w:tcPr>
+            <w:tcW w:type="dxa" w:w="1392"/>
+          </w:tcPr>
+          <w:p>
+            <w:ins w:id="1196" w:author="Editor Revision" w:date="2026-07-22T00:00:00Z">
               <w:r>
                 <w:rPr>
                   <w:color w:val="FF0000"/>
@@ -7095,77 +6393,77 @@
             <w:tcW w:type="dxa" w:w="1392"/>
           </w:tcPr>
           <w:p>
-            <w:ins w:id="1233" w:author="Editor Revision" w:date="2026-07-22T00:00:00Z">
-              <w:r>
-                <w:rPr>
-                  <w:color w:val="FF0000"/>
-                  <w:sz w:val="16"/>
-                </w:rPr>
-                <w:t xml:space="preserve">0.5; 1; 2</w:t>
-              </w:r>
-            </w:ins>
-          </w:p>
-        </w:tc>
-        <w:tc>
-          <w:tcPr>
-            <w:tcW w:type="dxa" w:w="1392"/>
-          </w:tcPr>
-          <w:p>
-            <w:ins w:id="1234" w:author="Editor Revision" w:date="2026-07-22T00:00:00Z">
-              <w:r>
-                <w:rPr>
-                  <w:color w:val="FF0000"/>
-                  <w:sz w:val="16"/>
-                </w:rPr>
-                <w:t xml:space="preserve">MB</w:t>
-              </w:r>
-            </w:ins>
-          </w:p>
-        </w:tc>
-        <w:tc>
-          <w:tcPr>
-            <w:tcW w:type="dxa" w:w="1392"/>
-          </w:tcPr>
-          <w:p>
-            <w:ins w:id="1235" w:author="Editor Revision" w:date="2026-07-22T00:00:00Z">
-              <w:r>
-                <w:rPr>
-                  <w:color w:val="FF0000"/>
-                  <w:sz w:val="16"/>
-                </w:rPr>
-                <w:t xml:space="preserve">Communication</w:t>
-              </w:r>
-            </w:ins>
-          </w:p>
-        </w:tc>
-        <w:tc>
-          <w:tcPr>
-            <w:tcW w:type="dxa" w:w="1392"/>
-          </w:tcPr>
-          <w:p>
-            <w:ins w:id="1236" w:author="Editor Revision" w:date="2026-07-22T00:00:00Z">
-              <w:r>
-                <w:rPr>
-                  <w:color w:val="FF0000"/>
-                  <w:sz w:val="16"/>
-                </w:rPr>
-                <w:t xml:space="preserve">Swept</w:t>
-              </w:r>
-            </w:ins>
-          </w:p>
-        </w:tc>
-        <w:tc>
-          <w:tcPr>
-            <w:tcW w:type="dxa" w:w="1392"/>
-          </w:tcPr>
-          <w:p>
-            <w:ins w:id="1237" w:author="Editor Revision" w:date="2026-07-22T00:00:00Z">
-              <w:r>
-                <w:rPr>
-                  <w:color w:val="FF0000"/>
-                  <w:sz w:val="16"/>
-                </w:rPr>
-                <w:t xml:space="preserve">-</w:t>
+            <w:ins w:id="1197" w:author="Editor Revision" w:date="2026-07-22T00:00:00Z">
+              <w:r>
+                <w:rPr>
+                  <w:color w:val="FF0000"/>
+                  <w:sz w:val="16"/>
+                </w:rPr>
+                <w:t xml:space="preserve">Poisson(T / block interval)</w:t>
+              </w:r>
+            </w:ins>
+          </w:p>
+        </w:tc>
+        <w:tc>
+          <w:tcPr>
+            <w:tcW w:type="dxa" w:w="1392"/>
+          </w:tcPr>
+          <w:p>
+            <w:ins w:id="1198" w:author="Editor Revision" w:date="2026-07-22T00:00:00Z">
+              <w:r>
+                <w:rPr>
+                  <w:color w:val="FF0000"/>
+                  <w:sz w:val="16"/>
+                </w:rPr>
+                <w:t xml:space="preserve">blocks</w:t>
+              </w:r>
+            </w:ins>
+          </w:p>
+        </w:tc>
+        <w:tc>
+          <w:tcPr>
+            <w:tcW w:type="dxa" w:w="1392"/>
+          </w:tcPr>
+          <w:p>
+            <w:ins w:id="1199" w:author="Editor Revision" w:date="2026-07-22T00:00:00Z">
+              <w:r>
+                <w:rPr>
+                  <w:color w:val="FF0000"/>
+                  <w:sz w:val="16"/>
+                </w:rPr>
+                <w:t xml:space="preserve">PoW economic</w:t>
+              </w:r>
+            </w:ins>
+          </w:p>
+        </w:tc>
+        <w:tc>
+          <w:tcPr>
+            <w:tcW w:type="dxa" w:w="1392"/>
+          </w:tcPr>
+          <w:p>
+            <w:ins w:id="1200" w:author="Editor Revision" w:date="2026-07-22T00:00:00Z">
+              <w:r>
+                <w:rPr>
+                  <w:color w:val="FF0000"/>
+                  <w:sz w:val="16"/>
+                </w:rPr>
+                <w:t xml:space="preserve">Stochastic</w:t>
+              </w:r>
+            </w:ins>
+          </w:p>
+        </w:tc>
+        <w:tc>
+          <w:tcPr>
+            <w:tcW w:type="dxa" w:w="1392"/>
+          </w:tcPr>
+          <w:p>
+            <w:ins w:id="1201" w:author="Editor Revision" w:date="2026-07-22T00:00:00Z">
+              <w:r>
+                <w:rPr>
+                  <w:color w:val="FF0000"/>
+                  <w:sz w:val="16"/>
+                </w:rPr>
+                <w:t xml:space="preserve">scenarios.py _poisson</w:t>
               </w:r>
             </w:ins>
           </w:p>
@@ -7180,23 +6478,55 @@
             <w:tcW w:type="dxa" w:w="1392"/>
           </w:tcPr>
           <w:p>
-            <w:ins w:id="1238" w:author="Editor Revision" w:date="2026-07-22T00:00:00Z">
-              <w:r>
-                <w:rPr>
-                  <w:color w:val="FF0000"/>
-                  <w:sz w:val="16"/>
-                </w:rPr>
-                <w:t xml:space="preserve">Transaction rate</w:t>
-              </w:r>
-            </w:ins>
-          </w:p>
-        </w:tc>
-        <w:tc>
-          <w:tcPr>
-            <w:tcW w:type="dxa" w:w="1392"/>
-          </w:tcPr>
-          <w:p>
-            <w:ins w:id="1239" w:author="Editor Revision" w:date="2026-07-22T00:00:00Z">
+            <w:ins w:id="1202" w:author="Editor Revision" w:date="2026-07-22T00:00:00Z">
+              <w:r>
+                <w:rPr>
+                  <w:color w:val="FF0000"/>
+                  <w:sz w:val="16"/>
+                </w:rPr>
+                <w:t xml:space="preserve">Hashpower shares</w:t>
+              </w:r>
+            </w:ins>
+          </w:p>
+        </w:tc>
+        <w:tc>
+          <w:tcPr>
+            <w:tcW w:type="dxa" w:w="1392"/>
+          </w:tcPr>
+          <w:p>
+            <w:ins w:id="1203" w:author="Editor Revision" w:date="2026-07-22T00:00:00Z">
+              <w:r>
+                <w:rPr>
+                  <w:color w:val="FF0000"/>
+                  <w:sz w:val="16"/>
+                </w:rPr>
+                <w:t xml:space="preserve">s_i</w:t>
+              </w:r>
+            </w:ins>
+          </w:p>
+        </w:tc>
+        <w:tc>
+          <w:tcPr>
+            <w:tcW w:type="dxa" w:w="1392"/>
+          </w:tcPr>
+          <w:p>
+            <w:ins w:id="1204" w:author="Editor Revision" w:date="2026-07-22T00:00:00Z">
+              <w:r>
+                <w:rPr>
+                  <w:color w:val="FF0000"/>
+                  <w:sz w:val="16"/>
+                </w:rPr>
+                <w:t xml:space="preserve">Dirichlet(1,…,1)</w:t>
+              </w:r>
+            </w:ins>
+          </w:p>
+        </w:tc>
+        <w:tc>
+          <w:tcPr>
+            <w:tcW w:type="dxa" w:w="1392"/>
+          </w:tcPr>
+          <w:p>
+            <w:ins w:id="1205" w:author="Editor Revision" w:date="2026-07-22T00:00:00Z">
               <w:r>
                 <w:rPr>
                   <w:color w:val="FF0000"/>
@@ -7212,77 +6542,45 @@
             <w:tcW w:type="dxa" w:w="1392"/>
           </w:tcPr>
           <w:p>
-            <w:ins w:id="1240" w:author="Editor Revision" w:date="2026-07-22T00:00:00Z">
-              <w:r>
-                <w:rPr>
-                  <w:color w:val="FF0000"/>
-                  <w:sz w:val="16"/>
-                </w:rPr>
-                <w:t xml:space="preserve">1; 10; 100</w:t>
-              </w:r>
-            </w:ins>
-          </w:p>
-        </w:tc>
-        <w:tc>
-          <w:tcPr>
-            <w:tcW w:type="dxa" w:w="1392"/>
-          </w:tcPr>
-          <w:p>
-            <w:ins w:id="1241" w:author="Editor Revision" w:date="2026-07-22T00:00:00Z">
-              <w:r>
-                <w:rPr>
-                  <w:color w:val="FF0000"/>
-                  <w:sz w:val="16"/>
-                </w:rPr>
-                <w:t xml:space="preserve">tx/s</w:t>
-              </w:r>
-            </w:ins>
-          </w:p>
-        </w:tc>
-        <w:tc>
-          <w:tcPr>
-            <w:tcW w:type="dxa" w:w="1392"/>
-          </w:tcPr>
-          <w:p>
-            <w:ins w:id="1242" w:author="Editor Revision" w:date="2026-07-22T00:00:00Z">
-              <w:r>
-                <w:rPr>
-                  <w:color w:val="FF0000"/>
-                  <w:sz w:val="16"/>
-                </w:rPr>
-                <w:t xml:space="preserve">Communication</w:t>
-              </w:r>
-            </w:ins>
-          </w:p>
-        </w:tc>
-        <w:tc>
-          <w:tcPr>
-            <w:tcW w:type="dxa" w:w="1392"/>
-          </w:tcPr>
-          <w:p>
-            <w:ins w:id="1243" w:author="Editor Revision" w:date="2026-07-22T00:00:00Z">
-              <w:r>
-                <w:rPr>
-                  <w:color w:val="FF0000"/>
-                  <w:sz w:val="16"/>
-                </w:rPr>
-                <w:t xml:space="preserve">Swept</w:t>
-              </w:r>
-            </w:ins>
-          </w:p>
-        </w:tc>
-        <w:tc>
-          <w:tcPr>
-            <w:tcW w:type="dxa" w:w="1392"/>
-          </w:tcPr>
-          <w:p>
-            <w:ins w:id="1244" w:author="Editor Revision" w:date="2026-07-22T00:00:00Z">
-              <w:r>
-                <w:rPr>
-                  <w:color w:val="FF0000"/>
-                  <w:sz w:val="16"/>
-                </w:rPr>
-                <w:t xml:space="preserve">-</w:t>
+            <w:ins w:id="1206" w:author="Editor Revision" w:date="2026-07-22T00:00:00Z">
+              <w:r>
+                <w:rPr>
+                  <w:color w:val="FF0000"/>
+                  <w:sz w:val="16"/>
+                </w:rPr>
+                <w:t xml:space="preserve">PoW economic</w:t>
+              </w:r>
+            </w:ins>
+          </w:p>
+        </w:tc>
+        <w:tc>
+          <w:tcPr>
+            <w:tcW w:type="dxa" w:w="1392"/>
+          </w:tcPr>
+          <w:p>
+            <w:ins w:id="1207" w:author="Editor Revision" w:date="2026-07-22T00:00:00Z">
+              <w:r>
+                <w:rPr>
+                  <w:color w:val="FF0000"/>
+                  <w:sz w:val="16"/>
+                </w:rPr>
+                <w:t xml:space="preserve">Stochastic</w:t>
+              </w:r>
+            </w:ins>
+          </w:p>
+        </w:tc>
+        <w:tc>
+          <w:tcPr>
+            <w:tcW w:type="dxa" w:w="1392"/>
+          </w:tcPr>
+          <w:p>
+            <w:ins w:id="1208" w:author="Editor Revision" w:date="2026-07-22T00:00:00Z">
+              <w:r>
+                <w:rPr>
+                  <w:color w:val="FF0000"/>
+                  <w:sz w:val="16"/>
+                </w:rPr>
+                <w:t xml:space="preserve">scenarios.py _dirichlet_ones</w:t>
               </w:r>
             </w:ins>
           </w:p>
@@ -7297,109 +6595,109 @@
             <w:tcW w:type="dxa" w:w="1392"/>
           </w:tcPr>
           <w:p>
-            <w:ins w:id="1245" w:author="Editor Revision" w:date="2026-07-22T00:00:00Z">
-              <w:r>
-                <w:rPr>
-                  <w:color w:val="FF0000"/>
-                  <w:sz w:val="16"/>
-                </w:rPr>
-                <w:t xml:space="preserve">Transaction size</w:t>
-              </w:r>
-            </w:ins>
-          </w:p>
-        </w:tc>
-        <w:tc>
-          <w:tcPr>
-            <w:tcW w:type="dxa" w:w="1392"/>
-          </w:tcPr>
-          <w:p>
-            <w:ins w:id="1246" w:author="Editor Revision" w:date="2026-07-22T00:00:00Z">
-              <w:r>
-                <w:rPr>
-                  <w:color w:val="FF0000"/>
-                  <w:sz w:val="16"/>
-                </w:rPr>
-                <w:t xml:space="preserve">-</w:t>
-              </w:r>
-            </w:ins>
-          </w:p>
-        </w:tc>
-        <w:tc>
-          <w:tcPr>
-            <w:tcW w:type="dxa" w:w="1392"/>
-          </w:tcPr>
-          <w:p>
-            <w:ins w:id="1247" w:author="Editor Revision" w:date="2026-07-22T00:00:00Z">
-              <w:r>
-                <w:rPr>
-                  <w:color w:val="FF0000"/>
-                  <w:sz w:val="16"/>
-                </w:rPr>
-                <w:t xml:space="preserve">512</w:t>
-              </w:r>
-            </w:ins>
-          </w:p>
-        </w:tc>
-        <w:tc>
-          <w:tcPr>
-            <w:tcW w:type="dxa" w:w="1392"/>
-          </w:tcPr>
-          <w:p>
-            <w:ins w:id="1248" w:author="Editor Revision" w:date="2026-07-22T00:00:00Z">
-              <w:r>
-                <w:rPr>
-                  <w:color w:val="FF0000"/>
-                  <w:sz w:val="16"/>
-                </w:rPr>
-                <w:t xml:space="preserve">bytes</w:t>
-              </w:r>
-            </w:ins>
-          </w:p>
-        </w:tc>
-        <w:tc>
-          <w:tcPr>
-            <w:tcW w:type="dxa" w:w="1392"/>
-          </w:tcPr>
-          <w:p>
-            <w:ins w:id="1249" w:author="Editor Revision" w:date="2026-07-22T00:00:00Z">
-              <w:r>
-                <w:rPr>
-                  <w:color w:val="FF0000"/>
-                  <w:sz w:val="16"/>
-                </w:rPr>
-                <w:t xml:space="preserve">Communication</w:t>
-              </w:r>
-            </w:ins>
-          </w:p>
-        </w:tc>
-        <w:tc>
-          <w:tcPr>
-            <w:tcW w:type="dxa" w:w="1392"/>
-          </w:tcPr>
-          <w:p>
-            <w:ins w:id="1250" w:author="Editor Revision" w:date="2026-07-22T00:00:00Z">
-              <w:r>
-                <w:rPr>
-                  <w:color w:val="FF0000"/>
-                  <w:sz w:val="16"/>
-                </w:rPr>
-                <w:t xml:space="preserve">Deterministic input</w:t>
-              </w:r>
-            </w:ins>
-          </w:p>
-        </w:tc>
-        <w:tc>
-          <w:tcPr>
-            <w:tcW w:type="dxa" w:w="1392"/>
-          </w:tcPr>
-          <w:p>
-            <w:ins w:id="1251" w:author="Editor Revision" w:date="2026-07-22T00:00:00Z">
-              <w:r>
-                <w:rPr>
-                  <w:color w:val="FF0000"/>
-                  <w:sz w:val="16"/>
-                </w:rPr>
-                <w:t xml:space="preserve">Assumption</w:t>
+            <w:ins w:id="1209" w:author="Editor Revision" w:date="2026-07-22T00:00:00Z">
+              <w:r>
+                <w:rPr>
+                  <w:color w:val="FF0000"/>
+                  <w:sz w:val="16"/>
+                </w:rPr>
+                <w:t xml:space="preserve">Per-miner power (fixed-power contrast baseline)</w:t>
+              </w:r>
+            </w:ins>
+          </w:p>
+        </w:tc>
+        <w:tc>
+          <w:tcPr>
+            <w:tcW w:type="dxa" w:w="1392"/>
+          </w:tcPr>
+          <w:p>
+            <w:ins w:id="1210" w:author="Editor Revision" w:date="2026-07-22T00:00:00Z">
+              <w:r>
+                <w:rPr>
+                  <w:color w:val="FF0000"/>
+                  <w:sz w:val="16"/>
+                </w:rPr>
+                <w:t xml:space="preserve">P_miner</w:t>
+              </w:r>
+            </w:ins>
+          </w:p>
+        </w:tc>
+        <w:tc>
+          <w:tcPr>
+            <w:tcW w:type="dxa" w:w="1392"/>
+          </w:tcPr>
+          <w:p>
+            <w:ins w:id="1211" w:author="Editor Revision" w:date="2026-07-22T00:00:00Z">
+              <w:r>
+                <w:rPr>
+                  <w:color w:val="FF0000"/>
+                  <w:sz w:val="16"/>
+                </w:rPr>
+                <w:t xml:space="preserve">2500 (illustrative)</w:t>
+              </w:r>
+            </w:ins>
+          </w:p>
+        </w:tc>
+        <w:tc>
+          <w:tcPr>
+            <w:tcW w:type="dxa" w:w="1392"/>
+          </w:tcPr>
+          <w:p>
+            <w:ins w:id="1212" w:author="Editor Revision" w:date="2026-07-22T00:00:00Z">
+              <w:r>
+                <w:rPr>
+                  <w:color w:val="FF0000"/>
+                  <w:sz w:val="16"/>
+                </w:rPr>
+                <w:t xml:space="preserve">W</w:t>
+              </w:r>
+            </w:ins>
+          </w:p>
+        </w:tc>
+        <w:tc>
+          <w:tcPr>
+            <w:tcW w:type="dxa" w:w="1392"/>
+          </w:tcPr>
+          <w:p>
+            <w:ins w:id="1213" w:author="Editor Revision" w:date="2026-07-22T00:00:00Z">
+              <w:r>
+                <w:rPr>
+                  <w:color w:val="FF0000"/>
+                  <w:sz w:val="16"/>
+                </w:rPr>
+                <w:t xml:space="preserve">Naïve fixed-power baseline</w:t>
+              </w:r>
+            </w:ins>
+          </w:p>
+        </w:tc>
+        <w:tc>
+          <w:tcPr>
+            <w:tcW w:type="dxa" w:w="1392"/>
+          </w:tcPr>
+          <w:p>
+            <w:ins w:id="1214" w:author="Editor Revision" w:date="2026-07-22T00:00:00Z">
+              <w:r>
+                <w:rPr>
+                  <w:color w:val="FF0000"/>
+                  <w:sz w:val="16"/>
+                </w:rPr>
+                <w:t xml:space="preserve">Illustrative assumption</w:t>
+              </w:r>
+            </w:ins>
+          </w:p>
+        </w:tc>
+        <w:tc>
+          <w:tcPr>
+            <w:tcW w:type="dxa" w:w="1392"/>
+          </w:tcPr>
+          <w:p>
+            <w:ins w:id="1215" w:author="Editor Revision" w:date="2026-07-22T00:00:00Z">
+              <w:r>
+                <w:rPr>
+                  <w:color w:val="FF0000"/>
+                  <w:sz w:val="16"/>
+                </w:rPr>
+                <w:t xml:space="preserve">Prior §C text; contrast only, not used for network-level estimates</w:t>
               </w:r>
             </w:ins>
           </w:p>
@@ -7414,109 +6712,109 @@
             <w:tcW w:type="dxa" w:w="1392"/>
           </w:tcPr>
           <w:p>
-            <w:ins w:id="1252" w:author="Editor Revision" w:date="2026-07-22T00:00:00Z">
-              <w:r>
-                <w:rPr>
-                  <w:color w:val="FF0000"/>
-                  <w:sz w:val="16"/>
-                </w:rPr>
-                <w:t xml:space="preserve">TX energy per message</w:t>
-              </w:r>
-            </w:ins>
-          </w:p>
-        </w:tc>
-        <w:tc>
-          <w:tcPr>
-            <w:tcW w:type="dxa" w:w="1392"/>
-          </w:tcPr>
-          <w:p>
-            <w:ins w:id="1253" w:author="Editor Revision" w:date="2026-07-22T00:00:00Z">
-              <w:r>
-                <w:rPr>
-                  <w:color w:val="FF0000"/>
-                  <w:sz w:val="16"/>
-                </w:rPr>
-                <w:t xml:space="preserve">e_tx</w:t>
-              </w:r>
-            </w:ins>
-          </w:p>
-        </w:tc>
-        <w:tc>
-          <w:tcPr>
-            <w:tcW w:type="dxa" w:w="1392"/>
-          </w:tcPr>
-          <w:p>
-            <w:ins w:id="1254" w:author="Editor Revision" w:date="2026-07-22T00:00:00Z">
-              <w:r>
-                <w:rPr>
-                  <w:color w:val="FF0000"/>
-                  <w:sz w:val="16"/>
-                </w:rPr>
-                <w:t xml:space="preserve">0.10</w:t>
-              </w:r>
-            </w:ins>
-          </w:p>
-        </w:tc>
-        <w:tc>
-          <w:tcPr>
-            <w:tcW w:type="dxa" w:w="1392"/>
-          </w:tcPr>
-          <w:p>
-            <w:ins w:id="1255" w:author="Editor Revision" w:date="2026-07-22T00:00:00Z">
-              <w:r>
-                <w:rPr>
-                  <w:color w:val="FF0000"/>
-                  <w:sz w:val="16"/>
-                </w:rPr>
-                <w:t xml:space="preserve">J/msg</w:t>
-              </w:r>
-            </w:ins>
-          </w:p>
-        </w:tc>
-        <w:tc>
-          <w:tcPr>
-            <w:tcW w:type="dxa" w:w="1392"/>
-          </w:tcPr>
-          <w:p>
-            <w:ins w:id="1256" w:author="Editor Revision" w:date="2026-07-22T00:00:00Z">
-              <w:r>
-                <w:rPr>
-                  <w:color w:val="FF0000"/>
-                  <w:sz w:val="16"/>
-                </w:rPr>
-                <w:t xml:space="preserve">Communication</w:t>
-              </w:r>
-            </w:ins>
-          </w:p>
-        </w:tc>
-        <w:tc>
-          <w:tcPr>
-            <w:tcW w:type="dxa" w:w="1392"/>
-          </w:tcPr>
-          <w:p>
-            <w:ins w:id="1257" w:author="Editor Revision" w:date="2026-07-22T00:00:00Z">
-              <w:r>
-                <w:rPr>
-                  <w:color w:val="FF0000"/>
-                  <w:sz w:val="16"/>
-                </w:rPr>
-                <w:t xml:space="preserve">Deterministic input</w:t>
-              </w:r>
-            </w:ins>
-          </w:p>
-        </w:tc>
-        <w:tc>
-          <w:tcPr>
-            <w:tcW w:type="dxa" w:w="1392"/>
-          </w:tcPr>
-          <w:p>
-            <w:ins w:id="1258" w:author="Editor Revision" w:date="2026-07-22T00:00:00Z">
-              <w:r>
-                <w:rPr>
-                  <w:color w:val="FF0000"/>
-                  <w:sz w:val="16"/>
-                </w:rPr>
-                <w:t xml:space="preserve">Radio/NIC order-of-magnitude [11]</w:t>
+            <w:ins w:id="1216" w:author="Editor Revision" w:date="2026-07-22T00:00:00Z">
+              <w:r>
+                <w:rPr>
+                  <w:color w:val="FF0000"/>
+                  <w:sz w:val="16"/>
+                </w:rPr>
+                <w:t xml:space="preserve">Validator power</w:t>
+              </w:r>
+            </w:ins>
+          </w:p>
+        </w:tc>
+        <w:tc>
+          <w:tcPr>
+            <w:tcW w:type="dxa" w:w="1392"/>
+          </w:tcPr>
+          <w:p>
+            <w:ins w:id="1217" w:author="Editor Revision" w:date="2026-07-22T00:00:00Z">
+              <w:r>
+                <w:rPr>
+                  <w:color w:val="FF0000"/>
+                  <w:sz w:val="16"/>
+                </w:rPr>
+                <w:t xml:space="preserve">P_v</w:t>
+              </w:r>
+            </w:ins>
+          </w:p>
+        </w:tc>
+        <w:tc>
+          <w:tcPr>
+            <w:tcW w:type="dxa" w:w="1392"/>
+          </w:tcPr>
+          <w:p>
+            <w:ins w:id="1218" w:author="Editor Revision" w:date="2026-07-22T00:00:00Z">
+              <w:r>
+                <w:rPr>
+                  <w:color w:val="FF0000"/>
+                  <w:sz w:val="16"/>
+                </w:rPr>
+                <w:t xml:space="preserve">10 / 100 / 500 (low / standard / high; Gaussian σ=10% per seed)</w:t>
+              </w:r>
+            </w:ins>
+          </w:p>
+        </w:tc>
+        <w:tc>
+          <w:tcPr>
+            <w:tcW w:type="dxa" w:w="1392"/>
+          </w:tcPr>
+          <w:p>
+            <w:ins w:id="1219" w:author="Editor Revision" w:date="2026-07-22T00:00:00Z">
+              <w:r>
+                <w:rPr>
+                  <w:color w:val="FF0000"/>
+                  <w:sz w:val="16"/>
+                </w:rPr>
+                <w:t xml:space="preserve">W</w:t>
+              </w:r>
+            </w:ins>
+          </w:p>
+        </w:tc>
+        <w:tc>
+          <w:tcPr>
+            <w:tcW w:type="dxa" w:w="1392"/>
+          </w:tcPr>
+          <w:p>
+            <w:ins w:id="1220" w:author="Editor Revision" w:date="2026-07-22T00:00:00Z">
+              <w:r>
+                <w:rPr>
+                  <w:color w:val="FF0000"/>
+                  <w:sz w:val="16"/>
+                </w:rPr>
+                <w:t xml:space="preserve">PoS validator</w:t>
+              </w:r>
+            </w:ins>
+          </w:p>
+        </w:tc>
+        <w:tc>
+          <w:tcPr>
+            <w:tcW w:type="dxa" w:w="1392"/>
+          </w:tcPr>
+          <w:p>
+            <w:ins w:id="1221" w:author="Editor Revision" w:date="2026-07-22T00:00:00Z">
+              <w:r>
+                <w:rPr>
+                  <w:color w:val="FF0000"/>
+                  <w:sz w:val="16"/>
+                </w:rPr>
+                <w:t xml:space="preserve">Swept + stochastic</w:t>
+              </w:r>
+            </w:ins>
+          </w:p>
+        </w:tc>
+        <w:tc>
+          <w:tcPr>
+            <w:tcW w:type="dxa" w:w="1392"/>
+          </w:tcPr>
+          <w:p>
+            <w:ins w:id="1222" w:author="Editor Revision" w:date="2026-07-22T00:00:00Z">
+              <w:r>
+                <w:rPr>
+                  <w:color w:val="FF0000"/>
+                  <w:sz w:val="16"/>
+                </w:rPr>
+                <w:t xml:space="preserve">scenarios.py POS_VALIDATOR_POWER; power_jitter=0.10</w:t>
               </w:r>
             </w:ins>
           </w:p>
@@ -7531,109 +6829,109 @@
             <w:tcW w:type="dxa" w:w="1392"/>
           </w:tcPr>
           <w:p>
-            <w:ins w:id="1259" w:author="Editor Revision" w:date="2026-07-22T00:00:00Z">
-              <w:r>
-                <w:rPr>
-                  <w:color w:val="FF0000"/>
-                  <w:sz w:val="16"/>
-                </w:rPr>
-                <w:t xml:space="preserve">RX energy per message</w:t>
-              </w:r>
-            </w:ins>
-          </w:p>
-        </w:tc>
-        <w:tc>
-          <w:tcPr>
-            <w:tcW w:type="dxa" w:w="1392"/>
-          </w:tcPr>
-          <w:p>
-            <w:ins w:id="1260" w:author="Editor Revision" w:date="2026-07-22T00:00:00Z">
-              <w:r>
-                <w:rPr>
-                  <w:color w:val="FF0000"/>
-                  <w:sz w:val="16"/>
-                </w:rPr>
-                <w:t xml:space="preserve">e_rx</w:t>
-              </w:r>
-            </w:ins>
-          </w:p>
-        </w:tc>
-        <w:tc>
-          <w:tcPr>
-            <w:tcW w:type="dxa" w:w="1392"/>
-          </w:tcPr>
-          <w:p>
-            <w:ins w:id="1261" w:author="Editor Revision" w:date="2026-07-22T00:00:00Z">
-              <w:r>
-                <w:rPr>
-                  <w:color w:val="FF0000"/>
-                  <w:sz w:val="16"/>
-                </w:rPr>
-                <w:t xml:space="preserve">0.05</w:t>
-              </w:r>
-            </w:ins>
-          </w:p>
-        </w:tc>
-        <w:tc>
-          <w:tcPr>
-            <w:tcW w:type="dxa" w:w="1392"/>
-          </w:tcPr>
-          <w:p>
-            <w:ins w:id="1262" w:author="Editor Revision" w:date="2026-07-22T00:00:00Z">
-              <w:r>
-                <w:rPr>
-                  <w:color w:val="FF0000"/>
-                  <w:sz w:val="16"/>
-                </w:rPr>
-                <w:t xml:space="preserve">J/msg</w:t>
-              </w:r>
-            </w:ins>
-          </w:p>
-        </w:tc>
-        <w:tc>
-          <w:tcPr>
-            <w:tcW w:type="dxa" w:w="1392"/>
-          </w:tcPr>
-          <w:p>
-            <w:ins w:id="1263" w:author="Editor Revision" w:date="2026-07-22T00:00:00Z">
-              <w:r>
-                <w:rPr>
-                  <w:color w:val="FF0000"/>
-                  <w:sz w:val="16"/>
-                </w:rPr>
-                <w:t xml:space="preserve">Communication</w:t>
-              </w:r>
-            </w:ins>
-          </w:p>
-        </w:tc>
-        <w:tc>
-          <w:tcPr>
-            <w:tcW w:type="dxa" w:w="1392"/>
-          </w:tcPr>
-          <w:p>
-            <w:ins w:id="1264" w:author="Editor Revision" w:date="2026-07-22T00:00:00Z">
-              <w:r>
-                <w:rPr>
-                  <w:color w:val="FF0000"/>
-                  <w:sz w:val="16"/>
-                </w:rPr>
-                <w:t xml:space="preserve">Deterministic input</w:t>
-              </w:r>
-            </w:ins>
-          </w:p>
-        </w:tc>
-        <w:tc>
-          <w:tcPr>
-            <w:tcW w:type="dxa" w:w="1392"/>
-          </w:tcPr>
-          <w:p>
-            <w:ins w:id="1265" w:author="Editor Revision" w:date="2026-07-22T00:00:00Z">
-              <w:r>
-                <w:rPr>
-                  <w:color w:val="FF0000"/>
-                  <w:sz w:val="16"/>
-                </w:rPr>
-                <w:t xml:space="preserve">Radio/NIC order-of-magnitude [11]</w:t>
+            <w:ins w:id="1223" w:author="Editor Revision" w:date="2026-07-22T00:00:00Z">
+              <w:r>
+                <w:rPr>
+                  <w:color w:val="FF0000"/>
+                  <w:sz w:val="16"/>
+                </w:rPr>
+                <w:t xml:space="preserve">Validator uptime</w:t>
+              </w:r>
+            </w:ins>
+          </w:p>
+        </w:tc>
+        <w:tc>
+          <w:tcPr>
+            <w:tcW w:type="dxa" w:w="1392"/>
+          </w:tcPr>
+          <w:p>
+            <w:ins w:id="1224" w:author="Editor Revision" w:date="2026-07-22T00:00:00Z">
+              <w:r>
+                <w:rPr>
+                  <w:color w:val="FF0000"/>
+                  <w:sz w:val="16"/>
+                </w:rPr>
+                <w:t xml:space="preserve">u_v</w:t>
+              </w:r>
+            </w:ins>
+          </w:p>
+        </w:tc>
+        <w:tc>
+          <w:tcPr>
+            <w:tcW w:type="dxa" w:w="1392"/>
+          </w:tcPr>
+          <w:p>
+            <w:ins w:id="1225" w:author="Editor Revision" w:date="2026-07-22T00:00:00Z">
+              <w:r>
+                <w:rPr>
+                  <w:color w:val="FF0000"/>
+                  <w:sz w:val="16"/>
+                </w:rPr>
+                <w:t xml:space="preserve">0.99 (swept 0.90 / 0.99 / 1.00; Gaussian σ=1% per seed)</w:t>
+              </w:r>
+            </w:ins>
+          </w:p>
+        </w:tc>
+        <w:tc>
+          <w:tcPr>
+            <w:tcW w:type="dxa" w:w="1392"/>
+          </w:tcPr>
+          <w:p>
+            <w:ins w:id="1226" w:author="Editor Revision" w:date="2026-07-22T00:00:00Z">
+              <w:r>
+                <w:rPr>
+                  <w:color w:val="FF0000"/>
+                  <w:sz w:val="16"/>
+                </w:rPr>
+                <w:t xml:space="preserve">-</w:t>
+              </w:r>
+            </w:ins>
+          </w:p>
+        </w:tc>
+        <w:tc>
+          <w:tcPr>
+            <w:tcW w:type="dxa" w:w="1392"/>
+          </w:tcPr>
+          <w:p>
+            <w:ins w:id="1227" w:author="Editor Revision" w:date="2026-07-22T00:00:00Z">
+              <w:r>
+                <w:rPr>
+                  <w:color w:val="FF0000"/>
+                  <w:sz w:val="16"/>
+                </w:rPr>
+                <w:t xml:space="preserve">PoS validator</w:t>
+              </w:r>
+            </w:ins>
+          </w:p>
+        </w:tc>
+        <w:tc>
+          <w:tcPr>
+            <w:tcW w:type="dxa" w:w="1392"/>
+          </w:tcPr>
+          <w:p>
+            <w:ins w:id="1228" w:author="Editor Revision" w:date="2026-07-22T00:00:00Z">
+              <w:r>
+                <w:rPr>
+                  <w:color w:val="FF0000"/>
+                  <w:sz w:val="16"/>
+                </w:rPr>
+                <w:t xml:space="preserve">Swept + stochastic</w:t>
+              </w:r>
+            </w:ins>
+          </w:p>
+        </w:tc>
+        <w:tc>
+          <w:tcPr>
+            <w:tcW w:type="dxa" w:w="1392"/>
+          </w:tcPr>
+          <w:p>
+            <w:ins w:id="1229" w:author="Editor Revision" w:date="2026-07-22T00:00:00Z">
+              <w:r>
+                <w:rPr>
+                  <w:color w:val="FF0000"/>
+                  <w:sz w:val="16"/>
+                </w:rPr>
+                <w:t xml:space="preserve">scenarios.py uptime_jitter=0.01 (assumption)</w:t>
               </w:r>
             </w:ins>
           </w:p>
@@ -7648,109 +6946,109 @@
             <w:tcW w:type="dxa" w:w="1392"/>
           </w:tcPr>
           <w:p>
-            <w:ins w:id="1266" w:author="Editor Revision" w:date="2026-07-22T00:00:00Z">
-              <w:r>
-                <w:rPr>
-                  <w:color w:val="FF0000"/>
-                  <w:sz w:val="16"/>
-                </w:rPr>
-                <w:t xml:space="preserve">TX energy per byte</w:t>
-              </w:r>
-            </w:ins>
-          </w:p>
-        </w:tc>
-        <w:tc>
-          <w:tcPr>
-            <w:tcW w:type="dxa" w:w="1392"/>
-          </w:tcPr>
-          <w:p>
-            <w:ins w:id="1267" w:author="Editor Revision" w:date="2026-07-22T00:00:00Z">
-              <w:r>
-                <w:rPr>
-                  <w:color w:val="FF0000"/>
-                  <w:sz w:val="16"/>
-                </w:rPr>
-                <w:t xml:space="preserve">-</w:t>
-              </w:r>
-            </w:ins>
-          </w:p>
-        </w:tc>
-        <w:tc>
-          <w:tcPr>
-            <w:tcW w:type="dxa" w:w="1392"/>
-          </w:tcPr>
-          <w:p>
-            <w:ins w:id="1268" w:author="Editor Revision" w:date="2026-07-22T00:00:00Z">
-              <w:r>
-                <w:rPr>
-                  <w:color w:val="FF0000"/>
-                  <w:sz w:val="16"/>
-                </w:rPr>
-                <w:t xml:space="preserve">2×10⁻⁶</w:t>
-              </w:r>
-            </w:ins>
-          </w:p>
-        </w:tc>
-        <w:tc>
-          <w:tcPr>
-            <w:tcW w:type="dxa" w:w="1392"/>
-          </w:tcPr>
-          <w:p>
-            <w:ins w:id="1269" w:author="Editor Revision" w:date="2026-07-22T00:00:00Z">
-              <w:r>
-                <w:rPr>
-                  <w:color w:val="FF0000"/>
-                  <w:sz w:val="16"/>
-                </w:rPr>
-                <w:t xml:space="preserve">J/byte</w:t>
-              </w:r>
-            </w:ins>
-          </w:p>
-        </w:tc>
-        <w:tc>
-          <w:tcPr>
-            <w:tcW w:type="dxa" w:w="1392"/>
-          </w:tcPr>
-          <w:p>
-            <w:ins w:id="1270" w:author="Editor Revision" w:date="2026-07-22T00:00:00Z">
-              <w:r>
-                <w:rPr>
-                  <w:color w:val="FF0000"/>
-                  <w:sz w:val="16"/>
-                </w:rPr>
-                <w:t xml:space="preserve">Communication</w:t>
-              </w:r>
-            </w:ins>
-          </w:p>
-        </w:tc>
-        <w:tc>
-          <w:tcPr>
-            <w:tcW w:type="dxa" w:w="1392"/>
-          </w:tcPr>
-          <w:p>
-            <w:ins w:id="1271" w:author="Editor Revision" w:date="2026-07-22T00:00:00Z">
-              <w:r>
-                <w:rPr>
-                  <w:color w:val="FF0000"/>
-                  <w:sz w:val="16"/>
-                </w:rPr>
-                <w:t xml:space="preserve">Deterministic input</w:t>
-              </w:r>
-            </w:ins>
-          </w:p>
-        </w:tc>
-        <w:tc>
-          <w:tcPr>
-            <w:tcW w:type="dxa" w:w="1392"/>
-          </w:tcPr>
-          <w:p>
-            <w:ins w:id="1272" w:author="Editor Revision" w:date="2026-07-22T00:00:00Z">
-              <w:r>
-                <w:rPr>
-                  <w:color w:val="FF0000"/>
-                  <w:sz w:val="16"/>
-                </w:rPr>
-                <w:t xml:space="preserve">[11]</w:t>
+            <w:ins w:id="1230" w:author="Editor Revision" w:date="2026-07-22T00:00:00Z">
+              <w:r>
+                <w:rPr>
+                  <w:color w:val="FF0000"/>
+                  <w:sz w:val="16"/>
+                </w:rPr>
+                <w:t xml:space="preserve">Validator count</w:t>
+              </w:r>
+            </w:ins>
+          </w:p>
+        </w:tc>
+        <w:tc>
+          <w:tcPr>
+            <w:tcW w:type="dxa" w:w="1392"/>
+          </w:tcPr>
+          <w:p>
+            <w:ins w:id="1231" w:author="Editor Revision" w:date="2026-07-22T00:00:00Z">
+              <w:r>
+                <w:rPr>
+                  <w:color w:val="FF0000"/>
+                  <w:sz w:val="16"/>
+                </w:rPr>
+                <w:t xml:space="preserve">V</w:t>
+              </w:r>
+            </w:ins>
+          </w:p>
+        </w:tc>
+        <w:tc>
+          <w:tcPr>
+            <w:tcW w:type="dxa" w:w="1392"/>
+          </w:tcPr>
+          <w:p>
+            <w:ins w:id="1232" w:author="Editor Revision" w:date="2026-07-22T00:00:00Z">
+              <w:r>
+                <w:rPr>
+                  <w:color w:val="FF0000"/>
+                  <w:sz w:val="16"/>
+                </w:rPr>
+                <w:t xml:space="preserve">100; 500; 1000; 5000</w:t>
+              </w:r>
+            </w:ins>
+          </w:p>
+        </w:tc>
+        <w:tc>
+          <w:tcPr>
+            <w:tcW w:type="dxa" w:w="1392"/>
+          </w:tcPr>
+          <w:p>
+            <w:ins w:id="1233" w:author="Editor Revision" w:date="2026-07-22T00:00:00Z">
+              <w:r>
+                <w:rPr>
+                  <w:color w:val="FF0000"/>
+                  <w:sz w:val="16"/>
+                </w:rPr>
+                <w:t xml:space="preserve">validators</w:t>
+              </w:r>
+            </w:ins>
+          </w:p>
+        </w:tc>
+        <w:tc>
+          <w:tcPr>
+            <w:tcW w:type="dxa" w:w="1392"/>
+          </w:tcPr>
+          <w:p>
+            <w:ins w:id="1234" w:author="Editor Revision" w:date="2026-07-22T00:00:00Z">
+              <w:r>
+                <w:rPr>
+                  <w:color w:val="FF0000"/>
+                  <w:sz w:val="16"/>
+                </w:rPr>
+                <w:t xml:space="preserve">PoS validator</w:t>
+              </w:r>
+            </w:ins>
+          </w:p>
+        </w:tc>
+        <w:tc>
+          <w:tcPr>
+            <w:tcW w:type="dxa" w:w="1392"/>
+          </w:tcPr>
+          <w:p>
+            <w:ins w:id="1235" w:author="Editor Revision" w:date="2026-07-22T00:00:00Z">
+              <w:r>
+                <w:rPr>
+                  <w:color w:val="FF0000"/>
+                  <w:sz w:val="16"/>
+                </w:rPr>
+                <w:t xml:space="preserve">Swept</w:t>
+              </w:r>
+            </w:ins>
+          </w:p>
+        </w:tc>
+        <w:tc>
+          <w:tcPr>
+            <w:tcW w:type="dxa" w:w="1392"/>
+          </w:tcPr>
+          <w:p>
+            <w:ins w:id="1236" w:author="Editor Revision" w:date="2026-07-22T00:00:00Z">
+              <w:r>
+                <w:rPr>
+                  <w:color w:val="FF0000"/>
+                  <w:sz w:val="16"/>
+                </w:rPr>
+                <w:t xml:space="preserve">run_pos_validator_scaling.py</w:t>
               </w:r>
             </w:ins>
           </w:p>
@@ -7765,23 +7063,23 @@
             <w:tcW w:type="dxa" w:w="1392"/>
           </w:tcPr>
           <w:p>
-            <w:ins w:id="1273" w:author="Editor Revision" w:date="2026-07-22T00:00:00Z">
-              <w:r>
-                <w:rPr>
-                  <w:color w:val="FF0000"/>
-                  <w:sz w:val="16"/>
-                </w:rPr>
-                <w:t xml:space="preserve">RX energy per byte</w:t>
-              </w:r>
-            </w:ins>
-          </w:p>
-        </w:tc>
-        <w:tc>
-          <w:tcPr>
-            <w:tcW w:type="dxa" w:w="1392"/>
-          </w:tcPr>
-          <w:p>
-            <w:ins w:id="1274" w:author="Editor Revision" w:date="2026-07-22T00:00:00Z">
+            <w:ins w:id="1237" w:author="Editor Revision" w:date="2026-07-22T00:00:00Z">
+              <w:r>
+                <w:rPr>
+                  <w:color w:val="FF0000"/>
+                  <w:sz w:val="16"/>
+                </w:rPr>
+                <w:t xml:space="preserve">Validator gossip message rate</w:t>
+              </w:r>
+            </w:ins>
+          </w:p>
+        </w:tc>
+        <w:tc>
+          <w:tcPr>
+            <w:tcW w:type="dxa" w:w="1392"/>
+          </w:tcPr>
+          <w:p>
+            <w:ins w:id="1238" w:author="Editor Revision" w:date="2026-07-22T00:00:00Z">
               <w:r>
                 <w:rPr>
                   <w:color w:val="FF0000"/>
@@ -7797,55 +7095,55 @@
             <w:tcW w:type="dxa" w:w="1392"/>
           </w:tcPr>
           <w:p>
-            <w:ins w:id="1275" w:author="Editor Revision" w:date="2026-07-22T00:00:00Z">
-              <w:r>
-                <w:rPr>
-                  <w:color w:val="FF0000"/>
-                  <w:sz w:val="16"/>
-                </w:rPr>
-                <w:t xml:space="preserve">1×10⁻⁶</w:t>
-              </w:r>
-            </w:ins>
-          </w:p>
-        </w:tc>
-        <w:tc>
-          <w:tcPr>
-            <w:tcW w:type="dxa" w:w="1392"/>
-          </w:tcPr>
-          <w:p>
-            <w:ins w:id="1276" w:author="Editor Revision" w:date="2026-07-22T00:00:00Z">
-              <w:r>
-                <w:rPr>
-                  <w:color w:val="FF0000"/>
-                  <w:sz w:val="16"/>
-                </w:rPr>
-                <w:t xml:space="preserve">J/byte</w:t>
-              </w:r>
-            </w:ins>
-          </w:p>
-        </w:tc>
-        <w:tc>
-          <w:tcPr>
-            <w:tcW w:type="dxa" w:w="1392"/>
-          </w:tcPr>
-          <w:p>
-            <w:ins w:id="1277" w:author="Editor Revision" w:date="2026-07-22T00:00:00Z">
-              <w:r>
-                <w:rPr>
-                  <w:color w:val="FF0000"/>
-                  <w:sz w:val="16"/>
-                </w:rPr>
-                <w:t xml:space="preserve">Communication</w:t>
-              </w:r>
-            </w:ins>
-          </w:p>
-        </w:tc>
-        <w:tc>
-          <w:tcPr>
-            <w:tcW w:type="dxa" w:w="1392"/>
-          </w:tcPr>
-          <w:p>
-            <w:ins w:id="1278" w:author="Editor Revision" w:date="2026-07-22T00:00:00Z">
+            <w:ins w:id="1239" w:author="Editor Revision" w:date="2026-07-22T00:00:00Z">
+              <w:r>
+                <w:rPr>
+                  <w:color w:val="FF0000"/>
+                  <w:sz w:val="16"/>
+                </w:rPr>
+                <w:t xml:space="preserve">5</w:t>
+              </w:r>
+            </w:ins>
+          </w:p>
+        </w:tc>
+        <w:tc>
+          <w:tcPr>
+            <w:tcW w:type="dxa" w:w="1392"/>
+          </w:tcPr>
+          <w:p>
+            <w:ins w:id="1240" w:author="Editor Revision" w:date="2026-07-22T00:00:00Z">
+              <w:r>
+                <w:rPr>
+                  <w:color w:val="FF0000"/>
+                  <w:sz w:val="16"/>
+                </w:rPr>
+                <w:t xml:space="preserve">msg/validator/s</w:t>
+              </w:r>
+            </w:ins>
+          </w:p>
+        </w:tc>
+        <w:tc>
+          <w:tcPr>
+            <w:tcW w:type="dxa" w:w="1392"/>
+          </w:tcPr>
+          <w:p>
+            <w:ins w:id="1241" w:author="Editor Revision" w:date="2026-07-22T00:00:00Z">
+              <w:r>
+                <w:rPr>
+                  <w:color w:val="FF0000"/>
+                  <w:sz w:val="16"/>
+                </w:rPr>
+                <w:t xml:space="preserve">PoS validator</w:t>
+              </w:r>
+            </w:ins>
+          </w:p>
+        </w:tc>
+        <w:tc>
+          <w:tcPr>
+            <w:tcW w:type="dxa" w:w="1392"/>
+          </w:tcPr>
+          <w:p>
+            <w:ins w:id="1242" w:author="Editor Revision" w:date="2026-07-22T00:00:00Z">
               <w:r>
                 <w:rPr>
                   <w:color w:val="FF0000"/>
@@ -7861,13 +7159,13 @@
             <w:tcW w:type="dxa" w:w="1392"/>
           </w:tcPr>
           <w:p>
-            <w:ins w:id="1279" w:author="Editor Revision" w:date="2026-07-22T00:00:00Z">
-              <w:r>
-                <w:rPr>
-                  <w:color w:val="FF0000"/>
-                  <w:sz w:val="16"/>
-                </w:rPr>
-                <w:t xml:space="preserve">[11]</w:t>
+            <w:ins w:id="1243" w:author="Editor Revision" w:date="2026-07-22T00:00:00Z">
+              <w:r>
+                <w:rPr>
+                  <w:color w:val="FF0000"/>
+                  <w:sz w:val="16"/>
+                </w:rPr>
+                <w:t xml:space="preserve">scenarios.py msg_rate_per_validator_hz=5 (assumption)</w:t>
               </w:r>
             </w:ins>
           </w:p>
@@ -7882,23 +7180,23 @@
             <w:tcW w:type="dxa" w:w="1392"/>
           </w:tcPr>
           <w:p>
-            <w:ins w:id="1280" w:author="Editor Revision" w:date="2026-07-22T00:00:00Z">
-              <w:r>
-                <w:rPr>
-                  <w:color w:val="FF0000"/>
-                  <w:sz w:val="16"/>
-                </w:rPr>
-                <w:t xml:space="preserve">Nodes (comm. overlay)</w:t>
-              </w:r>
-            </w:ins>
-          </w:p>
-        </w:tc>
-        <w:tc>
-          <w:tcPr>
-            <w:tcW w:type="dxa" w:w="1392"/>
-          </w:tcPr>
-          <w:p>
-            <w:ins w:id="1281" w:author="Editor Revision" w:date="2026-07-22T00:00:00Z">
+            <w:ins w:id="1244" w:author="Editor Revision" w:date="2026-07-22T00:00:00Z">
+              <w:r>
+                <w:rPr>
+                  <w:color w:val="FF0000"/>
+                  <w:sz w:val="16"/>
+                </w:rPr>
+                <w:t xml:space="preserve">Peer degree</w:t>
+              </w:r>
+            </w:ins>
+          </w:p>
+        </w:tc>
+        <w:tc>
+          <w:tcPr>
+            <w:tcW w:type="dxa" w:w="1392"/>
+          </w:tcPr>
+          <w:p>
+            <w:ins w:id="1245" w:author="Editor Revision" w:date="2026-07-22T00:00:00Z">
               <w:r>
                 <w:rPr>
                   <w:color w:val="FF0000"/>
@@ -7914,39 +7212,39 @@
             <w:tcW w:type="dxa" w:w="1392"/>
           </w:tcPr>
           <w:p>
-            <w:ins w:id="1282" w:author="Editor Revision" w:date="2026-07-22T00:00:00Z">
-              <w:r>
-                <w:rPr>
-                  <w:color w:val="FF0000"/>
-                  <w:sz w:val="16"/>
-                </w:rPr>
-                <w:t xml:space="preserve">500</w:t>
-              </w:r>
-            </w:ins>
-          </w:p>
-        </w:tc>
-        <w:tc>
-          <w:tcPr>
-            <w:tcW w:type="dxa" w:w="1392"/>
-          </w:tcPr>
-          <w:p>
-            <w:ins w:id="1283" w:author="Editor Revision" w:date="2026-07-22T00:00:00Z">
-              <w:r>
-                <w:rPr>
-                  <w:color w:val="FF0000"/>
-                  <w:sz w:val="16"/>
-                </w:rPr>
-                <w:t xml:space="preserve">nodes</w:t>
-              </w:r>
-            </w:ins>
-          </w:p>
-        </w:tc>
-        <w:tc>
-          <w:tcPr>
-            <w:tcW w:type="dxa" w:w="1392"/>
-          </w:tcPr>
-          <w:p>
-            <w:ins w:id="1284" w:author="Editor Revision" w:date="2026-07-22T00:00:00Z">
+            <w:ins w:id="1246" w:author="Editor Revision" w:date="2026-07-22T00:00:00Z">
+              <w:r>
+                <w:rPr>
+                  <w:color w:val="FF0000"/>
+                  <w:sz w:val="16"/>
+                </w:rPr>
+                <w:t xml:space="preserve">4; 8; 16</w:t>
+              </w:r>
+            </w:ins>
+          </w:p>
+        </w:tc>
+        <w:tc>
+          <w:tcPr>
+            <w:tcW w:type="dxa" w:w="1392"/>
+          </w:tcPr>
+          <w:p>
+            <w:ins w:id="1247" w:author="Editor Revision" w:date="2026-07-22T00:00:00Z">
+              <w:r>
+                <w:rPr>
+                  <w:color w:val="FF0000"/>
+                  <w:sz w:val="16"/>
+                </w:rPr>
+                <w:t xml:space="preserve">peers</w:t>
+              </w:r>
+            </w:ins>
+          </w:p>
+        </w:tc>
+        <w:tc>
+          <w:tcPr>
+            <w:tcW w:type="dxa" w:w="1392"/>
+          </w:tcPr>
+          <w:p>
+            <w:ins w:id="1248" w:author="Editor Revision" w:date="2026-07-22T00:00:00Z">
               <w:r>
                 <w:rPr>
                   <w:color w:val="FF0000"/>
@@ -7962,29 +7260,29 @@
             <w:tcW w:type="dxa" w:w="1392"/>
           </w:tcPr>
           <w:p>
-            <w:ins w:id="1285" w:author="Editor Revision" w:date="2026-07-22T00:00:00Z">
-              <w:r>
-                <w:rPr>
-                  <w:color w:val="FF0000"/>
-                  <w:sz w:val="16"/>
-                </w:rPr>
-                <w:t xml:space="preserve">Deterministic input</w:t>
-              </w:r>
-            </w:ins>
-          </w:p>
-        </w:tc>
-        <w:tc>
-          <w:tcPr>
-            <w:tcW w:type="dxa" w:w="1392"/>
-          </w:tcPr>
-          <w:p>
-            <w:ins w:id="1286" w:author="Editor Revision" w:date="2026-07-22T00:00:00Z">
-              <w:r>
-                <w:rPr>
-                  <w:color w:val="FF0000"/>
-                  <w:sz w:val="16"/>
-                </w:rPr>
-                <w:t xml:space="preserve">-</w:t>
+            <w:ins w:id="1249" w:author="Editor Revision" w:date="2026-07-22T00:00:00Z">
+              <w:r>
+                <w:rPr>
+                  <w:color w:val="FF0000"/>
+                  <w:sz w:val="16"/>
+                </w:rPr>
+                <w:t xml:space="preserve">Swept</w:t>
+              </w:r>
+            </w:ins>
+          </w:p>
+        </w:tc>
+        <w:tc>
+          <w:tcPr>
+            <w:tcW w:type="dxa" w:w="1392"/>
+          </w:tcPr>
+          <w:p>
+            <w:ins w:id="1250" w:author="Editor Revision" w:date="2026-07-22T00:00:00Z">
+              <w:r>
+                <w:rPr>
+                  <w:color w:val="FF0000"/>
+                  <w:sz w:val="16"/>
+                </w:rPr>
+                <w:t xml:space="preserve">run_communication_energy_analysis.py</w:t>
               </w:r>
             </w:ins>
           </w:p>
@@ -7999,87 +7297,87 @@
             <w:tcW w:type="dxa" w:w="1392"/>
           </w:tcPr>
           <w:p>
-            <w:ins w:id="1287" w:author="Editor Revision" w:date="2026-07-22T00:00:00Z">
-              <w:r>
-                <w:rPr>
-                  <w:color w:val="FF0000"/>
-                  <w:sz w:val="16"/>
-                </w:rPr>
-                <w:t xml:space="preserve">Grid emission factor</w:t>
-              </w:r>
-            </w:ins>
-          </w:p>
-        </w:tc>
-        <w:tc>
-          <w:tcPr>
-            <w:tcW w:type="dxa" w:w="1392"/>
-          </w:tcPr>
-          <w:p>
-            <w:ins w:id="1288" w:author="Editor Revision" w:date="2026-07-22T00:00:00Z">
-              <w:r>
-                <w:rPr>
-                  <w:color w:val="FF0000"/>
-                  <w:sz w:val="16"/>
-                </w:rPr>
-                <w:t xml:space="preserve">γ</w:t>
-              </w:r>
-            </w:ins>
-          </w:p>
-        </w:tc>
-        <w:tc>
-          <w:tcPr>
-            <w:tcW w:type="dxa" w:w="1392"/>
-          </w:tcPr>
-          <w:p>
-            <w:ins w:id="1289" w:author="Editor Revision" w:date="2026-07-22T00:00:00Z">
-              <w:r>
-                <w:rPr>
-                  <w:color w:val="FF0000"/>
-                  <w:sz w:val="16"/>
-                </w:rPr>
-                <w:t xml:space="preserve">0.05 / 0.475 / 0.82 (low / average / high)</w:t>
-              </w:r>
-            </w:ins>
-          </w:p>
-        </w:tc>
-        <w:tc>
-          <w:tcPr>
-            <w:tcW w:type="dxa" w:w="1392"/>
-          </w:tcPr>
-          <w:p>
-            <w:ins w:id="1290" w:author="Editor Revision" w:date="2026-07-22T00:00:00Z">
-              <w:r>
-                <w:rPr>
-                  <w:color w:val="FF0000"/>
-                  <w:sz w:val="16"/>
-                </w:rPr>
-                <w:t xml:space="preserve">kgCO₂e/kWh</w:t>
-              </w:r>
-            </w:ins>
-          </w:p>
-        </w:tc>
-        <w:tc>
-          <w:tcPr>
-            <w:tcW w:type="dxa" w:w="1392"/>
-          </w:tcPr>
-          <w:p>
-            <w:ins w:id="1291" w:author="Editor Revision" w:date="2026-07-22T00:00:00Z">
-              <w:r>
-                <w:rPr>
-                  <w:color w:val="FF0000"/>
-                  <w:sz w:val="16"/>
-                </w:rPr>
-                <w:t xml:space="preserve">Carbon</w:t>
-              </w:r>
-            </w:ins>
-          </w:p>
-        </w:tc>
-        <w:tc>
-          <w:tcPr>
-            <w:tcW w:type="dxa" w:w="1392"/>
-          </w:tcPr>
-          <w:p>
-            <w:ins w:id="1292" w:author="Editor Revision" w:date="2026-07-22T00:00:00Z">
+            <w:ins w:id="1251" w:author="Editor Revision" w:date="2026-07-22T00:00:00Z">
+              <w:r>
+                <w:rPr>
+                  <w:color w:val="FF0000"/>
+                  <w:sz w:val="16"/>
+                </w:rPr>
+                <w:t xml:space="preserve">Block size</w:t>
+              </w:r>
+            </w:ins>
+          </w:p>
+        </w:tc>
+        <w:tc>
+          <w:tcPr>
+            <w:tcW w:type="dxa" w:w="1392"/>
+          </w:tcPr>
+          <w:p>
+            <w:ins w:id="1252" w:author="Editor Revision" w:date="2026-07-22T00:00:00Z">
+              <w:r>
+                <w:rPr>
+                  <w:color w:val="FF0000"/>
+                  <w:sz w:val="16"/>
+                </w:rPr>
+                <w:t xml:space="preserve">-</w:t>
+              </w:r>
+            </w:ins>
+          </w:p>
+        </w:tc>
+        <w:tc>
+          <w:tcPr>
+            <w:tcW w:type="dxa" w:w="1392"/>
+          </w:tcPr>
+          <w:p>
+            <w:ins w:id="1253" w:author="Editor Revision" w:date="2026-07-22T00:00:00Z">
+              <w:r>
+                <w:rPr>
+                  <w:color w:val="FF0000"/>
+                  <w:sz w:val="16"/>
+                </w:rPr>
+                <w:t xml:space="preserve">0.5; 1; 2</w:t>
+              </w:r>
+            </w:ins>
+          </w:p>
+        </w:tc>
+        <w:tc>
+          <w:tcPr>
+            <w:tcW w:type="dxa" w:w="1392"/>
+          </w:tcPr>
+          <w:p>
+            <w:ins w:id="1254" w:author="Editor Revision" w:date="2026-07-22T00:00:00Z">
+              <w:r>
+                <w:rPr>
+                  <w:color w:val="FF0000"/>
+                  <w:sz w:val="16"/>
+                </w:rPr>
+                <w:t xml:space="preserve">MB</w:t>
+              </w:r>
+            </w:ins>
+          </w:p>
+        </w:tc>
+        <w:tc>
+          <w:tcPr>
+            <w:tcW w:type="dxa" w:w="1392"/>
+          </w:tcPr>
+          <w:p>
+            <w:ins w:id="1255" w:author="Editor Revision" w:date="2026-07-22T00:00:00Z">
+              <w:r>
+                <w:rPr>
+                  <w:color w:val="FF0000"/>
+                  <w:sz w:val="16"/>
+                </w:rPr>
+                <w:t xml:space="preserve">Communication</w:t>
+              </w:r>
+            </w:ins>
+          </w:p>
+        </w:tc>
+        <w:tc>
+          <w:tcPr>
+            <w:tcW w:type="dxa" w:w="1392"/>
+          </w:tcPr>
+          <w:p>
+            <w:ins w:id="1256" w:author="Editor Revision" w:date="2026-07-22T00:00:00Z">
               <w:r>
                 <w:rPr>
                   <w:color w:val="FF0000"/>
@@ -8095,13 +7393,13 @@
             <w:tcW w:type="dxa" w:w="1392"/>
           </w:tcPr>
           <w:p>
-            <w:ins w:id="1293" w:author="Editor Revision" w:date="2026-07-22T00:00:00Z">
-              <w:r>
-                <w:rPr>
-                  <w:color w:val="FF0000"/>
-                  <w:sz w:val="16"/>
-                </w:rPr>
-                <w:t xml:space="preserve">IEA/IPCC ranges [13], [14]</w:t>
+            <w:ins w:id="1257" w:author="Editor Revision" w:date="2026-07-22T00:00:00Z">
+              <w:r>
+                <w:rPr>
+                  <w:color w:val="FF0000"/>
+                  <w:sz w:val="16"/>
+                </w:rPr>
+                <w:t xml:space="preserve">run_communication_energy_analysis.py</w:t>
               </w:r>
             </w:ins>
           </w:p>
@@ -8116,23 +7414,23 @@
             <w:tcW w:type="dxa" w:w="1392"/>
           </w:tcPr>
           <w:p>
-            <w:ins w:id="1294" w:author="Editor Revision" w:date="2026-07-22T00:00:00Z">
-              <w:r>
-                <w:rPr>
-                  <w:color w:val="FF0000"/>
-                  <w:sz w:val="16"/>
-                </w:rPr>
-                <w:t xml:space="preserve">Transactions per block (normalization)</w:t>
-              </w:r>
-            </w:ins>
-          </w:p>
-        </w:tc>
-        <w:tc>
-          <w:tcPr>
-            <w:tcW w:type="dxa" w:w="1392"/>
-          </w:tcPr>
-          <w:p>
-            <w:ins w:id="1295" w:author="Editor Revision" w:date="2026-07-22T00:00:00Z">
+            <w:ins w:id="1258" w:author="Editor Revision" w:date="2026-07-22T00:00:00Z">
+              <w:r>
+                <w:rPr>
+                  <w:color w:val="FF0000"/>
+                  <w:sz w:val="16"/>
+                </w:rPr>
+                <w:t xml:space="preserve">Transaction rate</w:t>
+              </w:r>
+            </w:ins>
+          </w:p>
+        </w:tc>
+        <w:tc>
+          <w:tcPr>
+            <w:tcW w:type="dxa" w:w="1392"/>
+          </w:tcPr>
+          <w:p>
+            <w:ins w:id="1259" w:author="Editor Revision" w:date="2026-07-22T00:00:00Z">
               <w:r>
                 <w:rPr>
                   <w:color w:val="FF0000"/>
@@ -8148,77 +7446,77 @@
             <w:tcW w:type="dxa" w:w="1392"/>
           </w:tcPr>
           <w:p>
-            <w:ins w:id="1296" w:author="Editor Revision" w:date="2026-07-22T00:00:00Z">
-              <w:r>
-                <w:rPr>
-                  <w:color w:val="FF0000"/>
-                  <w:sz w:val="16"/>
-                </w:rPr>
-                <w:t xml:space="preserve">2000</w:t>
-              </w:r>
-            </w:ins>
-          </w:p>
-        </w:tc>
-        <w:tc>
-          <w:tcPr>
-            <w:tcW w:type="dxa" w:w="1392"/>
-          </w:tcPr>
-          <w:p>
-            <w:ins w:id="1297" w:author="Editor Revision" w:date="2026-07-22T00:00:00Z">
-              <w:r>
-                <w:rPr>
-                  <w:color w:val="FF0000"/>
-                  <w:sz w:val="16"/>
-                </w:rPr>
-                <w:t xml:space="preserve">tx/block</w:t>
-              </w:r>
-            </w:ins>
-          </w:p>
-        </w:tc>
-        <w:tc>
-          <w:tcPr>
-            <w:tcW w:type="dxa" w:w="1392"/>
-          </w:tcPr>
-          <w:p>
-            <w:ins w:id="1298" w:author="Editor Revision" w:date="2026-07-22T00:00:00Z">
-              <w:r>
-                <w:rPr>
-                  <w:color w:val="FF0000"/>
-                  <w:sz w:val="16"/>
-                </w:rPr>
-                <w:t xml:space="preserve">Carbon</w:t>
-              </w:r>
-            </w:ins>
-          </w:p>
-        </w:tc>
-        <w:tc>
-          <w:tcPr>
-            <w:tcW w:type="dxa" w:w="1392"/>
-          </w:tcPr>
-          <w:p>
-            <w:ins w:id="1299" w:author="Editor Revision" w:date="2026-07-22T00:00:00Z">
-              <w:r>
-                <w:rPr>
-                  <w:color w:val="FF0000"/>
-                  <w:sz w:val="16"/>
-                </w:rPr>
-                <w:t xml:space="preserve">Deterministic input</w:t>
-              </w:r>
-            </w:ins>
-          </w:p>
-        </w:tc>
-        <w:tc>
-          <w:tcPr>
-            <w:tcW w:type="dxa" w:w="1392"/>
-          </w:tcPr>
-          <w:p>
-            <w:ins w:id="1300" w:author="Editor Revision" w:date="2026-07-22T00:00:00Z">
-              <w:r>
-                <w:rPr>
-                  <w:color w:val="FF0000"/>
-                  <w:sz w:val="16"/>
-                </w:rPr>
-                <w:t xml:space="preserve">Throughput assumption</w:t>
+            <w:ins w:id="1260" w:author="Editor Revision" w:date="2026-07-22T00:00:00Z">
+              <w:r>
+                <w:rPr>
+                  <w:color w:val="FF0000"/>
+                  <w:sz w:val="16"/>
+                </w:rPr>
+                <w:t xml:space="preserve">1; 10; 100</w:t>
+              </w:r>
+            </w:ins>
+          </w:p>
+        </w:tc>
+        <w:tc>
+          <w:tcPr>
+            <w:tcW w:type="dxa" w:w="1392"/>
+          </w:tcPr>
+          <w:p>
+            <w:ins w:id="1261" w:author="Editor Revision" w:date="2026-07-22T00:00:00Z">
+              <w:r>
+                <w:rPr>
+                  <w:color w:val="FF0000"/>
+                  <w:sz w:val="16"/>
+                </w:rPr>
+                <w:t xml:space="preserve">tx/s</w:t>
+              </w:r>
+            </w:ins>
+          </w:p>
+        </w:tc>
+        <w:tc>
+          <w:tcPr>
+            <w:tcW w:type="dxa" w:w="1392"/>
+          </w:tcPr>
+          <w:p>
+            <w:ins w:id="1262" w:author="Editor Revision" w:date="2026-07-22T00:00:00Z">
+              <w:r>
+                <w:rPr>
+                  <w:color w:val="FF0000"/>
+                  <w:sz w:val="16"/>
+                </w:rPr>
+                <w:t xml:space="preserve">Communication</w:t>
+              </w:r>
+            </w:ins>
+          </w:p>
+        </w:tc>
+        <w:tc>
+          <w:tcPr>
+            <w:tcW w:type="dxa" w:w="1392"/>
+          </w:tcPr>
+          <w:p>
+            <w:ins w:id="1263" w:author="Editor Revision" w:date="2026-07-22T00:00:00Z">
+              <w:r>
+                <w:rPr>
+                  <w:color w:val="FF0000"/>
+                  <w:sz w:val="16"/>
+                </w:rPr>
+                <w:t xml:space="preserve">Swept</w:t>
+              </w:r>
+            </w:ins>
+          </w:p>
+        </w:tc>
+        <w:tc>
+          <w:tcPr>
+            <w:tcW w:type="dxa" w:w="1392"/>
+          </w:tcPr>
+          <w:p>
+            <w:ins w:id="1264" w:author="Editor Revision" w:date="2026-07-22T00:00:00Z">
+              <w:r>
+                <w:rPr>
+                  <w:color w:val="FF0000"/>
+                  <w:sz w:val="16"/>
+                </w:rPr>
+                <w:t xml:space="preserve">run_communication_energy_analysis.py</w:t>
               </w:r>
             </w:ins>
           </w:p>
@@ -8233,87 +7531,87 @@
             <w:tcW w:type="dxa" w:w="1392"/>
           </w:tcPr>
           <w:p>
-            <w:ins w:id="1301" w:author="Editor Revision" w:date="2026-07-22T00:00:00Z">
-              <w:r>
-                <w:rPr>
-                  <w:color w:val="FF0000"/>
-                  <w:sz w:val="16"/>
-                </w:rPr>
-                <w:t xml:space="preserve">Simulation horizon</w:t>
-              </w:r>
-            </w:ins>
-          </w:p>
-        </w:tc>
-        <w:tc>
-          <w:tcPr>
-            <w:tcW w:type="dxa" w:w="1392"/>
-          </w:tcPr>
-          <w:p>
-            <w:ins w:id="1302" w:author="Editor Revision" w:date="2026-07-22T00:00:00Z">
-              <w:r>
-                <w:rPr>
-                  <w:color w:val="FF0000"/>
-                  <w:sz w:val="16"/>
-                </w:rPr>
-                <w:t xml:space="preserve">T</w:t>
-              </w:r>
-            </w:ins>
-          </w:p>
-        </w:tc>
-        <w:tc>
-          <w:tcPr>
-            <w:tcW w:type="dxa" w:w="1392"/>
-          </w:tcPr>
-          <w:p>
-            <w:ins w:id="1303" w:author="Editor Revision" w:date="2026-07-22T00:00:00Z">
-              <w:r>
-                <w:rPr>
-                  <w:color w:val="FF0000"/>
-                  <w:sz w:val="16"/>
-                </w:rPr>
-                <w:t xml:space="preserve">86,400 (24 h)</w:t>
-              </w:r>
-            </w:ins>
-          </w:p>
-        </w:tc>
-        <w:tc>
-          <w:tcPr>
-            <w:tcW w:type="dxa" w:w="1392"/>
-          </w:tcPr>
-          <w:p>
-            <w:ins w:id="1304" w:author="Editor Revision" w:date="2026-07-22T00:00:00Z">
-              <w:r>
-                <w:rPr>
-                  <w:color w:val="FF0000"/>
-                  <w:sz w:val="16"/>
-                </w:rPr>
-                <w:t xml:space="preserve">s</w:t>
-              </w:r>
-            </w:ins>
-          </w:p>
-        </w:tc>
-        <w:tc>
-          <w:tcPr>
-            <w:tcW w:type="dxa" w:w="1392"/>
-          </w:tcPr>
-          <w:p>
-            <w:ins w:id="1305" w:author="Editor Revision" w:date="2026-07-22T00:00:00Z">
-              <w:r>
-                <w:rPr>
-                  <w:color w:val="FF0000"/>
-                  <w:sz w:val="16"/>
-                </w:rPr>
-                <w:t xml:space="preserve">All models</w:t>
-              </w:r>
-            </w:ins>
-          </w:p>
-        </w:tc>
-        <w:tc>
-          <w:tcPr>
-            <w:tcW w:type="dxa" w:w="1392"/>
-          </w:tcPr>
-          <w:p>
-            <w:ins w:id="1306" w:author="Editor Revision" w:date="2026-07-22T00:00:00Z">
+            <w:ins w:id="1265" w:author="Editor Revision" w:date="2026-07-22T00:00:00Z">
+              <w:r>
+                <w:rPr>
+                  <w:color w:val="FF0000"/>
+                  <w:sz w:val="16"/>
+                </w:rPr>
+                <w:t xml:space="preserve">Transaction size</w:t>
+              </w:r>
+            </w:ins>
+          </w:p>
+        </w:tc>
+        <w:tc>
+          <w:tcPr>
+            <w:tcW w:type="dxa" w:w="1392"/>
+          </w:tcPr>
+          <w:p>
+            <w:ins w:id="1266" w:author="Editor Revision" w:date="2026-07-22T00:00:00Z">
+              <w:r>
+                <w:rPr>
+                  <w:color w:val="FF0000"/>
+                  <w:sz w:val="16"/>
+                </w:rPr>
+                <w:t xml:space="preserve">-</w:t>
+              </w:r>
+            </w:ins>
+          </w:p>
+        </w:tc>
+        <w:tc>
+          <w:tcPr>
+            <w:tcW w:type="dxa" w:w="1392"/>
+          </w:tcPr>
+          <w:p>
+            <w:ins w:id="1267" w:author="Editor Revision" w:date="2026-07-22T00:00:00Z">
+              <w:r>
+                <w:rPr>
+                  <w:color w:val="FF0000"/>
+                  <w:sz w:val="16"/>
+                </w:rPr>
+                <w:t xml:space="preserve">512</w:t>
+              </w:r>
+            </w:ins>
+          </w:p>
+        </w:tc>
+        <w:tc>
+          <w:tcPr>
+            <w:tcW w:type="dxa" w:w="1392"/>
+          </w:tcPr>
+          <w:p>
+            <w:ins w:id="1268" w:author="Editor Revision" w:date="2026-07-22T00:00:00Z">
+              <w:r>
+                <w:rPr>
+                  <w:color w:val="FF0000"/>
+                  <w:sz w:val="16"/>
+                </w:rPr>
+                <w:t xml:space="preserve">bytes</w:t>
+              </w:r>
+            </w:ins>
+          </w:p>
+        </w:tc>
+        <w:tc>
+          <w:tcPr>
+            <w:tcW w:type="dxa" w:w="1392"/>
+          </w:tcPr>
+          <w:p>
+            <w:ins w:id="1269" w:author="Editor Revision" w:date="2026-07-22T00:00:00Z">
+              <w:r>
+                <w:rPr>
+                  <w:color w:val="FF0000"/>
+                  <w:sz w:val="16"/>
+                </w:rPr>
+                <w:t xml:space="preserve">Communication</w:t>
+              </w:r>
+            </w:ins>
+          </w:p>
+        </w:tc>
+        <w:tc>
+          <w:tcPr>
+            <w:tcW w:type="dxa" w:w="1392"/>
+          </w:tcPr>
+          <w:p>
+            <w:ins w:id="1270" w:author="Editor Revision" w:date="2026-07-22T00:00:00Z">
               <w:r>
                 <w:rPr>
                   <w:color w:val="FF0000"/>
@@ -8329,13 +7627,13 @@
             <w:tcW w:type="dxa" w:w="1392"/>
           </w:tcPr>
           <w:p>
-            <w:ins w:id="1307" w:author="Editor Revision" w:date="2026-07-22T00:00:00Z">
-              <w:r>
-                <w:rPr>
-                  <w:color w:val="FF0000"/>
-                  <w:sz w:val="16"/>
-                </w:rPr>
-                <w:t xml:space="preserve">Common horizon (normalizes energy totals)</w:t>
+            <w:ins w:id="1271" w:author="Editor Revision" w:date="2026-07-22T00:00:00Z">
+              <w:r>
+                <w:rPr>
+                  <w:color w:val="FF0000"/>
+                  <w:sz w:val="16"/>
+                </w:rPr>
+                <w:t xml:space="preserve">run_communication_energy_analysis.py (assumption)</w:t>
               </w:r>
             </w:ins>
           </w:p>
@@ -8350,109 +7648,109 @@
             <w:tcW w:type="dxa" w:w="1392"/>
           </w:tcPr>
           <w:p>
-            <w:ins w:id="1308" w:author="Editor Revision" w:date="2026-07-22T00:00:00Z">
-              <w:r>
-                <w:rPr>
-                  <w:color w:val="FF0000"/>
-                  <w:sz w:val="16"/>
-                </w:rPr>
-                <w:t xml:space="preserve">Random seeds</w:t>
-              </w:r>
-            </w:ins>
-          </w:p>
-        </w:tc>
-        <w:tc>
-          <w:tcPr>
-            <w:tcW w:type="dxa" w:w="1392"/>
-          </w:tcPr>
-          <w:p>
-            <w:ins w:id="1309" w:author="Editor Revision" w:date="2026-07-22T00:00:00Z">
-              <w:r>
-                <w:rPr>
-                  <w:color w:val="FF0000"/>
-                  <w:sz w:val="16"/>
-                </w:rPr>
-                <w:t xml:space="preserve">-</w:t>
-              </w:r>
-            </w:ins>
-          </w:p>
-        </w:tc>
-        <w:tc>
-          <w:tcPr>
-            <w:tcW w:type="dxa" w:w="1392"/>
-          </w:tcPr>
-          <w:p>
-            <w:ins w:id="1310" w:author="Editor Revision" w:date="2026-07-22T00:00:00Z">
-              <w:r>
-                <w:rPr>
-                  <w:color w:val="FF0000"/>
-                  <w:sz w:val="16"/>
-                </w:rPr>
-                <w:t xml:space="preserve">30 (20260101-20260130; base + i, i = 0..29)</w:t>
-              </w:r>
-            </w:ins>
-          </w:p>
-        </w:tc>
-        <w:tc>
-          <w:tcPr>
-            <w:tcW w:type="dxa" w:w="1392"/>
-          </w:tcPr>
-          <w:p>
-            <w:ins w:id="1311" w:author="Editor Revision" w:date="2026-07-22T00:00:00Z">
-              <w:r>
-                <w:rPr>
-                  <w:color w:val="FF0000"/>
-                  <w:sz w:val="16"/>
-                </w:rPr>
-                <w:t xml:space="preserve">-</w:t>
-              </w:r>
-            </w:ins>
-          </w:p>
-        </w:tc>
-        <w:tc>
-          <w:tcPr>
-            <w:tcW w:type="dxa" w:w="1392"/>
-          </w:tcPr>
-          <w:p>
-            <w:ins w:id="1312" w:author="Editor Revision" w:date="2026-07-22T00:00:00Z">
-              <w:r>
-                <w:rPr>
-                  <w:color w:val="FF0000"/>
-                  <w:sz w:val="16"/>
-                </w:rPr>
-                <w:t xml:space="preserve">All stochastic runs</w:t>
-              </w:r>
-            </w:ins>
-          </w:p>
-        </w:tc>
-        <w:tc>
-          <w:tcPr>
-            <w:tcW w:type="dxa" w:w="1392"/>
-          </w:tcPr>
-          <w:p>
-            <w:ins w:id="1313" w:author="Editor Revision" w:date="2026-07-22T00:00:00Z">
-              <w:r>
-                <w:rPr>
-                  <w:color w:val="FF0000"/>
-                  <w:sz w:val="16"/>
-                </w:rPr>
-                <w:t xml:space="preserve">-</w:t>
-              </w:r>
-            </w:ins>
-          </w:p>
-        </w:tc>
-        <w:tc>
-          <w:tcPr>
-            <w:tcW w:type="dxa" w:w="1392"/>
-          </w:tcPr>
-          <w:p>
-            <w:ins w:id="1314" w:author="Editor Revision" w:date="2026-07-22T00:00:00Z">
-              <w:r>
-                <w:rPr>
-                  <w:color w:val="FF0000"/>
-                  <w:sz w:val="16"/>
-                </w:rPr>
-                <w:t xml:space="preserve">Reproducible seeding</w:t>
+            <w:ins w:id="1272" w:author="Editor Revision" w:date="2026-07-22T00:00:00Z">
+              <w:r>
+                <w:rPr>
+                  <w:color w:val="FF0000"/>
+                  <w:sz w:val="16"/>
+                </w:rPr>
+                <w:t xml:space="preserve">TX / RX energy per message</w:t>
+              </w:r>
+            </w:ins>
+          </w:p>
+        </w:tc>
+        <w:tc>
+          <w:tcPr>
+            <w:tcW w:type="dxa" w:w="1392"/>
+          </w:tcPr>
+          <w:p>
+            <w:ins w:id="1273" w:author="Editor Revision" w:date="2026-07-22T00:00:00Z">
+              <w:r>
+                <w:rPr>
+                  <w:color w:val="FF0000"/>
+                  <w:sz w:val="16"/>
+                </w:rPr>
+                <w:t xml:space="preserve">e_tx / e_rx</w:t>
+              </w:r>
+            </w:ins>
+          </w:p>
+        </w:tc>
+        <w:tc>
+          <w:tcPr>
+            <w:tcW w:type="dxa" w:w="1392"/>
+          </w:tcPr>
+          <w:p>
+            <w:ins w:id="1274" w:author="Editor Revision" w:date="2026-07-22T00:00:00Z">
+              <w:r>
+                <w:rPr>
+                  <w:color w:val="FF0000"/>
+                  <w:sz w:val="16"/>
+                </w:rPr>
+                <w:t xml:space="preserve">0.10 / 0.05</w:t>
+              </w:r>
+            </w:ins>
+          </w:p>
+        </w:tc>
+        <w:tc>
+          <w:tcPr>
+            <w:tcW w:type="dxa" w:w="1392"/>
+          </w:tcPr>
+          <w:p>
+            <w:ins w:id="1275" w:author="Editor Revision" w:date="2026-07-22T00:00:00Z">
+              <w:r>
+                <w:rPr>
+                  <w:color w:val="FF0000"/>
+                  <w:sz w:val="16"/>
+                </w:rPr>
+                <w:t xml:space="preserve">J/msg</w:t>
+              </w:r>
+            </w:ins>
+          </w:p>
+        </w:tc>
+        <w:tc>
+          <w:tcPr>
+            <w:tcW w:type="dxa" w:w="1392"/>
+          </w:tcPr>
+          <w:p>
+            <w:ins w:id="1276" w:author="Editor Revision" w:date="2026-07-22T00:00:00Z">
+              <w:r>
+                <w:rPr>
+                  <w:color w:val="FF0000"/>
+                  <w:sz w:val="16"/>
+                </w:rPr>
+                <w:t xml:space="preserve">Communication</w:t>
+              </w:r>
+            </w:ins>
+          </w:p>
+        </w:tc>
+        <w:tc>
+          <w:tcPr>
+            <w:tcW w:type="dxa" w:w="1392"/>
+          </w:tcPr>
+          <w:p>
+            <w:ins w:id="1277" w:author="Editor Revision" w:date="2026-07-22T00:00:00Z">
+              <w:r>
+                <w:rPr>
+                  <w:color w:val="FF0000"/>
+                  <w:sz w:val="16"/>
+                </w:rPr>
+                <w:t xml:space="preserve">Deterministic input</w:t>
+              </w:r>
+            </w:ins>
+          </w:p>
+        </w:tc>
+        <w:tc>
+          <w:tcPr>
+            <w:tcW w:type="dxa" w:w="1392"/>
+          </w:tcPr>
+          <w:p>
+            <w:ins w:id="1278" w:author="Editor Revision" w:date="2026-07-22T00:00:00Z">
+              <w:r>
+                <w:rPr>
+                  <w:color w:val="FF0000"/>
+                  <w:sz w:val="16"/>
+                </w:rPr>
+                <w:t xml:space="preserve">run_communication_energy_analysis.py; radio/NIC order-of-magnitude [11]</w:t>
               </w:r>
             </w:ins>
           </w:p>
@@ -8467,12 +7765,714 @@
             <w:tcW w:type="dxa" w:w="1392"/>
           </w:tcPr>
           <w:p>
+            <w:ins w:id="1279" w:author="Editor Revision" w:date="2026-07-22T00:00:00Z">
+              <w:r>
+                <w:rPr>
+                  <w:color w:val="FF0000"/>
+                  <w:sz w:val="16"/>
+                </w:rPr>
+                <w:t xml:space="preserve">TX / RX energy per byte</w:t>
+              </w:r>
+            </w:ins>
+          </w:p>
+        </w:tc>
+        <w:tc>
+          <w:tcPr>
+            <w:tcW w:type="dxa" w:w="1392"/>
+          </w:tcPr>
+          <w:p>
+            <w:ins w:id="1280" w:author="Editor Revision" w:date="2026-07-22T00:00:00Z">
+              <w:r>
+                <w:rPr>
+                  <w:color w:val="FF0000"/>
+                  <w:sz w:val="16"/>
+                </w:rPr>
+                <w:t xml:space="preserve">-</w:t>
+              </w:r>
+            </w:ins>
+          </w:p>
+        </w:tc>
+        <w:tc>
+          <w:tcPr>
+            <w:tcW w:type="dxa" w:w="1392"/>
+          </w:tcPr>
+          <w:p>
+            <w:ins w:id="1281" w:author="Editor Revision" w:date="2026-07-22T00:00:00Z">
+              <w:r>
+                <w:rPr>
+                  <w:color w:val="FF0000"/>
+                  <w:sz w:val="16"/>
+                </w:rPr>
+                <w:t xml:space="preserve">2×10⁻⁶ / 1×10⁻⁶</w:t>
+              </w:r>
+            </w:ins>
+          </w:p>
+        </w:tc>
+        <w:tc>
+          <w:tcPr>
+            <w:tcW w:type="dxa" w:w="1392"/>
+          </w:tcPr>
+          <w:p>
+            <w:ins w:id="1282" w:author="Editor Revision" w:date="2026-07-22T00:00:00Z">
+              <w:r>
+                <w:rPr>
+                  <w:color w:val="FF0000"/>
+                  <w:sz w:val="16"/>
+                </w:rPr>
+                <w:t xml:space="preserve">J/byte</w:t>
+              </w:r>
+            </w:ins>
+          </w:p>
+        </w:tc>
+        <w:tc>
+          <w:tcPr>
+            <w:tcW w:type="dxa" w:w="1392"/>
+          </w:tcPr>
+          <w:p>
+            <w:ins w:id="1283" w:author="Editor Revision" w:date="2026-07-22T00:00:00Z">
+              <w:r>
+                <w:rPr>
+                  <w:color w:val="FF0000"/>
+                  <w:sz w:val="16"/>
+                </w:rPr>
+                <w:t xml:space="preserve">Communication</w:t>
+              </w:r>
+            </w:ins>
+          </w:p>
+        </w:tc>
+        <w:tc>
+          <w:tcPr>
+            <w:tcW w:type="dxa" w:w="1392"/>
+          </w:tcPr>
+          <w:p>
+            <w:ins w:id="1284" w:author="Editor Revision" w:date="2026-07-22T00:00:00Z">
+              <w:r>
+                <w:rPr>
+                  <w:color w:val="FF0000"/>
+                  <w:sz w:val="16"/>
+                </w:rPr>
+                <w:t xml:space="preserve">Deterministic input</w:t>
+              </w:r>
+            </w:ins>
+          </w:p>
+        </w:tc>
+        <w:tc>
+          <w:tcPr>
+            <w:tcW w:type="dxa" w:w="1392"/>
+          </w:tcPr>
+          <w:p>
+            <w:ins w:id="1285" w:author="Editor Revision" w:date="2026-07-22T00:00:00Z">
+              <w:r>
+                <w:rPr>
+                  <w:color w:val="FF0000"/>
+                  <w:sz w:val="16"/>
+                </w:rPr>
+                <w:t xml:space="preserve">run_communication_energy_analysis.py [11]</w:t>
+              </w:r>
+            </w:ins>
+          </w:p>
+        </w:tc>
+      </w:tr>
+      <w:tr>
+        <w:trPr>
+          <w:ins w:id="1350" w:author="Editor Revision" w:date="2026-07-22T00:00:00Z"/>
+        </w:trPr>
+        <w:tc>
+          <w:tcPr>
+            <w:tcW w:type="dxa" w:w="1392"/>
+          </w:tcPr>
+          <w:p>
+            <w:ins w:id="1286" w:author="Editor Revision" w:date="2026-07-22T00:00:00Z">
+              <w:r>
+                <w:rPr>
+                  <w:color w:val="FF0000"/>
+                  <w:sz w:val="16"/>
+                </w:rPr>
+                <w:t xml:space="preserve">Nodes (comm. overlay)</w:t>
+              </w:r>
+            </w:ins>
+          </w:p>
+        </w:tc>
+        <w:tc>
+          <w:tcPr>
+            <w:tcW w:type="dxa" w:w="1392"/>
+          </w:tcPr>
+          <w:p>
+            <w:ins w:id="1287" w:author="Editor Revision" w:date="2026-07-22T00:00:00Z">
+              <w:r>
+                <w:rPr>
+                  <w:color w:val="FF0000"/>
+                  <w:sz w:val="16"/>
+                </w:rPr>
+                <w:t xml:space="preserve">-</w:t>
+              </w:r>
+            </w:ins>
+          </w:p>
+        </w:tc>
+        <w:tc>
+          <w:tcPr>
+            <w:tcW w:type="dxa" w:w="1392"/>
+          </w:tcPr>
+          <w:p>
+            <w:ins w:id="1288" w:author="Editor Revision" w:date="2026-07-22T00:00:00Z">
+              <w:r>
+                <w:rPr>
+                  <w:color w:val="FF0000"/>
+                  <w:sz w:val="16"/>
+                </w:rPr>
+                <w:t xml:space="preserve">500</w:t>
+              </w:r>
+            </w:ins>
+          </w:p>
+        </w:tc>
+        <w:tc>
+          <w:tcPr>
+            <w:tcW w:type="dxa" w:w="1392"/>
+          </w:tcPr>
+          <w:p>
+            <w:ins w:id="1289" w:author="Editor Revision" w:date="2026-07-22T00:00:00Z">
+              <w:r>
+                <w:rPr>
+                  <w:color w:val="FF0000"/>
+                  <w:sz w:val="16"/>
+                </w:rPr>
+                <w:t xml:space="preserve">nodes</w:t>
+              </w:r>
+            </w:ins>
+          </w:p>
+        </w:tc>
+        <w:tc>
+          <w:tcPr>
+            <w:tcW w:type="dxa" w:w="1392"/>
+          </w:tcPr>
+          <w:p>
+            <w:ins w:id="1290" w:author="Editor Revision" w:date="2026-07-22T00:00:00Z">
+              <w:r>
+                <w:rPr>
+                  <w:color w:val="FF0000"/>
+                  <w:sz w:val="16"/>
+                </w:rPr>
+                <w:t xml:space="preserve">Communication</w:t>
+              </w:r>
+            </w:ins>
+          </w:p>
+        </w:tc>
+        <w:tc>
+          <w:tcPr>
+            <w:tcW w:type="dxa" w:w="1392"/>
+          </w:tcPr>
+          <w:p>
+            <w:ins w:id="1291" w:author="Editor Revision" w:date="2026-07-22T00:00:00Z">
+              <w:r>
+                <w:rPr>
+                  <w:color w:val="FF0000"/>
+                  <w:sz w:val="16"/>
+                </w:rPr>
+                <w:t xml:space="preserve">Deterministic input</w:t>
+              </w:r>
+            </w:ins>
+          </w:p>
+        </w:tc>
+        <w:tc>
+          <w:tcPr>
+            <w:tcW w:type="dxa" w:w="1392"/>
+          </w:tcPr>
+          <w:p>
+            <w:ins w:id="1292" w:author="Editor Revision" w:date="2026-07-22T00:00:00Z">
+              <w:r>
+                <w:rPr>
+                  <w:color w:val="FF0000"/>
+                  <w:sz w:val="16"/>
+                </w:rPr>
+                <w:t xml:space="preserve">run_communication_energy_analysis.py</w:t>
+              </w:r>
+            </w:ins>
+          </w:p>
+        </w:tc>
+      </w:tr>
+      <w:tr>
+        <w:trPr>
+          <w:ins w:id="1351" w:author="Editor Revision" w:date="2026-07-22T00:00:00Z"/>
+        </w:trPr>
+        <w:tc>
+          <w:tcPr>
+            <w:tcW w:type="dxa" w:w="1392"/>
+          </w:tcPr>
+          <w:p>
+            <w:ins w:id="1293" w:author="Editor Revision" w:date="2026-07-22T00:00:00Z">
+              <w:r>
+                <w:rPr>
+                  <w:color w:val="FF0000"/>
+                  <w:sz w:val="16"/>
+                </w:rPr>
+                <w:t xml:space="preserve">Grid emission factor</w:t>
+              </w:r>
+            </w:ins>
+          </w:p>
+        </w:tc>
+        <w:tc>
+          <w:tcPr>
+            <w:tcW w:type="dxa" w:w="1392"/>
+          </w:tcPr>
+          <w:p>
+            <w:ins w:id="1294" w:author="Editor Revision" w:date="2026-07-22T00:00:00Z">
+              <w:r>
+                <w:rPr>
+                  <w:color w:val="FF0000"/>
+                  <w:sz w:val="16"/>
+                </w:rPr>
+                <w:t xml:space="preserve">γ</w:t>
+              </w:r>
+            </w:ins>
+          </w:p>
+        </w:tc>
+        <w:tc>
+          <w:tcPr>
+            <w:tcW w:type="dxa" w:w="1392"/>
+          </w:tcPr>
+          <w:p>
+            <w:ins w:id="1295" w:author="Editor Revision" w:date="2026-07-22T00:00:00Z">
+              <w:r>
+                <w:rPr>
+                  <w:color w:val="FF0000"/>
+                  <w:sz w:val="16"/>
+                </w:rPr>
+                <w:t xml:space="preserve">0.05 / 0.475 / 0.82 (low / average / high)</w:t>
+              </w:r>
+            </w:ins>
+          </w:p>
+        </w:tc>
+        <w:tc>
+          <w:tcPr>
+            <w:tcW w:type="dxa" w:w="1392"/>
+          </w:tcPr>
+          <w:p>
+            <w:ins w:id="1296" w:author="Editor Revision" w:date="2026-07-22T00:00:00Z">
+              <w:r>
+                <w:rPr>
+                  <w:color w:val="FF0000"/>
+                  <w:sz w:val="16"/>
+                </w:rPr>
+                <w:t xml:space="preserve">kgCO₂e/kWh</w:t>
+              </w:r>
+            </w:ins>
+          </w:p>
+        </w:tc>
+        <w:tc>
+          <w:tcPr>
+            <w:tcW w:type="dxa" w:w="1392"/>
+          </w:tcPr>
+          <w:p>
+            <w:ins w:id="1297" w:author="Editor Revision" w:date="2026-07-22T00:00:00Z">
+              <w:r>
+                <w:rPr>
+                  <w:color w:val="FF0000"/>
+                  <w:sz w:val="16"/>
+                </w:rPr>
+                <w:t xml:space="preserve">Carbon</w:t>
+              </w:r>
+            </w:ins>
+          </w:p>
+        </w:tc>
+        <w:tc>
+          <w:tcPr>
+            <w:tcW w:type="dxa" w:w="1392"/>
+          </w:tcPr>
+          <w:p>
+            <w:ins w:id="1298" w:author="Editor Revision" w:date="2026-07-22T00:00:00Z">
+              <w:r>
+                <w:rPr>
+                  <w:color w:val="FF0000"/>
+                  <w:sz w:val="16"/>
+                </w:rPr>
+                <w:t xml:space="preserve">Swept</w:t>
+              </w:r>
+            </w:ins>
+          </w:p>
+        </w:tc>
+        <w:tc>
+          <w:tcPr>
+            <w:tcW w:type="dxa" w:w="1392"/>
+          </w:tcPr>
+          <w:p>
+            <w:ins w:id="1299" w:author="Editor Revision" w:date="2026-07-22T00:00:00Z">
+              <w:r>
+                <w:rPr>
+                  <w:color w:val="FF0000"/>
+                  <w:sz w:val="16"/>
+                </w:rPr>
+                <w:t xml:space="preserve">scenarios.py GAMMA_SCENARIOS; IEA/IPCC ranges [13], [14]</w:t>
+              </w:r>
+            </w:ins>
+          </w:p>
+        </w:tc>
+      </w:tr>
+      <w:tr>
+        <w:trPr>
+          <w:ins w:id="1352" w:author="Editor Revision" w:date="2026-07-22T00:00:00Z"/>
+        </w:trPr>
+        <w:tc>
+          <w:tcPr>
+            <w:tcW w:type="dxa" w:w="1392"/>
+          </w:tcPr>
+          <w:p>
+            <w:ins w:id="1300" w:author="Editor Revision" w:date="2026-07-22T00:00:00Z">
+              <w:r>
+                <w:rPr>
+                  <w:color w:val="FF0000"/>
+                  <w:sz w:val="16"/>
+                </w:rPr>
+                <w:t xml:space="preserve">Transactions per block (normalization)</w:t>
+              </w:r>
+            </w:ins>
+          </w:p>
+        </w:tc>
+        <w:tc>
+          <w:tcPr>
+            <w:tcW w:type="dxa" w:w="1392"/>
+          </w:tcPr>
+          <w:p>
+            <w:ins w:id="1301" w:author="Editor Revision" w:date="2026-07-22T00:00:00Z">
+              <w:r>
+                <w:rPr>
+                  <w:color w:val="FF0000"/>
+                  <w:sz w:val="16"/>
+                </w:rPr>
+                <w:t xml:space="preserve">-</w:t>
+              </w:r>
+            </w:ins>
+          </w:p>
+        </w:tc>
+        <w:tc>
+          <w:tcPr>
+            <w:tcW w:type="dxa" w:w="1392"/>
+          </w:tcPr>
+          <w:p>
+            <w:ins w:id="1302" w:author="Editor Revision" w:date="2026-07-22T00:00:00Z">
+              <w:r>
+                <w:rPr>
+                  <w:color w:val="FF0000"/>
+                  <w:sz w:val="16"/>
+                </w:rPr>
+                <w:t xml:space="preserve">2000</w:t>
+              </w:r>
+            </w:ins>
+          </w:p>
+        </w:tc>
+        <w:tc>
+          <w:tcPr>
+            <w:tcW w:type="dxa" w:w="1392"/>
+          </w:tcPr>
+          <w:p>
+            <w:ins w:id="1303" w:author="Editor Revision" w:date="2026-07-22T00:00:00Z">
+              <w:r>
+                <w:rPr>
+                  <w:color w:val="FF0000"/>
+                  <w:sz w:val="16"/>
+                </w:rPr>
+                <w:t xml:space="preserve">tx/block</w:t>
+              </w:r>
+            </w:ins>
+          </w:p>
+        </w:tc>
+        <w:tc>
+          <w:tcPr>
+            <w:tcW w:type="dxa" w:w="1392"/>
+          </w:tcPr>
+          <w:p>
+            <w:ins w:id="1304" w:author="Editor Revision" w:date="2026-07-22T00:00:00Z">
+              <w:r>
+                <w:rPr>
+                  <w:color w:val="FF0000"/>
+                  <w:sz w:val="16"/>
+                </w:rPr>
+                <w:t xml:space="preserve">Carbon</w:t>
+              </w:r>
+            </w:ins>
+          </w:p>
+        </w:tc>
+        <w:tc>
+          <w:tcPr>
+            <w:tcW w:type="dxa" w:w="1392"/>
+          </w:tcPr>
+          <w:p>
+            <w:ins w:id="1305" w:author="Editor Revision" w:date="2026-07-22T00:00:00Z">
+              <w:r>
+                <w:rPr>
+                  <w:color w:val="FF0000"/>
+                  <w:sz w:val="16"/>
+                </w:rPr>
+                <w:t xml:space="preserve">Deterministic input</w:t>
+              </w:r>
+            </w:ins>
+          </w:p>
+        </w:tc>
+        <w:tc>
+          <w:tcPr>
+            <w:tcW w:type="dxa" w:w="1392"/>
+          </w:tcPr>
+          <w:p>
+            <w:ins w:id="1306" w:author="Editor Revision" w:date="2026-07-22T00:00:00Z">
+              <w:r>
+                <w:rPr>
+                  <w:color w:val="FF0000"/>
+                  <w:sz w:val="16"/>
+                </w:rPr>
+                <w:t xml:space="preserve">run_carbon_gamma_sensitivity.py (assumption)</w:t>
+              </w:r>
+            </w:ins>
+          </w:p>
+        </w:tc>
+      </w:tr>
+      <w:tr>
+        <w:trPr>
+          <w:ins w:id="1353" w:author="Editor Revision" w:date="2026-07-22T00:00:00Z"/>
+        </w:trPr>
+        <w:tc>
+          <w:tcPr>
+            <w:tcW w:type="dxa" w:w="1392"/>
+          </w:tcPr>
+          <w:p>
+            <w:ins w:id="1307" w:author="Editor Revision" w:date="2026-07-22T00:00:00Z">
+              <w:r>
+                <w:rPr>
+                  <w:color w:val="FF0000"/>
+                  <w:sz w:val="16"/>
+                </w:rPr>
+                <w:t xml:space="preserve">Simulation horizon</w:t>
+              </w:r>
+            </w:ins>
+          </w:p>
+        </w:tc>
+        <w:tc>
+          <w:tcPr>
+            <w:tcW w:type="dxa" w:w="1392"/>
+          </w:tcPr>
+          <w:p>
+            <w:ins w:id="1308" w:author="Editor Revision" w:date="2026-07-22T00:00:00Z">
+              <w:r>
+                <w:rPr>
+                  <w:color w:val="FF0000"/>
+                  <w:sz w:val="16"/>
+                </w:rPr>
+                <w:t xml:space="preserve">T</w:t>
+              </w:r>
+            </w:ins>
+          </w:p>
+        </w:tc>
+        <w:tc>
+          <w:tcPr>
+            <w:tcW w:type="dxa" w:w="1392"/>
+          </w:tcPr>
+          <w:p>
+            <w:ins w:id="1309" w:author="Editor Revision" w:date="2026-07-22T00:00:00Z">
+              <w:r>
+                <w:rPr>
+                  <w:color w:val="FF0000"/>
+                  <w:sz w:val="16"/>
+                </w:rPr>
+                <w:t xml:space="preserve">86,400 (24 h)</w:t>
+              </w:r>
+            </w:ins>
+          </w:p>
+        </w:tc>
+        <w:tc>
+          <w:tcPr>
+            <w:tcW w:type="dxa" w:w="1392"/>
+          </w:tcPr>
+          <w:p>
+            <w:ins w:id="1310" w:author="Editor Revision" w:date="2026-07-22T00:00:00Z">
+              <w:r>
+                <w:rPr>
+                  <w:color w:val="FF0000"/>
+                  <w:sz w:val="16"/>
+                </w:rPr>
+                <w:t xml:space="preserve">s</w:t>
+              </w:r>
+            </w:ins>
+          </w:p>
+        </w:tc>
+        <w:tc>
+          <w:tcPr>
+            <w:tcW w:type="dxa" w:w="1392"/>
+          </w:tcPr>
+          <w:p>
+            <w:ins w:id="1311" w:author="Editor Revision" w:date="2026-07-22T00:00:00Z">
+              <w:r>
+                <w:rPr>
+                  <w:color w:val="FF0000"/>
+                  <w:sz w:val="16"/>
+                </w:rPr>
+                <w:t xml:space="preserve">All models</w:t>
+              </w:r>
+            </w:ins>
+          </w:p>
+        </w:tc>
+        <w:tc>
+          <w:tcPr>
+            <w:tcW w:type="dxa" w:w="1392"/>
+          </w:tcPr>
+          <w:p>
+            <w:ins w:id="1312" w:author="Editor Revision" w:date="2026-07-22T00:00:00Z">
+              <w:r>
+                <w:rPr>
+                  <w:color w:val="FF0000"/>
+                  <w:sz w:val="16"/>
+                </w:rPr>
+                <w:t xml:space="preserve">Deterministic input</w:t>
+              </w:r>
+            </w:ins>
+          </w:p>
+        </w:tc>
+        <w:tc>
+          <w:tcPr>
+            <w:tcW w:type="dxa" w:w="1392"/>
+          </w:tcPr>
+          <w:p>
+            <w:ins w:id="1313" w:author="Editor Revision" w:date="2026-07-22T00:00:00Z">
+              <w:r>
+                <w:rPr>
+                  <w:color w:val="FF0000"/>
+                  <w:sz w:val="16"/>
+                </w:rPr>
+                <w:t xml:space="preserve">experiment scripts (common horizon)</w:t>
+              </w:r>
+            </w:ins>
+          </w:p>
+        </w:tc>
+      </w:tr>
+      <w:tr>
+        <w:trPr>
+          <w:ins w:id="1354" w:author="Editor Revision" w:date="2026-07-22T00:00:00Z"/>
+        </w:trPr>
+        <w:tc>
+          <w:tcPr>
+            <w:tcW w:type="dxa" w:w="1392"/>
+          </w:tcPr>
+          <w:p>
+            <w:ins w:id="1314" w:author="Editor Revision" w:date="2026-07-22T00:00:00Z">
+              <w:r>
+                <w:rPr>
+                  <w:color w:val="FF0000"/>
+                  <w:sz w:val="16"/>
+                </w:rPr>
+                <w:t xml:space="preserve">Random seeds</w:t>
+              </w:r>
+            </w:ins>
+          </w:p>
+        </w:tc>
+        <w:tc>
+          <w:tcPr>
+            <w:tcW w:type="dxa" w:w="1392"/>
+          </w:tcPr>
+          <w:p>
             <w:ins w:id="1315" w:author="Editor Revision" w:date="2026-07-22T00:00:00Z">
               <w:r>
                 <w:rPr>
                   <w:color w:val="FF0000"/>
                   <w:sz w:val="16"/>
                 </w:rPr>
+                <w:t xml:space="preserve">-</w:t>
+              </w:r>
+            </w:ins>
+          </w:p>
+        </w:tc>
+        <w:tc>
+          <w:tcPr>
+            <w:tcW w:type="dxa" w:w="1392"/>
+          </w:tcPr>
+          <w:p>
+            <w:ins w:id="1316" w:author="Editor Revision" w:date="2026-07-22T00:00:00Z">
+              <w:r>
+                <w:rPr>
+                  <w:color w:val="FF0000"/>
+                  <w:sz w:val="16"/>
+                </w:rPr>
+                <w:t xml:space="preserve">30 (20260101-20260130; base + i, i = 0..29)</w:t>
+              </w:r>
+            </w:ins>
+          </w:p>
+        </w:tc>
+        <w:tc>
+          <w:tcPr>
+            <w:tcW w:type="dxa" w:w="1392"/>
+          </w:tcPr>
+          <w:p>
+            <w:ins w:id="1317" w:author="Editor Revision" w:date="2026-07-22T00:00:00Z">
+              <w:r>
+                <w:rPr>
+                  <w:color w:val="FF0000"/>
+                  <w:sz w:val="16"/>
+                </w:rPr>
+                <w:t xml:space="preserve">-</w:t>
+              </w:r>
+            </w:ins>
+          </w:p>
+        </w:tc>
+        <w:tc>
+          <w:tcPr>
+            <w:tcW w:type="dxa" w:w="1392"/>
+          </w:tcPr>
+          <w:p>
+            <w:ins w:id="1318" w:author="Editor Revision" w:date="2026-07-22T00:00:00Z">
+              <w:r>
+                <w:rPr>
+                  <w:color w:val="FF0000"/>
+                  <w:sz w:val="16"/>
+                </w:rPr>
+                <w:t xml:space="preserve">All stochastic runs</w:t>
+              </w:r>
+            </w:ins>
+          </w:p>
+        </w:tc>
+        <w:tc>
+          <w:tcPr>
+            <w:tcW w:type="dxa" w:w="1392"/>
+          </w:tcPr>
+          <w:p>
+            <w:ins w:id="1319" w:author="Editor Revision" w:date="2026-07-22T00:00:00Z">
+              <w:r>
+                <w:rPr>
+                  <w:color w:val="FF0000"/>
+                  <w:sz w:val="16"/>
+                </w:rPr>
+                <w:t xml:space="preserve">-</w:t>
+              </w:r>
+            </w:ins>
+          </w:p>
+        </w:tc>
+        <w:tc>
+          <w:tcPr>
+            <w:tcW w:type="dxa" w:w="1392"/>
+          </w:tcPr>
+          <w:p>
+            <w:ins w:id="1320" w:author="Editor Revision" w:date="2026-07-22T00:00:00Z">
+              <w:r>
+                <w:rPr>
+                  <w:color w:val="FF0000"/>
+                  <w:sz w:val="16"/>
+                </w:rPr>
+                <w:t xml:space="preserve">_common.py N_SEEDS, SEED_BASE</w:t>
+              </w:r>
+            </w:ins>
+          </w:p>
+        </w:tc>
+      </w:tr>
+      <w:tr>
+        <w:trPr>
+          <w:ins w:id="1355" w:author="Editor Revision" w:date="2026-07-22T00:00:00Z"/>
+        </w:trPr>
+        <w:tc>
+          <w:tcPr>
+            <w:tcW w:type="dxa" w:w="1392"/>
+          </w:tcPr>
+          <w:p>
+            <w:ins w:id="1321" w:author="Editor Revision" w:date="2026-07-22T00:00:00Z">
+              <w:r>
+                <w:rPr>
+                  <w:color w:val="FF0000"/>
+                  <w:sz w:val="16"/>
+                </w:rPr>
                 <w:t xml:space="preserve">Confidence interval</w:t>
               </w:r>
             </w:ins>
@@ -8483,7 +8483,7 @@
             <w:tcW w:type="dxa" w:w="1392"/>
           </w:tcPr>
           <w:p>
-            <w:ins w:id="1316" w:author="Editor Revision" w:date="2026-07-22T00:00:00Z">
+            <w:ins w:id="1322" w:author="Editor Revision" w:date="2026-07-22T00:00:00Z">
               <w:r>
                 <w:rPr>
                   <w:color w:val="FF0000"/>
@@ -8499,7 +8499,7 @@
             <w:tcW w:type="dxa" w:w="1392"/>
           </w:tcPr>
           <w:p>
-            <w:ins w:id="1317" w:author="Editor Revision" w:date="2026-07-22T00:00:00Z">
+            <w:ins w:id="1323" w:author="Editor Revision" w:date="2026-07-22T00:00:00Z">
               <w:r>
                 <w:rPr>
                   <w:color w:val="FF0000"/>
@@ -8515,7 +8515,7 @@
             <w:tcW w:type="dxa" w:w="1392"/>
           </w:tcPr>
           <w:p>
-            <w:ins w:id="1318" w:author="Editor Revision" w:date="2026-07-22T00:00:00Z">
+            <w:ins w:id="1324" w:author="Editor Revision" w:date="2026-07-22T00:00:00Z">
               <w:r>
                 <w:rPr>
                   <w:color w:val="FF0000"/>
@@ -8531,7 +8531,7 @@
             <w:tcW w:type="dxa" w:w="1392"/>
           </w:tcPr>
           <w:p>
-            <w:ins w:id="1319" w:author="Editor Revision" w:date="2026-07-22T00:00:00Z">
+            <w:ins w:id="1325" w:author="Editor Revision" w:date="2026-07-22T00:00:00Z">
               <w:r>
                 <w:rPr>
                   <w:color w:val="FF0000"/>
@@ -8547,7 +8547,7 @@
             <w:tcW w:type="dxa" w:w="1392"/>
           </w:tcPr>
           <w:p>
-            <w:ins w:id="1320" w:author="Editor Revision" w:date="2026-07-22T00:00:00Z">
+            <w:ins w:id="1326" w:author="Editor Revision" w:date="2026-07-22T00:00:00Z">
               <w:r>
                 <w:rPr>
                   <w:color w:val="FF0000"/>
@@ -8563,13 +8563,13 @@
             <w:tcW w:type="dxa" w:w="1392"/>
           </w:tcPr>
           <w:p>
-            <w:ins w:id="1321" w:author="Editor Revision" w:date="2026-07-22T00:00:00Z">
-              <w:r>
-                <w:rPr>
-                  <w:color w:val="FF0000"/>
-                  <w:sz w:val="16"/>
-                </w:rPr>
-                <w:t xml:space="preserve">Across-seed CI of the mean</w:t>
+            <w:ins w:id="1327" w:author="Editor Revision" w:date="2026-07-22T00:00:00Z">
+              <w:r>
+                <w:rPr>
+                  <w:color w:val="FF0000"/>
+                  <w:sz w:val="16"/>
+                </w:rPr>
+                <w:t xml:space="preserve">scenarios.py ci95_halfwidth</w:t>
               </w:r>
             </w:ins>
           </w:p>
@@ -8580,7 +8580,7 @@
       <w:pPr>
         <w:pStyle w:val="RSR"/>
       </w:pPr>
-      <w:ins w:id="1351" w:author="Editor Revision" w:date="2026-07-22T00:00:00Z">
+      <w:ins w:id="1357" w:author="Editor Revision" w:date="2026-07-22T00:00:00Z">
         <w:r>
           <w:rPr>
             <w:color w:val="FF0000"/>
@@ -8679,7 +8679,7 @@
           <w:rPr>
             <w:color w:val="FF0000"/>
           </w:rPr>
-          <w:t xml:space="preserve">The primary evaluation uses the economically driven Proof-of-Work model (Section D) with a ten-minute (600 s) target block interval, together with the validator-count Proof-of-Stake model (Section E). Transaction workloads are modelled as a Poisson process, a common assumption in blockchain performance studies [4], [17]. To assess scaling behaviour, the miner population is varied over {50, 100, 500, 1000} and the validator population over {100, 500, 1000, 5000} while the simulation horizon is held fixed at 24 hours; additional sensitivity sweeps vary the coin price, block reward, and electricity price for PoW and the hardware class and uptime for PoS. All parameter values are consolidated in Table 1.</w:t>
+          <w:t xml:space="preserve">The primary evaluation uses the economic Proof-of-Work model (Section D; 600 s block interval) and the validator-count Proof-of-Stake model (Section E), with Poisson transaction workloads [4], [17]. Miner counts {50, 100, 500, 1000} and validator counts {100, 500, 1000, 5000} are swept over a fixed 24-hour horizon, together with sweeps of coin price, block reward, and electricity price for PoW and hardware class and uptime for PoS. Table 1 lists all parameters.</w:t>
         </w:r>
       </w:ins>
     </w:p>
@@ -8733,7 +8733,7 @@
           <w:rPr>
             <w:color w:val="FF0000"/>
           </w:rPr>
-          <w:t xml:space="preserve">Energy consumption is computed at runtime from the consensus-aware models: Proof-of-Work energy from the economic model (Eqs. 5-7), driven by the block reward, coin price, electricity price, hardware efficiency, and the electricity-spend ratio κ, and Proof-of-Stake energy from the validator-count model (Eq. 8). Carbon emissions are computed with the configurable emission factor γ, varied across low, average, and high grid scenarios (see Results) rather than held fixed, following established blockchain carbon-footprint analyses [3]. Concretely, carbon is derived via the standard emission-factor formulation (electricity use × emission factor), consistent with common GHG accounting practice.</w:t>
+          <w:t xml:space="preserve">PoW energy is computed from the economic model (Eqs. 5-7) and PoS energy from the validator-count model (Eq. 8); carbon uses the emission factor γ across low, average, and high grids (see Results), following [3].</w:t>
         </w:r>
       </w:ins>
     </w:p>
@@ -8763,7 +8763,7 @@
       <w:pPr>
         <w:pStyle w:val="Heading2"/>
       </w:pPr>
-      <w:ins w:id="1352" w:author="Editor Revision" w:date="2026-07-22T00:00:00Z">
+      <w:ins w:id="1358" w:author="Editor Revision" w:date="2026-07-22T00:00:00Z">
         <w:r>
           <w:rPr>
             <w:color w:val="FF0000"/>
@@ -8776,12 +8776,12 @@
       <w:pPr>
         <w:pStyle w:val="RSR"/>
       </w:pPr>
-      <w:ins w:id="1353" w:author="Editor Revision" w:date="2026-07-22T00:00:00Z">
+      <w:ins w:id="1359" w:author="Editor Revision" w:date="2026-07-22T00:00:00Z">
         <w:r>
           <w:rPr>
             <w:color w:val="FF0000"/>
           </w:rPr>
-          <w:t xml:space="preserve">The consensus-aware energy equations (Sections D and E) are deterministic in their inputs: for fixed power and horizon a configuration reproduces the closed-form E = P·T exactly (maximum relative error 0.00 across the fixed-power sanity check). The reported 30-seed confidence intervals therefore do not arise from the closed-form expressions themselves, but from scenario-level stochasticity in the inputs a protocol designer cannot fix exactly. For Proof-of-Work, each seed draws the number of blocks realized in the horizon from a Poisson distribution around the horizon divided by the target block interval, and applies independent Gaussian jitter to the coin price (standard deviation 5%) and to the average transaction fees (standard deviation 40%); hashpower shares are drawn from a Dirichlet(1,…,1) distribution, which affects the per-miner allocation. For Proof-of-Stake, each seed applies Gaussian jitter to per-validator power (standard deviation 10%) and uptime (standard deviation 1%). Each of the 30 seeds (20260101-20260130, generated deterministically as base + i, i = 0..29) drives one independent realization, and the reported intervals are Student-t 95% confidence intervals of the mean across seeds. Purely deterministic quantities - such as the fixed-power check E = P·T - reproduce identically across seeds and are reported as exact values without confidence intervals.</w:t>
+          <w:t xml:space="preserve">The energy equations (Sections D and E) are deterministic in their inputs; a fixed-power configuration reproduces E = P·T exactly (maximum relative error 0.00). The 30-seed confidence intervals arise solely from scenario inputs that vary across seeds in the released code (Models/Energy/scenarios.py): for PoW, a Poisson block count and Gaussian jitter on coin price (σ = 5%) and transaction fees (σ = 40%), with Dirichlet hashpower shares; for PoS, Gaussian jitter on per-validator power (σ = 10%) and uptime (σ = 1%). Intervals are Student-t 95% across the 30 seeds (20260101-20260130); deterministic quantities are reported as exact values without intervals.</w:t>
         </w:r>
       </w:ins>
     </w:p>
@@ -8850,7 +8850,7 @@
           <w:delText xml:space="preserve"> enables meaningful sustainability analysis while </w:delText>
         </w:r>
       </w:del>
-      <w:del w:id="1105" w:author="Editor Revision" w:date="2026-07-22T00:00:00Z">
+      <w:del w:id="1111" w:author="Editor Revision" w:date="2026-07-22T00:00:00Z">
         <w:r>
           <w:rPr>
             <w:noProof/>
@@ -9022,7 +9022,7 @@
           </mc:AlternateContent>
         </w:r>
       </w:del>
-      <w:del w:id="1108" w:author="Editor Revision" w:date="2026-07-22T00:00:00Z">
+      <w:del w:id="1114" w:author="Editor Revision" w:date="2026-07-22T00:00:00Z">
         <w:r>
           <w:rPr>
             <w:noProof/>
@@ -9084,7 +9084,7 @@
           </w:drawing>
         </w:r>
       </w:del>
-      <w:del w:id="1106" w:author="Editor Revision" w:date="2026-07-22T00:00:00Z">
+      <w:del w:id="1112" w:author="Editor Revision" w:date="2026-07-22T00:00:00Z">
         <w:r>
           <w:rPr>
             <w:noProof/>
@@ -9251,7 +9251,7 @@
           </mc:AlternateContent>
         </w:r>
       </w:del>
-      <w:del w:id="1109" w:author="Editor Revision" w:date="2026-07-22T00:00:00Z">
+      <w:del w:id="1115" w:author="Editor Revision" w:date="2026-07-22T00:00:00Z">
         <w:r>
           <w:rPr>
             <w:noProof/>
@@ -9499,12 +9499,12 @@
                                 <w:spacing w:val="-1"/>
                               </w:rPr>
                             </w:pPr>
-                            <w:del w:id="1110" w:author="Editor Revision" w:date="2026-07-22T00:00:00Z">
+                            <w:del w:id="1116" w:author="Editor Revision" w:date="2026-07-22T00:00:00Z">
                               <w:r>
                                 <w:delText xml:space="preserve">Figure 4.</w:delText>
                               </w:r>
                             </w:del>
-                            <w:ins w:id="1111" w:author="Editor Revision" w:date="2026-07-22T00:00:00Z">
+                            <w:ins w:id="1117" w:author="Editor Revision" w:date="2026-07-22T00:00:00Z">
                               <w:r>
                                 <w:rPr>
                                   <w:color w:val="FF0000"/>
@@ -9555,12 +9555,12 @@
                           <w:spacing w:val="-1"/>
                         </w:rPr>
                       </w:pPr>
-                      <w:del w:id="1112" w:author="Editor Revision" w:date="2026-07-22T00:00:00Z">
+                      <w:del w:id="1118" w:author="Editor Revision" w:date="2026-07-22T00:00:00Z">
                         <w:r>
                           <w:delText xml:space="preserve">Figure 4.</w:delText>
                         </w:r>
                       </w:del>
-                      <w:ins w:id="1113" w:author="Editor Revision" w:date="2026-07-22T00:00:00Z">
+                      <w:ins w:id="1119" w:author="Editor Revision" w:date="2026-07-22T00:00:00Z">
                         <w:r>
                           <w:rPr>
                             <w:color w:val="FF0000"/>
@@ -9679,7 +9679,7 @@
           <w:rPr>
             <w:color w:val="FF0000"/>
           </w:rPr>
-          <w:t xml:space="preserve">Network energy scales linearly with coin price, rising from 155.8 GWh at 20,000 USD/coin to 779.1 GWh at 100,000 USD/coin, and inversely with electricity price, confirming the economic argument of Section D. Increasing the number of participating miners therefore redistributes a fixed, economically bounded energy budget rather than increasing it, correcting the common misconception that Proof-of-Work energy grows with the raw miner count. These absolute magnitudes are scenario-based model outputs for the chosen economic assumptions, not real-world measurements of any specific cryptocurrency. Figure 1 summarizes the sensitivity of PoW network energy to the number of miners: the network total is invariant to miner count, while the mean per-miner energy falls approximately as 1/N.</w:t>
+          <w:t xml:space="preserve">Network energy scales linearly with coin price - from 155.8 GWh at 20,000 USD/coin to 779.1 GWh at 100,000 USD/coin - and inversely with electricity price, confirming the economic argument of Section D. Increasing the miner count redistributes this economically bounded budget rather than enlarging it. These magnitudes are scenario-based model outputs, not measurements of any specific cryptocurrency (Figure 1).</w:t>
         </w:r>
       </w:ins>
     </w:p>
@@ -9756,12 +9756,12 @@
                                 <w:spacing w:val="-1"/>
                               </w:rPr>
                             </w:pPr>
-                            <w:del w:id="1114" w:author="Editor Revision" w:date="2026-07-22T00:00:00Z">
+                            <w:del w:id="1120" w:author="Editor Revision" w:date="2026-07-22T00:00:00Z">
                               <w:r>
                                 <w:delText xml:space="preserve">Figure 5.</w:delText>
                               </w:r>
                             </w:del>
-                            <w:ins w:id="1115" w:author="Editor Revision" w:date="2026-07-22T00:00:00Z">
+                            <w:ins w:id="1121" w:author="Editor Revision" w:date="2026-07-22T00:00:00Z">
                               <w:r>
                                 <w:rPr>
                                   <w:color w:val="FF0000"/>
@@ -9816,12 +9816,12 @@
                           <w:spacing w:val="-1"/>
                         </w:rPr>
                       </w:pPr>
-                      <w:del w:id="1116" w:author="Editor Revision" w:date="2026-07-22T00:00:00Z">
+                      <w:del w:id="1122" w:author="Editor Revision" w:date="2026-07-22T00:00:00Z">
                         <w:r>
                           <w:delText xml:space="preserve">Figure 5.</w:delText>
                         </w:r>
                       </w:del>
-                      <w:ins w:id="1117" w:author="Editor Revision" w:date="2026-07-22T00:00:00Z">
+                      <w:ins w:id="1123" w:author="Editor Revision" w:date="2026-07-22T00:00:00Z">
                         <w:r>
                           <w:rPr>
                             <w:color w:val="FF0000"/>
@@ -10098,12 +10098,12 @@
                                 <w:spacing w:val="-1"/>
                               </w:rPr>
                             </w:pPr>
-                            <w:del w:id="1118" w:author="Editor Revision" w:date="2026-07-22T00:00:00Z">
+                            <w:del w:id="1124" w:author="Editor Revision" w:date="2026-07-22T00:00:00Z">
                               <w:r>
                                 <w:delText xml:space="preserve">Figure 6.</w:delText>
                               </w:r>
                             </w:del>
-                            <w:ins w:id="1119" w:author="Editor Revision" w:date="2026-07-22T00:00:00Z">
+                            <w:ins w:id="1125" w:author="Editor Revision" w:date="2026-07-22T00:00:00Z">
                               <w:r>
                                 <w:rPr>
                                   <w:color w:val="FF0000"/>
@@ -10150,12 +10150,12 @@
                           <w:spacing w:val="-1"/>
                         </w:rPr>
                       </w:pPr>
-                      <w:del w:id="1120" w:author="Editor Revision" w:date="2026-07-22T00:00:00Z">
+                      <w:del w:id="1126" w:author="Editor Revision" w:date="2026-07-22T00:00:00Z">
                         <w:r>
                           <w:delText xml:space="preserve">Figure 6.</w:delText>
                         </w:r>
                       </w:del>
-                      <w:ins w:id="1121" w:author="Editor Revision" w:date="2026-07-22T00:00:00Z">
+                      <w:ins w:id="1127" w:author="Editor Revision" w:date="2026-07-22T00:00:00Z">
                         <w:r>
                           <w:rPr>
                             <w:color w:val="FF0000"/>
@@ -10702,7 +10702,7 @@
           <w:rPr>
             <w:color w:val="FF0000"/>
           </w:rPr>
-          <w:t xml:space="preserve">A key methodological observation is that Proof-of-Work energy and CO₂ outcomes depend critically on how mining power is modelled. A naïve fixed-power baseline that assigns a constant wattage to every miner makes total network power scale directly with miner count; this is the intuitive but misleading picture that motivated the economic model, because it conflates a growing mining industry (more miners ⇒ more total watts) with the economically constrained reality in which rational miners collectively spend only up to the fiat value of the block reward. The economic Proof-of-Work model adopted here instead makes total network energy invariant to miner count and driven by coin price, reward, and electricity price (Section D; Figure 1). We therefore report PoW energy through the economic model and treat the fixed-power, per-miner picture only as a conceptual contrast, not as a network-level estimate.</w:t>
+          <w:t xml:space="preserve">A key methodological point is that Proof-of-Work energy depends on how mining power is modelled. A naïve fixed-power baseline, assigning a constant wattage per miner, makes total power grow with miner count - the intuitive but misleading picture the economic model corrects, since rational miners collectively spend only up to the fiat value of the block reward. We therefore report PoW energy through the economic model (Section D; Figure 1) and use the fixed-power picture only as a labelled contrast, not a network-level estimate.</w:t>
         </w:r>
       </w:ins>
     </w:p>
@@ -10764,12 +10764,12 @@
                                 <w:spacing w:val="-1"/>
                               </w:rPr>
                             </w:pPr>
-                            <w:del w:id="1122" w:author="Editor Revision" w:date="2026-07-22T00:00:00Z">
+                            <w:del w:id="1128" w:author="Editor Revision" w:date="2026-07-22T00:00:00Z">
                               <w:r>
                                 <w:delText xml:space="preserve">Figure 7.</w:delText>
                               </w:r>
                             </w:del>
-                            <w:ins w:id="1123" w:author="Editor Revision" w:date="2026-07-22T00:00:00Z">
+                            <w:ins w:id="1129" w:author="Editor Revision" w:date="2026-07-22T00:00:00Z">
                               <w:r>
                                 <w:rPr>
                                   <w:color w:val="FF0000"/>
@@ -10816,12 +10816,12 @@
                           <w:spacing w:val="-1"/>
                         </w:rPr>
                       </w:pPr>
-                      <w:del w:id="1124" w:author="Editor Revision" w:date="2026-07-22T00:00:00Z">
+                      <w:del w:id="1130" w:author="Editor Revision" w:date="2026-07-22T00:00:00Z">
                         <w:r>
                           <w:delText xml:space="preserve">Figure 7.</w:delText>
                         </w:r>
                       </w:del>
-                      <w:ins w:id="1125" w:author="Editor Revision" w:date="2026-07-22T00:00:00Z">
+                      <w:ins w:id="1131" w:author="Editor Revision" w:date="2026-07-22T00:00:00Z">
                         <w:r>
                           <w:rPr>
                             <w:color w:val="FF0000"/>
@@ -11686,12 +11686,16 @@
           <w:t>https://doi.org/10.1109/WETSEB.2019.00009</w:t>
         </w:r>
       </w:hyperlink>
-      <w:r>
-        <w:t xml:space="preserve"> </w:t>
-      </w:r>
-      <w:r>
-        <w:t>.</w:t>
-      </w:r>
+      <w:del w:id="1104" w:author="Editor Revision" w:date="2026-07-22T00:00:00Z">
+        <w:r>
+          <w:delText xml:space="preserve"> </w:delText>
+        </w:r>
+      </w:del>
+      <w:del w:id="1105" w:author="Editor Revision" w:date="2026-07-22T00:00:00Z">
+        <w:r>
+          <w:delText xml:space="preserve">.</w:delText>
+        </w:r>
+      </w:del>
     </w:p>
     <w:p>
       <w:pPr>
@@ -11825,9 +11829,19 @@
         <w:ind w:left="360" w:firstLine="0"/>
       </w:pPr>
       <w:proofErr w:type="gramStart"/>
-      <w:r>
-        <w:t>Website:</w:t>
-      </w:r>
+      <w:del w:id="1109" w:author="Editor Revision" w:date="2026-07-22T00:00:00Z">
+        <w:r>
+          <w:delText xml:space="preserve">Website:</w:delText>
+        </w:r>
+      </w:del>
+      <w:ins w:id="1108" w:author="Editor Revision" w:date="2026-07-22T00:00:00Z">
+        <w:r>
+          <w:rPr>
+            <w:color w:val="FF0000"/>
+          </w:rPr>
+          <w:t xml:space="preserve">Available: </w:t>
+        </w:r>
+      </w:ins>
       <w:r>
         <w:rPr>
           <w:i/>
@@ -11961,12 +11975,16 @@
           <w:t>https://doi.org/10.1007/978-3-662-53357-4_8</w:t>
         </w:r>
       </w:hyperlink>
-      <w:r>
-        <w:t xml:space="preserve"> </w:t>
-      </w:r>
-      <w:r>
-        <w:t>.</w:t>
-      </w:r>
+      <w:del w:id="1106" w:author="Editor Revision" w:date="2026-07-22T00:00:00Z">
+        <w:r>
+          <w:delText xml:space="preserve"> </w:delText>
+        </w:r>
+      </w:del>
+      <w:del w:id="1107" w:author="Editor Revision" w:date="2026-07-22T00:00:00Z">
+        <w:r>
+          <w:delText xml:space="preserve">.</w:delText>
+        </w:r>
+      </w:del>
     </w:p>
     <w:p>
       <w:pPr>
